--- a/Reportes/2026-06/Informe_Mensual_2026-06.docx
+++ b/Reportes/2026-06/Informe_Mensual_2026-06.docx
@@ -111,7 +111,7 @@
           <w:sz w:val="22"/>
           <w:szCs w:val="22"/>
         </w:rPr>
-        <w:pict>
+        <w:pict w14:anchorId="68B398ED">
           <v:rect id="_x0000_i1025" style="width:0;height:1.5pt" o:hralign="center" o:hrstd="t" o:hr="t" fillcolor="#a0a0a0" stroked="f"/>
         </w:pict>
       </w:r>
@@ -145,7 +145,38 @@
           <w:sz w:val="22"/>
           <w:szCs w:val="22"/>
         </w:rPr>
-        <w:t>Durante junio de 2026 el trabajo deberá concentrarse en consolidar el cierre trimestral de las líneas de trabajo documentadas desde abril y desarrolladas operativamente durante mayo. Este informe corresponde exclusivamente al mes de junio y, por tanto, debe funcionar como documento de cierre, síntesis comparativa y consolidación de evidencia acumulada del trimestre.</w:t>
+        <w:t xml:space="preserve">Durante junio de 2026, el trabajo se concentró en consolidar el cierre trimestral de las cinco líneas de trabajo del proyecto. Se ha concluido con la estabilización, el pase a producción y la entrega formal del proyecto principal </w:t>
+      </w:r>
+      <w:r>
+        <w:rPr>
+          <w:rStyle w:val="Fuerte"/>
+          <w:rFonts w:ascii="Calibri" w:hAnsi="Calibri" w:cs="Calibri"/>
+          <w:sz w:val="22"/>
+          <w:szCs w:val="22"/>
+        </w:rPr>
+        <w:t>MUSEMS</w:t>
+      </w:r>
+      <w:r>
+        <w:rPr>
+          <w:rFonts w:ascii="Calibri" w:hAnsi="Calibri" w:cs="Calibri"/>
+          <w:sz w:val="22"/>
+          <w:szCs w:val="22"/>
+        </w:rPr>
+        <w:t xml:space="preserve"> (Plataforma de Inteligencia Analítica), alcanzando su estado *Release Candidate 1 (RC1)* el 18 de junio, integrado a la rama </w:t>
+      </w:r>
+      <w:r>
+        <w:rPr>
+          <w:rStyle w:val="CdigoHTML"/>
+        </w:rPr>
+        <w:t>main</w:t>
+      </w:r>
+      <w:r>
+        <w:rPr>
+          <w:rFonts w:ascii="Calibri" w:hAnsi="Calibri" w:cs="Calibri"/>
+          <w:sz w:val="22"/>
+          <w:szCs w:val="22"/>
+        </w:rPr>
+        <w:t xml:space="preserve"> y desplegado en QA.</w:t>
       </w:r>
     </w:p>
     <w:p>
@@ -163,7 +194,24 @@
           <w:sz w:val="22"/>
           <w:szCs w:val="22"/>
         </w:rPr>
-        <w:t>El enfoque del mes debe orientarse a la consolidación final de evidencias, comparativos, recomendaciones y decisiones técnicas sobre las cinco líneas de trabajo del contrato: proyecto Vida Saludable, rendimiento de bases de datos, monitoreo y alertamiento, preparación de datos para inteligencia artificial y procesos ETL/ELT.</w:t>
+        <w:t xml:space="preserve">Respecto al proyecto </w:t>
+      </w:r>
+      <w:r>
+        <w:rPr>
+          <w:rStyle w:val="Fuerte"/>
+          <w:rFonts w:ascii="Calibri" w:hAnsi="Calibri" w:cs="Calibri"/>
+          <w:sz w:val="22"/>
+          <w:szCs w:val="22"/>
+        </w:rPr>
+        <w:t>Vida Saludable (Fase 2)</w:t>
+      </w:r>
+      <w:r>
+        <w:rPr>
+          <w:rFonts w:ascii="Calibri" w:hAnsi="Calibri" w:cs="Calibri"/>
+          <w:sz w:val="22"/>
+          <w:szCs w:val="22"/>
+        </w:rPr>
+        <w:t xml:space="preserve">, su línea base quedó cerrada y validada en mayo tras la pausa declarada, manteniendo el estado de infraestructura y migración listos para cuando se decida su reinicio operativo. </w:t>
       </w:r>
     </w:p>
     <w:p>
@@ -181,7 +229,7 @@
           <w:sz w:val="22"/>
           <w:szCs w:val="22"/>
         </w:rPr>
-        <w:t>Como criterio editorial para evitar confusiones entre meses, en junio debe privilegiarse el registro de resultados consolidados, comparativos abril-mayo-junio, cierre de pendientes, riesgos remanentes y recomendaciones finales del trimestre.</w:t>
+        <w:t>El presente informe consolida los resultados observados, las remediaciones de seguridad estructurales implementadas y el establecimiento de pipelines DevSecOps para la verificación técnica, asegurando el cumplimiento de los hitos trimestrales.</w:t>
       </w:r>
     </w:p>
     <w:p>
@@ -195,7 +243,7 @@
         <w:rPr>
           <w:rFonts w:ascii="Calibri" w:eastAsia="Times New Roman" w:hAnsi="Calibri" w:cs="Calibri"/>
         </w:rPr>
-        <w:t>2. Enfoque del Mes de Junio</w:t>
+        <w:t>2. Consolidación del Trimestre (Abril - Junio)</w:t>
       </w:r>
     </w:p>
     <w:p>
@@ -209,25 +257,7 @@
         <w:rPr>
           <w:rFonts w:ascii="Calibri" w:eastAsia="Times New Roman" w:hAnsi="Calibri" w:cs="Calibri"/>
         </w:rPr>
-        <w:t>2.1 Separación respecto de abril y mayo</w:t>
-      </w:r>
-    </w:p>
-    <w:p>
-      <w:pPr>
-        <w:pStyle w:val="NormalWeb"/>
-        <w:rPr>
-          <w:rFonts w:ascii="Calibri" w:hAnsi="Calibri" w:cs="Calibri"/>
-          <w:sz w:val="22"/>
-          <w:szCs w:val="22"/>
-        </w:rPr>
-      </w:pPr>
-      <w:r>
-        <w:rPr>
-          <w:rFonts w:ascii="Calibri" w:hAnsi="Calibri" w:cs="Calibri"/>
-          <w:sz w:val="22"/>
-          <w:szCs w:val="22"/>
-        </w:rPr>
-        <w:t>Abril debe entenderse como el mes de línea base y mayo como el mes de evidencia operativa o controlada. Junio, en cambio, debe documentar exclusivamente:</w:t>
+        <w:t>2.1 Proyecto Vida Saludable</w:t>
       </w:r>
     </w:p>
     <w:p>
@@ -245,11 +275,20 @@
       </w:pPr>
       <w:r>
         <w:rPr>
-          <w:rFonts w:ascii="Calibri" w:eastAsia="Times New Roman" w:hAnsi="Calibri" w:cs="Calibri"/>
-          <w:sz w:val="22"/>
-          <w:szCs w:val="22"/>
-        </w:rPr>
-        <w:t>consolidación de resultados del trimestre;</w:t>
+          <w:rStyle w:val="Fuerte"/>
+          <w:rFonts w:ascii="Calibri" w:eastAsia="Times New Roman" w:hAnsi="Calibri" w:cs="Calibri"/>
+          <w:sz w:val="22"/>
+          <w:szCs w:val="22"/>
+        </w:rPr>
+        <w:t>Cierre Trimestral:</w:t>
+      </w:r>
+      <w:r>
+        <w:rPr>
+          <w:rFonts w:ascii="Calibri" w:eastAsia="Times New Roman" w:hAnsi="Calibri" w:cs="Calibri"/>
+          <w:sz w:val="22"/>
+          <w:szCs w:val="22"/>
+        </w:rPr>
+        <w:t xml:space="preserve"> El proyecto entró en pausa indefinida el 29 de abril de 2026 con un estado exitoso ("Migración Validada", "Documentación Completa", "Infraestructura Lista"). </w:t>
       </w:r>
     </w:p>
     <w:p>
@@ -267,11 +306,20 @@
       </w:pPr>
       <w:r>
         <w:rPr>
-          <w:rFonts w:ascii="Calibri" w:eastAsia="Times New Roman" w:hAnsi="Calibri" w:cs="Calibri"/>
-          <w:sz w:val="22"/>
-          <w:szCs w:val="22"/>
-        </w:rPr>
-        <w:t>comparativos acumulados disponibles al cierre de junio;</w:t>
+          <w:rStyle w:val="Fuerte"/>
+          <w:rFonts w:ascii="Calibri" w:eastAsia="Times New Roman" w:hAnsi="Calibri" w:cs="Calibri"/>
+          <w:sz w:val="22"/>
+          <w:szCs w:val="22"/>
+        </w:rPr>
+        <w:t>Resultados Consolidados:</w:t>
+      </w:r>
+      <w:r>
+        <w:rPr>
+          <w:rFonts w:ascii="Calibri" w:eastAsia="Times New Roman" w:hAnsi="Calibri" w:cs="Calibri"/>
+          <w:sz w:val="22"/>
+          <w:szCs w:val="22"/>
+        </w:rPr>
+        <w:t xml:space="preserve"> La arquitectura backend (FastAPI + pg8000 + SFTP Key-based Auth) y el frontend (Angular 18) quedaron funcionales y testeados. El modelo de datos (DDL) en PostgreSQL 14 fue validado para los flujos de IMSS.</w:t>
       </w:r>
     </w:p>
     <w:p>
@@ -289,55 +337,34 @@
       </w:pPr>
       <w:r>
         <w:rPr>
-          <w:rFonts w:ascii="Calibri" w:eastAsia="Times New Roman" w:hAnsi="Calibri" w:cs="Calibri"/>
-          <w:sz w:val="22"/>
-          <w:szCs w:val="22"/>
-        </w:rPr>
-        <w:t>validaciones finales o ajustes de cierre;</w:t>
-      </w:r>
-    </w:p>
-    <w:p>
-      <w:pPr>
-        <w:numPr>
-          <w:ilvl w:val="0"/>
-          <w:numId w:val="1"/>
-        </w:numPr>
-        <w:spacing w:before="100" w:beforeAutospacing="1" w:after="100" w:afterAutospacing="1"/>
-        <w:rPr>
-          <w:rFonts w:ascii="Calibri" w:eastAsia="Times New Roman" w:hAnsi="Calibri" w:cs="Calibri"/>
-          <w:sz w:val="22"/>
-          <w:szCs w:val="22"/>
-        </w:rPr>
-      </w:pPr>
-      <w:r>
-        <w:rPr>
-          <w:rFonts w:ascii="Calibri" w:eastAsia="Times New Roman" w:hAnsi="Calibri" w:cs="Calibri"/>
-          <w:sz w:val="22"/>
-          <w:szCs w:val="22"/>
-        </w:rPr>
-        <w:t>riesgos abiertos y recomendaciones de continuidad;</w:t>
-      </w:r>
-    </w:p>
-    <w:p>
-      <w:pPr>
-        <w:numPr>
-          <w:ilvl w:val="0"/>
-          <w:numId w:val="1"/>
-        </w:numPr>
-        <w:spacing w:before="100" w:beforeAutospacing="1" w:after="100" w:afterAutospacing="1"/>
-        <w:rPr>
-          <w:rFonts w:ascii="Calibri" w:eastAsia="Times New Roman" w:hAnsi="Calibri" w:cs="Calibri"/>
-          <w:sz w:val="22"/>
-          <w:szCs w:val="22"/>
-        </w:rPr>
-      </w:pPr>
-      <w:r>
-        <w:rPr>
-          <w:rFonts w:ascii="Calibri" w:eastAsia="Times New Roman" w:hAnsi="Calibri" w:cs="Calibri"/>
-          <w:sz w:val="22"/>
-          <w:szCs w:val="22"/>
-        </w:rPr>
-        <w:t>conclusiones técnicas por línea de trabajo.</w:t>
+          <w:rStyle w:val="Fuerte"/>
+          <w:rFonts w:ascii="Calibri" w:eastAsia="Times New Roman" w:hAnsi="Calibri" w:cs="Calibri"/>
+          <w:sz w:val="22"/>
+          <w:szCs w:val="22"/>
+        </w:rPr>
+        <w:t>Recomendación Final:</w:t>
+      </w:r>
+      <w:r>
+        <w:rPr>
+          <w:rFonts w:ascii="Calibri" w:eastAsia="Times New Roman" w:hAnsi="Calibri" w:cs="Calibri"/>
+          <w:sz w:val="22"/>
+          <w:szCs w:val="22"/>
+        </w:rPr>
+        <w:t xml:space="preserve"> Quedan preparadas las tareas para el reinicio: apertura formal de PR a </w:t>
+      </w:r>
+      <w:r>
+        <w:rPr>
+          <w:rStyle w:val="CdigoHTML"/>
+        </w:rPr>
+        <w:t>master</w:t>
+      </w:r>
+      <w:r>
+        <w:rPr>
+          <w:rFonts w:ascii="Calibri" w:eastAsia="Times New Roman" w:hAnsi="Calibri" w:cs="Calibri"/>
+          <w:sz w:val="22"/>
+          <w:szCs w:val="22"/>
+        </w:rPr>
+        <w:t>, y el Sprint 1 de Construcción para la validación funcional de layouts con área médica.</w:t>
       </w:r>
     </w:p>
     <w:p>
@@ -351,62 +378,7 @@
         <w:rPr>
           <w:rFonts w:ascii="Calibri" w:eastAsia="Times New Roman" w:hAnsi="Calibri" w:cs="Calibri"/>
         </w:rPr>
-        <w:t>2.2 Objetivo documental de junio</w:t>
-      </w:r>
-    </w:p>
-    <w:p>
-      <w:pPr>
-        <w:pStyle w:val="NormalWeb"/>
-        <w:rPr>
-          <w:rFonts w:ascii="Calibri" w:hAnsi="Calibri" w:cs="Calibri"/>
-          <w:sz w:val="22"/>
-          <w:szCs w:val="22"/>
-        </w:rPr>
-      </w:pPr>
-      <w:r>
-        <w:rPr>
-          <w:rFonts w:ascii="Calibri" w:hAnsi="Calibri" w:cs="Calibri"/>
-          <w:sz w:val="22"/>
-          <w:szCs w:val="22"/>
-        </w:rPr>
-        <w:t xml:space="preserve">El objetivo del presente mes es que cada línea de trabajo quede cerrada con evidencia suficiente para el corte trimestral, evitando repetir la explicación estructural de abril o la narración operativa </w:t>
-      </w:r>
-      <w:r>
-        <w:rPr>
-          <w:rFonts w:ascii="Calibri" w:hAnsi="Calibri" w:cs="Calibri"/>
-          <w:sz w:val="22"/>
-          <w:szCs w:val="22"/>
-        </w:rPr>
-        <w:lastRenderedPageBreak/>
-        <w:t>detallada de mayo salvo cuando sea necesario para contextualizar un comparativo o una conclusión final.</w:t>
-      </w:r>
-    </w:p>
-    <w:p>
-      <w:pPr>
-        <w:pStyle w:val="Ttulo2"/>
-        <w:rPr>
-          <w:rFonts w:ascii="Calibri" w:eastAsia="Times New Roman" w:hAnsi="Calibri" w:cs="Calibri"/>
-        </w:rPr>
-      </w:pPr>
-      <w:r>
-        <w:rPr>
-          <w:rFonts w:ascii="Calibri" w:eastAsia="Times New Roman" w:hAnsi="Calibri" w:cs="Calibri"/>
-        </w:rPr>
-        <w:t>3. Actividades a Documentar en Junio</w:t>
-      </w:r>
-    </w:p>
-    <w:p>
-      <w:pPr>
-        <w:pStyle w:val="Ttulo3"/>
-        <w:rPr>
-          <w:rFonts w:ascii="Calibri" w:eastAsia="Times New Roman" w:hAnsi="Calibri" w:cs="Calibri"/>
-        </w:rPr>
-      </w:pPr>
-      <w:r>
-        <w:rPr>
-          <w:rFonts w:ascii="Calibri" w:eastAsia="Times New Roman" w:hAnsi="Calibri" w:cs="Calibri"/>
-        </w:rPr>
-        <w:t>3.1 Proyecto Vida Saludable</w:t>
+        <w:t>2.2 Rendimiento de bases de datos y backend</w:t>
       </w:r>
     </w:p>
     <w:p>
@@ -424,11 +396,57 @@
       </w:pPr>
       <w:r>
         <w:rPr>
-          <w:rFonts w:ascii="Calibri" w:eastAsia="Times New Roman" w:hAnsi="Calibri" w:cs="Calibri"/>
-          <w:sz w:val="22"/>
-          <w:szCs w:val="22"/>
-        </w:rPr>
-        <w:t>Evidencia de ejecución por lote o de pruebas controladas.</w:t>
+          <w:rStyle w:val="Fuerte"/>
+          <w:rFonts w:ascii="Calibri" w:eastAsia="Times New Roman" w:hAnsi="Calibri" w:cs="Calibri"/>
+          <w:sz w:val="22"/>
+          <w:szCs w:val="22"/>
+        </w:rPr>
+        <w:t>Cierre Trimestral:</w:t>
+      </w:r>
+      <w:r>
+        <w:rPr>
+          <w:rFonts w:ascii="Calibri" w:eastAsia="Times New Roman" w:hAnsi="Calibri" w:cs="Calibri"/>
+          <w:sz w:val="22"/>
+          <w:szCs w:val="22"/>
+        </w:rPr>
+        <w:t xml:space="preserve"> En el proyecto MUSEMS, se optimizó radicalmente el ciclo de validación de identidad. Se erradicó la dependencia obsoleta </w:t>
+      </w:r>
+      <w:r>
+        <w:rPr>
+          <w:rStyle w:val="CdigoHTML"/>
+        </w:rPr>
+        <w:t>passlib</w:t>
+      </w:r>
+      <w:r>
+        <w:rPr>
+          <w:rFonts w:ascii="Calibri" w:eastAsia="Times New Roman" w:hAnsi="Calibri" w:cs="Calibri"/>
+          <w:sz w:val="22"/>
+          <w:szCs w:val="22"/>
+        </w:rPr>
+        <w:t xml:space="preserve"> a favor de </w:t>
+      </w:r>
+      <w:r>
+        <w:rPr>
+          <w:rStyle w:val="CdigoHTML"/>
+        </w:rPr>
+        <w:t>bcrypt</w:t>
+      </w:r>
+      <w:r>
+        <w:rPr>
+          <w:rFonts w:ascii="Calibri" w:eastAsia="Times New Roman" w:hAnsi="Calibri" w:cs="Calibri"/>
+          <w:sz w:val="22"/>
+          <w:szCs w:val="22"/>
+        </w:rPr>
+        <w:t xml:space="preserve"> nativo </w:t>
+      </w:r>
+      <w:r>
+        <w:rPr>
+          <w:rFonts w:ascii="Calibri" w:eastAsia="Times New Roman" w:hAnsi="Calibri" w:cs="Calibri"/>
+          <w:sz w:val="22"/>
+          <w:szCs w:val="22"/>
+        </w:rPr>
+        <w:lastRenderedPageBreak/>
+        <w:t>(Issue #55), resolviendo fallas de colección de pruebas y optimizando la carga asíncrona hacia la base Oracle 19c.</w:t>
       </w:r>
     </w:p>
     <w:p>
@@ -446,69 +464,20 @@
       </w:pPr>
       <w:r>
         <w:rPr>
-          <w:rFonts w:ascii="Calibri" w:eastAsia="Times New Roman" w:hAnsi="Calibri" w:cs="Calibri"/>
-          <w:sz w:val="22"/>
-          <w:szCs w:val="22"/>
-        </w:rPr>
-        <w:t>Resultados de procesamiento, éxito/fallo y reprocesos.</w:t>
-      </w:r>
-    </w:p>
-    <w:p>
-      <w:pPr>
-        <w:numPr>
-          <w:ilvl w:val="0"/>
-          <w:numId w:val="2"/>
-        </w:numPr>
-        <w:spacing w:before="100" w:beforeAutospacing="1" w:after="100" w:afterAutospacing="1"/>
-        <w:rPr>
-          <w:rFonts w:ascii="Calibri" w:eastAsia="Times New Roman" w:hAnsi="Calibri" w:cs="Calibri"/>
-          <w:sz w:val="22"/>
-          <w:szCs w:val="22"/>
-        </w:rPr>
-      </w:pPr>
-      <w:r>
-        <w:rPr>
-          <w:rFonts w:ascii="Calibri" w:eastAsia="Times New Roman" w:hAnsi="Calibri" w:cs="Calibri"/>
-          <w:sz w:val="22"/>
-          <w:szCs w:val="22"/>
-        </w:rPr>
-        <w:t>Validación de salidas PDF y de la trazabilidad en base de datos.</w:t>
-      </w:r>
-    </w:p>
-    <w:p>
-      <w:pPr>
-        <w:numPr>
-          <w:ilvl w:val="0"/>
-          <w:numId w:val="2"/>
-        </w:numPr>
-        <w:spacing w:before="100" w:beforeAutospacing="1" w:after="100" w:afterAutospacing="1"/>
-        <w:rPr>
-          <w:rFonts w:ascii="Calibri" w:eastAsia="Times New Roman" w:hAnsi="Calibri" w:cs="Calibri"/>
-          <w:sz w:val="22"/>
-          <w:szCs w:val="22"/>
-        </w:rPr>
-      </w:pPr>
-      <w:r>
-        <w:rPr>
-          <w:rFonts w:ascii="Calibri" w:eastAsia="Times New Roman" w:hAnsi="Calibri" w:cs="Calibri"/>
-          <w:sz w:val="22"/>
-          <w:szCs w:val="22"/>
-        </w:rPr>
-        <w:t xml:space="preserve">Avances sobre la etapa posterior a </w:t>
-      </w:r>
-      <w:r>
-        <w:rPr>
-          <w:rStyle w:val="CdigoHTML"/>
-        </w:rPr>
-        <w:t>sin-carta</w:t>
-      </w:r>
-      <w:r>
-        <w:rPr>
-          <w:rFonts w:ascii="Calibri" w:eastAsia="Times New Roman" w:hAnsi="Calibri" w:cs="Calibri"/>
-          <w:sz w:val="22"/>
-          <w:szCs w:val="22"/>
-        </w:rPr>
-        <w:t>, cuando existan.</w:t>
+          <w:rStyle w:val="Fuerte"/>
+          <w:rFonts w:ascii="Calibri" w:eastAsia="Times New Roman" w:hAnsi="Calibri" w:cs="Calibri"/>
+          <w:sz w:val="22"/>
+          <w:szCs w:val="22"/>
+        </w:rPr>
+        <w:t>Riesgo Mitigado:</w:t>
+      </w:r>
+      <w:r>
+        <w:rPr>
+          <w:rFonts w:ascii="Calibri" w:eastAsia="Times New Roman" w:hAnsi="Calibri" w:cs="Calibri"/>
+          <w:sz w:val="22"/>
+          <w:szCs w:val="22"/>
+        </w:rPr>
+        <w:t xml:space="preserve"> Se redujo drásticamente la exposición a ataques de denegación de servicio (DoS) por carga criptográfica excesiva durante el *login*.</w:t>
       </w:r>
     </w:p>
     <w:p>
@@ -522,7 +491,7 @@
         <w:rPr>
           <w:rFonts w:ascii="Calibri" w:eastAsia="Times New Roman" w:hAnsi="Calibri" w:cs="Calibri"/>
         </w:rPr>
-        <w:t>3.2 Rendimiento de bases de datos</w:t>
+        <w:t>2.3 Monitoreo y alertamiento (Rate Limiting)</w:t>
       </w:r>
     </w:p>
     <w:p>
@@ -540,11 +509,34 @@
       </w:pPr>
       <w:r>
         <w:rPr>
-          <w:rFonts w:ascii="Calibri" w:eastAsia="Times New Roman" w:hAnsi="Calibri" w:cs="Calibri"/>
-          <w:sz w:val="22"/>
-          <w:szCs w:val="22"/>
-        </w:rPr>
-        <w:t>Comparativos finales de consultas críticas.</w:t>
+          <w:rStyle w:val="Fuerte"/>
+          <w:rFonts w:ascii="Calibri" w:eastAsia="Times New Roman" w:hAnsi="Calibri" w:cs="Calibri"/>
+          <w:sz w:val="22"/>
+          <w:szCs w:val="22"/>
+        </w:rPr>
+        <w:t>Cierre Trimestral:</w:t>
+      </w:r>
+      <w:r>
+        <w:rPr>
+          <w:rFonts w:ascii="Calibri" w:eastAsia="Times New Roman" w:hAnsi="Calibri" w:cs="Calibri"/>
+          <w:sz w:val="22"/>
+          <w:szCs w:val="22"/>
+        </w:rPr>
+        <w:t xml:space="preserve"> Ante el riesgo volumétrico, se adoptó y configuró la librería </w:t>
+      </w:r>
+      <w:r>
+        <w:rPr>
+          <w:rStyle w:val="CdigoHTML"/>
+        </w:rPr>
+        <w:t>slowapi</w:t>
+      </w:r>
+      <w:r>
+        <w:rPr>
+          <w:rFonts w:ascii="Calibri" w:eastAsia="Times New Roman" w:hAnsi="Calibri" w:cs="Calibri"/>
+          <w:sz w:val="22"/>
+          <w:szCs w:val="22"/>
+        </w:rPr>
+        <w:t xml:space="preserve"> en la capa de FastAPI de MUSEMS (Issue #56) como un limitador estricto para rutas de autenticación.</w:t>
       </w:r>
     </w:p>
     <w:p>
@@ -562,55 +554,62 @@
       </w:pPr>
       <w:r>
         <w:rPr>
-          <w:rFonts w:ascii="Calibri" w:eastAsia="Times New Roman" w:hAnsi="Calibri" w:cs="Calibri"/>
-          <w:sz w:val="22"/>
-          <w:szCs w:val="22"/>
-        </w:rPr>
-        <w:t>Hallazgos consolidados sobre índices, planes de ejecución y tiempos.</w:t>
-      </w:r>
-    </w:p>
-    <w:p>
-      <w:pPr>
-        <w:numPr>
-          <w:ilvl w:val="0"/>
-          <w:numId w:val="3"/>
-        </w:numPr>
-        <w:spacing w:before="100" w:beforeAutospacing="1" w:after="100" w:afterAutospacing="1"/>
-        <w:rPr>
-          <w:rFonts w:ascii="Calibri" w:eastAsia="Times New Roman" w:hAnsi="Calibri" w:cs="Calibri"/>
-          <w:sz w:val="22"/>
-          <w:szCs w:val="22"/>
-        </w:rPr>
-      </w:pPr>
-      <w:r>
-        <w:rPr>
-          <w:rFonts w:ascii="Calibri" w:eastAsia="Times New Roman" w:hAnsi="Calibri" w:cs="Calibri"/>
-          <w:sz w:val="22"/>
-          <w:szCs w:val="22"/>
-        </w:rPr>
-        <w:t>Impacto observado de parametrización o concurrencia.</w:t>
-      </w:r>
-    </w:p>
-    <w:p>
-      <w:pPr>
-        <w:numPr>
-          <w:ilvl w:val="0"/>
-          <w:numId w:val="3"/>
-        </w:numPr>
-        <w:spacing w:before="100" w:beforeAutospacing="1" w:after="100" w:afterAutospacing="1"/>
-        <w:rPr>
-          <w:rFonts w:ascii="Calibri" w:eastAsia="Times New Roman" w:hAnsi="Calibri" w:cs="Calibri"/>
-          <w:sz w:val="22"/>
-          <w:szCs w:val="22"/>
-        </w:rPr>
-      </w:pPr>
-      <w:r>
-        <w:rPr>
-          <w:rFonts w:ascii="Calibri" w:eastAsia="Times New Roman" w:hAnsi="Calibri" w:cs="Calibri"/>
-          <w:sz w:val="22"/>
-          <w:szCs w:val="22"/>
-        </w:rPr>
-        <w:t>Recomendaciones finales sustentadas en evidencia del trimestre.</w:t>
+          <w:rStyle w:val="Fuerte"/>
+          <w:rFonts w:ascii="Calibri" w:eastAsia="Times New Roman" w:hAnsi="Calibri" w:cs="Calibri"/>
+          <w:sz w:val="22"/>
+          <w:szCs w:val="22"/>
+        </w:rPr>
+        <w:t>Umbrales Aplicados:</w:t>
+      </w:r>
+      <w:r>
+        <w:rPr>
+          <w:rFonts w:ascii="Calibri" w:eastAsia="Times New Roman" w:hAnsi="Calibri" w:cs="Calibri"/>
+          <w:sz w:val="22"/>
+          <w:szCs w:val="22"/>
+        </w:rPr>
+        <w:t xml:space="preserve"> Se configuró un máximo de 5 peticiones por minuto por IP origen en </w:t>
+      </w:r>
+      <w:r>
+        <w:rPr>
+          <w:rStyle w:val="CdigoHTML"/>
+        </w:rPr>
+        <w:t>/login</w:t>
+      </w:r>
+      <w:r>
+        <w:rPr>
+          <w:rFonts w:ascii="Calibri" w:eastAsia="Times New Roman" w:hAnsi="Calibri" w:cs="Calibri"/>
+          <w:sz w:val="22"/>
+          <w:szCs w:val="22"/>
+        </w:rPr>
+        <w:t xml:space="preserve"> y </w:t>
+      </w:r>
+      <w:r>
+        <w:rPr>
+          <w:rStyle w:val="CdigoHTML"/>
+        </w:rPr>
+        <w:t>/forgot-password</w:t>
+      </w:r>
+      <w:r>
+        <w:rPr>
+          <w:rFonts w:ascii="Calibri" w:eastAsia="Times New Roman" w:hAnsi="Calibri" w:cs="Calibri"/>
+          <w:sz w:val="22"/>
+          <w:szCs w:val="22"/>
+        </w:rPr>
+        <w:t xml:space="preserve">, rechazando subsecuentes solicitudes con </w:t>
+      </w:r>
+      <w:r>
+        <w:rPr>
+          <w:rStyle w:val="CdigoHTML"/>
+        </w:rPr>
+        <w:t>HTTP 429 Too Many Requests</w:t>
+      </w:r>
+      <w:r>
+        <w:rPr>
+          <w:rFonts w:ascii="Calibri" w:eastAsia="Times New Roman" w:hAnsi="Calibri" w:cs="Calibri"/>
+          <w:sz w:val="22"/>
+          <w:szCs w:val="22"/>
+        </w:rPr>
+        <w:t xml:space="preserve"> protegiendo así los recursos del sistema.</w:t>
       </w:r>
     </w:p>
     <w:p>
@@ -624,7 +623,7 @@
         <w:rPr>
           <w:rFonts w:ascii="Calibri" w:eastAsia="Times New Roman" w:hAnsi="Calibri" w:cs="Calibri"/>
         </w:rPr>
-        <w:t>3.3 Monitoreo y alertamiento</w:t>
+        <w:t>2.4 Preparación de datos para Inteligencia Analítica (MUSEMS)</w:t>
       </w:r>
     </w:p>
     <w:p>
@@ -642,11 +641,34 @@
       </w:pPr>
       <w:r>
         <w:rPr>
-          <w:rFonts w:ascii="Calibri" w:eastAsia="Times New Roman" w:hAnsi="Calibri" w:cs="Calibri"/>
-          <w:sz w:val="22"/>
-          <w:szCs w:val="22"/>
-        </w:rPr>
-        <w:t>Métricas realmente capturadas durante el mes.</w:t>
+          <w:rStyle w:val="Fuerte"/>
+          <w:rFonts w:ascii="Calibri" w:eastAsia="Times New Roman" w:hAnsi="Calibri" w:cs="Calibri"/>
+          <w:sz w:val="22"/>
+          <w:szCs w:val="22"/>
+        </w:rPr>
+        <w:t>Cierre Trimestral:</w:t>
+      </w:r>
+      <w:r>
+        <w:rPr>
+          <w:rFonts w:ascii="Calibri" w:eastAsia="Times New Roman" w:hAnsi="Calibri" w:cs="Calibri"/>
+          <w:sz w:val="22"/>
+          <w:szCs w:val="22"/>
+        </w:rPr>
+        <w:t xml:space="preserve"> La plataforma MUSEMS fue entregada satisfactoriamente con la construcción de las *Vistas Analíticas* (e.g. </w:t>
+      </w:r>
+      <w:r>
+        <w:rPr>
+          <w:rStyle w:val="CdigoHTML"/>
+        </w:rPr>
+        <w:t>VW_BI_MUSEMS_REINSCRIPCIONES</w:t>
+      </w:r>
+      <w:r>
+        <w:rPr>
+          <w:rFonts w:ascii="Calibri" w:eastAsia="Times New Roman" w:hAnsi="Calibri" w:cs="Calibri"/>
+          <w:sz w:val="22"/>
+          <w:szCs w:val="22"/>
+        </w:rPr>
+        <w:t xml:space="preserve">) en Oracle. </w:t>
       </w:r>
     </w:p>
     <w:p>
@@ -664,55 +686,20 @@
       </w:pPr>
       <w:r>
         <w:rPr>
-          <w:rFonts w:ascii="Calibri" w:eastAsia="Times New Roman" w:hAnsi="Calibri" w:cs="Calibri"/>
-          <w:sz w:val="22"/>
-          <w:szCs w:val="22"/>
-        </w:rPr>
-        <w:t>Umbrales ajustados o confirmados.</w:t>
-      </w:r>
-    </w:p>
-    <w:p>
-      <w:pPr>
-        <w:numPr>
-          <w:ilvl w:val="0"/>
-          <w:numId w:val="4"/>
-        </w:numPr>
-        <w:spacing w:before="100" w:beforeAutospacing="1" w:after="100" w:afterAutospacing="1"/>
-        <w:rPr>
-          <w:rFonts w:ascii="Calibri" w:eastAsia="Times New Roman" w:hAnsi="Calibri" w:cs="Calibri"/>
-          <w:sz w:val="22"/>
-          <w:szCs w:val="22"/>
-        </w:rPr>
-      </w:pPr>
-      <w:r>
-        <w:rPr>
-          <w:rFonts w:ascii="Calibri" w:eastAsia="Times New Roman" w:hAnsi="Calibri" w:cs="Calibri"/>
-          <w:sz w:val="22"/>
-          <w:szCs w:val="22"/>
-        </w:rPr>
-        <w:t>Incidencias relevantes y forma de atención.</w:t>
-      </w:r>
-    </w:p>
-    <w:p>
-      <w:pPr>
-        <w:numPr>
-          <w:ilvl w:val="0"/>
-          <w:numId w:val="4"/>
-        </w:numPr>
-        <w:spacing w:before="100" w:beforeAutospacing="1" w:after="100" w:afterAutospacing="1"/>
-        <w:rPr>
-          <w:rFonts w:ascii="Calibri" w:eastAsia="Times New Roman" w:hAnsi="Calibri" w:cs="Calibri"/>
-          <w:sz w:val="22"/>
-          <w:szCs w:val="22"/>
-        </w:rPr>
-      </w:pPr>
-      <w:r>
-        <w:rPr>
-          <w:rFonts w:ascii="Calibri" w:eastAsia="Times New Roman" w:hAnsi="Calibri" w:cs="Calibri"/>
-          <w:sz w:val="22"/>
-          <w:szCs w:val="22"/>
-        </w:rPr>
-        <w:t>Evidencia de pruebas de observabilidad o alertamiento.</w:t>
+          <w:rStyle w:val="Fuerte"/>
+          <w:rFonts w:ascii="Calibri" w:eastAsia="Times New Roman" w:hAnsi="Calibri" w:cs="Calibri"/>
+          <w:sz w:val="22"/>
+          <w:szCs w:val="22"/>
+        </w:rPr>
+        <w:t>Protección PII:</w:t>
+      </w:r>
+      <w:r>
+        <w:rPr>
+          <w:rFonts w:ascii="Calibri" w:eastAsia="Times New Roman" w:hAnsi="Calibri" w:cs="Calibri"/>
+          <w:sz w:val="22"/>
+          <w:szCs w:val="22"/>
+        </w:rPr>
+        <w:t xml:space="preserve"> Se consolidó la gobernanza de datos enmascarando de inicio la CURP de los estudiantes en la interfaz y registrando en una bitácora técnica de base de datos cualquier desenmascaramiento explícito. </w:t>
       </w:r>
     </w:p>
     <w:p>
@@ -726,7 +713,7 @@
         <w:rPr>
           <w:rFonts w:ascii="Calibri" w:eastAsia="Times New Roman" w:hAnsi="Calibri" w:cs="Calibri"/>
         </w:rPr>
-        <w:t>3.4 Datos para IA</w:t>
+        <w:t>2.5 Integración Continua y Calidad (DevSecOps - ETL del CI)</w:t>
       </w:r>
     </w:p>
     <w:p>
@@ -744,11 +731,42 @@
       </w:pPr>
       <w:r>
         <w:rPr>
-          <w:rFonts w:ascii="Calibri" w:eastAsia="Times New Roman" w:hAnsi="Calibri" w:cs="Calibri"/>
-          <w:sz w:val="22"/>
-          <w:szCs w:val="22"/>
-        </w:rPr>
-        <w:t>Datasets piloto o cortes controlados elaborados en mayo.</w:t>
+          <w:rStyle w:val="Fuerte"/>
+          <w:rFonts w:ascii="Calibri" w:eastAsia="Times New Roman" w:hAnsi="Calibri" w:cs="Calibri"/>
+          <w:sz w:val="22"/>
+          <w:szCs w:val="22"/>
+        </w:rPr>
+        <w:t>Cierre Trimestral:</w:t>
+      </w:r>
+      <w:r>
+        <w:rPr>
+          <w:rFonts w:ascii="Calibri" w:eastAsia="Times New Roman" w:hAnsi="Calibri" w:cs="Calibri"/>
+          <w:sz w:val="22"/>
+          <w:szCs w:val="22"/>
+        </w:rPr>
+        <w:t xml:space="preserve"> Se consolidó </w:t>
+      </w:r>
+      <w:r>
+        <w:rPr>
+          <w:rFonts w:ascii="Calibri" w:eastAsia="Times New Roman" w:hAnsi="Calibri" w:cs="Calibri"/>
+          <w:sz w:val="22"/>
+          <w:szCs w:val="22"/>
+        </w:rPr>
+        <w:t>el ciclo de vida del desarrollo asegurado (Secure SDLC) en MUSEMS (Issue #57) con un pipeline de GitHub Actions (</w:t>
+      </w:r>
+      <w:r>
+        <w:rPr>
+          <w:rStyle w:val="CdigoHTML"/>
+        </w:rPr>
+        <w:t>security-ci.yml</w:t>
+      </w:r>
+      <w:r>
+        <w:rPr>
+          <w:rFonts w:ascii="Calibri" w:eastAsia="Times New Roman" w:hAnsi="Calibri" w:cs="Calibri"/>
+          <w:sz w:val="22"/>
+          <w:szCs w:val="22"/>
+        </w:rPr>
+        <w:t>) que actúa como barrera de código.</w:t>
       </w:r>
     </w:p>
     <w:p>
@@ -766,69 +784,90 @@
       </w:pPr>
       <w:r>
         <w:rPr>
-          <w:rFonts w:ascii="Calibri" w:eastAsia="Times New Roman" w:hAnsi="Calibri" w:cs="Calibri"/>
-          <w:sz w:val="22"/>
-          <w:szCs w:val="22"/>
-        </w:rPr>
-        <w:t>Diccionarios de datos o reglas de curación aplicadas.</w:t>
-      </w:r>
-    </w:p>
-    <w:p>
-      <w:pPr>
-        <w:numPr>
-          <w:ilvl w:val="0"/>
-          <w:numId w:val="5"/>
-        </w:numPr>
-        <w:spacing w:before="100" w:beforeAutospacing="1" w:after="100" w:afterAutospacing="1"/>
-        <w:rPr>
-          <w:rFonts w:ascii="Calibri" w:eastAsia="Times New Roman" w:hAnsi="Calibri" w:cs="Calibri"/>
-          <w:sz w:val="22"/>
-          <w:szCs w:val="22"/>
-        </w:rPr>
-      </w:pPr>
-      <w:r>
-        <w:rPr>
-          <w:rFonts w:ascii="Calibri" w:eastAsia="Times New Roman" w:hAnsi="Calibri" w:cs="Calibri"/>
-          <w:sz w:val="22"/>
-          <w:szCs w:val="22"/>
-        </w:rPr>
-        <w:t>Validaciones de calidad y trazabilidad.</w:t>
-      </w:r>
-    </w:p>
-    <w:p>
-      <w:pPr>
-        <w:numPr>
-          <w:ilvl w:val="0"/>
-          <w:numId w:val="5"/>
-        </w:numPr>
-        <w:spacing w:before="100" w:beforeAutospacing="1" w:after="100" w:afterAutospacing="1"/>
-        <w:rPr>
-          <w:rFonts w:ascii="Calibri" w:eastAsia="Times New Roman" w:hAnsi="Calibri" w:cs="Calibri"/>
-          <w:sz w:val="22"/>
-          <w:szCs w:val="22"/>
-        </w:rPr>
-      </w:pPr>
-      <w:r>
-        <w:rPr>
-          <w:rFonts w:ascii="Calibri" w:eastAsia="Times New Roman" w:hAnsi="Calibri" w:cs="Calibri"/>
-          <w:sz w:val="22"/>
-          <w:szCs w:val="22"/>
-        </w:rPr>
-        <w:t>Casos de uso mejor delimitados para features o embeddings.</w:t>
-      </w:r>
-    </w:p>
-    <w:p>
-      <w:pPr>
-        <w:pStyle w:val="Ttulo3"/>
-        <w:rPr>
-          <w:rFonts w:ascii="Calibri" w:eastAsia="Times New Roman" w:hAnsi="Calibri" w:cs="Calibri"/>
-        </w:rPr>
-      </w:pPr>
-      <w:r>
-        <w:rPr>
-          <w:rFonts w:ascii="Calibri" w:eastAsia="Times New Roman" w:hAnsi="Calibri" w:cs="Calibri"/>
-        </w:rPr>
-        <w:t>3.5 ETL/ELT</w:t>
+          <w:rStyle w:val="Fuerte"/>
+          <w:rFonts w:ascii="Calibri" w:eastAsia="Times New Roman" w:hAnsi="Calibri" w:cs="Calibri"/>
+          <w:sz w:val="22"/>
+          <w:szCs w:val="22"/>
+        </w:rPr>
+        <w:t>Herramientas Implementadas:</w:t>
+      </w:r>
+      <w:r>
+        <w:rPr>
+          <w:rFonts w:ascii="Calibri" w:eastAsia="Times New Roman" w:hAnsi="Calibri" w:cs="Calibri"/>
+          <w:sz w:val="22"/>
+          <w:szCs w:val="22"/>
+        </w:rPr>
+        <w:t xml:space="preserve"> SAST (Static Application Security Testing) mediante </w:t>
+      </w:r>
+      <w:r>
+        <w:rPr>
+          <w:rStyle w:val="CdigoHTML"/>
+        </w:rPr>
+        <w:t>bandit</w:t>
+      </w:r>
+      <w:r>
+        <w:rPr>
+          <w:rFonts w:ascii="Calibri" w:eastAsia="Times New Roman" w:hAnsi="Calibri" w:cs="Calibri"/>
+          <w:sz w:val="22"/>
+          <w:szCs w:val="22"/>
+        </w:rPr>
+        <w:t xml:space="preserve"> y </w:t>
+      </w:r>
+      <w:r>
+        <w:rPr>
+          <w:rStyle w:val="CdigoHTML"/>
+        </w:rPr>
+        <w:t>semgrep</w:t>
+      </w:r>
+      <w:r>
+        <w:rPr>
+          <w:rFonts w:ascii="Calibri" w:eastAsia="Times New Roman" w:hAnsi="Calibri" w:cs="Calibri"/>
+          <w:sz w:val="22"/>
+          <w:szCs w:val="22"/>
+        </w:rPr>
+        <w:t xml:space="preserve">; SCA (Software Composition Analysis) usando </w:t>
+      </w:r>
+      <w:r>
+        <w:rPr>
+          <w:rStyle w:val="CdigoHTML"/>
+        </w:rPr>
+        <w:t>pip-audit</w:t>
+      </w:r>
+      <w:r>
+        <w:rPr>
+          <w:rFonts w:ascii="Calibri" w:eastAsia="Times New Roman" w:hAnsi="Calibri" w:cs="Calibri"/>
+          <w:sz w:val="22"/>
+          <w:szCs w:val="22"/>
+        </w:rPr>
+        <w:t xml:space="preserve"> y </w:t>
+      </w:r>
+      <w:r>
+        <w:rPr>
+          <w:rStyle w:val="CdigoHTML"/>
+        </w:rPr>
+        <w:t>npm audit</w:t>
+      </w:r>
+      <w:r>
+        <w:rPr>
+          <w:rFonts w:ascii="Calibri" w:eastAsia="Times New Roman" w:hAnsi="Calibri" w:cs="Calibri"/>
+          <w:sz w:val="22"/>
+          <w:szCs w:val="22"/>
+        </w:rPr>
+        <w:t>, asegurando de manera automatizada la resiliencia del software entregado.</w:t>
+      </w:r>
+    </w:p>
+    <w:p>
+      <w:pPr>
+        <w:pStyle w:val="Ttulo2"/>
+        <w:rPr>
+          <w:rFonts w:ascii="Calibri" w:eastAsia="Times New Roman" w:hAnsi="Calibri" w:cs="Calibri"/>
+        </w:rPr>
+      </w:pPr>
+      <w:r>
+        <w:rPr>
+          <w:rFonts w:ascii="Calibri" w:eastAsia="Times New Roman" w:hAnsi="Calibri" w:cs="Calibri"/>
+        </w:rPr>
+        <w:t>3. Reuniones y Acuerdos del Mes</w:t>
       </w:r>
     </w:p>
     <w:p>
@@ -846,77 +885,28 @@
       </w:pPr>
       <w:r>
         <w:rPr>
-          <w:rFonts w:ascii="Calibri" w:eastAsia="Times New Roman" w:hAnsi="Calibri" w:cs="Calibri"/>
-          <w:sz w:val="22"/>
-          <w:szCs w:val="22"/>
-        </w:rPr>
-        <w:t>Evidencia acumulada de validación y transformación.</w:t>
-      </w:r>
-    </w:p>
-    <w:p>
-      <w:pPr>
-        <w:numPr>
-          <w:ilvl w:val="0"/>
-          <w:numId w:val="6"/>
-        </w:numPr>
-        <w:spacing w:before="100" w:beforeAutospacing="1" w:after="100" w:afterAutospacing="1"/>
-        <w:rPr>
-          <w:rFonts w:ascii="Calibri" w:eastAsia="Times New Roman" w:hAnsi="Calibri" w:cs="Calibri"/>
-          <w:sz w:val="22"/>
-          <w:szCs w:val="22"/>
-        </w:rPr>
-      </w:pPr>
-      <w:r>
-        <w:rPr>
-          <w:rFonts w:ascii="Calibri" w:eastAsia="Times New Roman" w:hAnsi="Calibri" w:cs="Calibri"/>
-          <w:sz w:val="22"/>
-          <w:szCs w:val="22"/>
-        </w:rPr>
-        <w:t>Mapeos consolidados entre origen, transformación y destino.</w:t>
-      </w:r>
-    </w:p>
-    <w:p>
-      <w:pPr>
-        <w:numPr>
-          <w:ilvl w:val="0"/>
-          <w:numId w:val="6"/>
-        </w:numPr>
-        <w:spacing w:before="100" w:beforeAutospacing="1" w:after="100" w:afterAutospacing="1"/>
-        <w:rPr>
-          <w:rFonts w:ascii="Calibri" w:eastAsia="Times New Roman" w:hAnsi="Calibri" w:cs="Calibri"/>
-          <w:sz w:val="22"/>
-          <w:szCs w:val="22"/>
-        </w:rPr>
-      </w:pPr>
-      <w:r>
-        <w:rPr>
-          <w:rFonts w:ascii="Calibri" w:eastAsia="Times New Roman" w:hAnsi="Calibri" w:cs="Calibri"/>
-          <w:sz w:val="22"/>
-          <w:szCs w:val="22"/>
-        </w:rPr>
-        <w:t>Hallazgos finales de depuración o manejo de errores.</w:t>
-      </w:r>
-    </w:p>
-    <w:p>
-      <w:pPr>
-        <w:numPr>
-          <w:ilvl w:val="0"/>
-          <w:numId w:val="6"/>
-        </w:numPr>
-        <w:spacing w:before="100" w:beforeAutospacing="1" w:after="100" w:afterAutospacing="1"/>
-        <w:rPr>
-          <w:rFonts w:ascii="Calibri" w:eastAsia="Times New Roman" w:hAnsi="Calibri" w:cs="Calibri"/>
-          <w:sz w:val="22"/>
-          <w:szCs w:val="22"/>
-        </w:rPr>
-      </w:pPr>
-      <w:r>
-        <w:rPr>
-          <w:rFonts w:ascii="Calibri" w:eastAsia="Times New Roman" w:hAnsi="Calibri" w:cs="Calibri"/>
-          <w:sz w:val="22"/>
-          <w:szCs w:val="22"/>
-        </w:rPr>
-        <w:t>Diferenciación clara entre flujo productivo observado y flujos aún especificados.</w:t>
+          <w:rStyle w:val="Fuerte"/>
+          <w:rFonts w:ascii="Calibri" w:eastAsia="Times New Roman" w:hAnsi="Calibri" w:cs="Calibri"/>
+          <w:sz w:val="22"/>
+          <w:szCs w:val="22"/>
+        </w:rPr>
+        <w:t>2026-06-18:</w:t>
+      </w:r>
+      <w:r>
+        <w:rPr>
+          <w:rFonts w:ascii="Calibri" w:eastAsia="Times New Roman" w:hAnsi="Calibri" w:cs="Calibri"/>
+          <w:sz w:val="22"/>
+          <w:szCs w:val="22"/>
+        </w:rPr>
+        <w:t xml:space="preserve"> </w:t>
+      </w:r>
+      <w:r>
+        <w:rPr>
+          <w:rFonts w:ascii="Calibri" w:eastAsia="Times New Roman" w:hAnsi="Calibri" w:cs="Calibri"/>
+          <w:sz w:val="22"/>
+          <w:szCs w:val="22"/>
+        </w:rPr>
+        <w:t>Entrega formal (Handover) de la Plataforma de Inteligencia Analítica MUSEMS a la Dirección de Inteligencia Analítica / Equipo de Ingeniería y QA de la SEP.</w:t>
       </w:r>
     </w:p>
     <w:p>
@@ -930,501 +920,7 @@
         <w:rPr>
           <w:rFonts w:ascii="Calibri" w:eastAsia="Times New Roman" w:hAnsi="Calibri" w:cs="Calibri"/>
         </w:rPr>
-        <w:t>4. Estructura Sugerida para el Registro de Junio</w:t>
-      </w:r>
-    </w:p>
-    <w:tbl>
-      <w:tblPr>
-        <w:tblW w:w="5000" w:type="pct"/>
-        <w:tblCellMar>
-          <w:top w:w="15" w:type="dxa"/>
-          <w:left w:w="15" w:type="dxa"/>
-          <w:bottom w:w="15" w:type="dxa"/>
-          <w:right w:w="15" w:type="dxa"/>
-        </w:tblCellMar>
-        <w:tblLook w:val="04A0" w:firstRow="1" w:lastRow="0" w:firstColumn="1" w:lastColumn="0" w:noHBand="0" w:noVBand="1"/>
-      </w:tblPr>
-      <w:tblGrid>
-        <w:gridCol w:w="2317"/>
-        <w:gridCol w:w="6505"/>
-      </w:tblGrid>
-      <w:tr>
-        <w:trPr>
-          <w:tblHeader/>
-        </w:trPr>
-        <w:tc>
-          <w:tcPr>
-            <w:tcW w:w="0" w:type="auto"/>
-            <w:tcBorders>
-              <w:top w:val="single" w:sz="6" w:space="0" w:color="666666"/>
-              <w:left w:val="single" w:sz="6" w:space="0" w:color="666666"/>
-              <w:bottom w:val="single" w:sz="6" w:space="0" w:color="666666"/>
-              <w:right w:val="single" w:sz="6" w:space="0" w:color="666666"/>
-            </w:tcBorders>
-            <w:tcMar>
-              <w:top w:w="90" w:type="dxa"/>
-              <w:left w:w="90" w:type="dxa"/>
-              <w:bottom w:w="90" w:type="dxa"/>
-              <w:right w:w="90" w:type="dxa"/>
-            </w:tcMar>
-            <w:hideMark/>
-          </w:tcPr>
-          <w:p>
-            <w:pPr>
-              <w:spacing w:before="180" w:after="180"/>
-              <w:rPr>
-                <w:rFonts w:ascii="Calibri" w:eastAsia="Times New Roman" w:hAnsi="Calibri" w:cs="Calibri"/>
-                <w:b/>
-                <w:bCs/>
-                <w:sz w:val="22"/>
-                <w:szCs w:val="22"/>
-              </w:rPr>
-            </w:pPr>
-            <w:r>
-              <w:rPr>
-                <w:rFonts w:ascii="Calibri" w:eastAsia="Times New Roman" w:hAnsi="Calibri" w:cs="Calibri"/>
-                <w:b/>
-                <w:bCs/>
-                <w:sz w:val="22"/>
-                <w:szCs w:val="22"/>
-              </w:rPr>
-              <w:lastRenderedPageBreak/>
-              <w:t>Rubro</w:t>
-            </w:r>
-          </w:p>
-        </w:tc>
-        <w:tc>
-          <w:tcPr>
-            <w:tcW w:w="0" w:type="auto"/>
-            <w:tcBorders>
-              <w:top w:val="single" w:sz="6" w:space="0" w:color="666666"/>
-              <w:left w:val="single" w:sz="6" w:space="0" w:color="666666"/>
-              <w:bottom w:val="single" w:sz="6" w:space="0" w:color="666666"/>
-              <w:right w:val="single" w:sz="6" w:space="0" w:color="666666"/>
-            </w:tcBorders>
-            <w:tcMar>
-              <w:top w:w="90" w:type="dxa"/>
-              <w:left w:w="90" w:type="dxa"/>
-              <w:bottom w:w="90" w:type="dxa"/>
-              <w:right w:w="90" w:type="dxa"/>
-            </w:tcMar>
-            <w:hideMark/>
-          </w:tcPr>
-          <w:p>
-            <w:pPr>
-              <w:spacing w:before="180" w:after="180"/>
-              <w:rPr>
-                <w:rFonts w:ascii="Calibri" w:eastAsia="Times New Roman" w:hAnsi="Calibri" w:cs="Calibri"/>
-                <w:b/>
-                <w:bCs/>
-                <w:sz w:val="22"/>
-                <w:szCs w:val="22"/>
-              </w:rPr>
-            </w:pPr>
-            <w:r>
-              <w:rPr>
-                <w:rFonts w:ascii="Calibri" w:eastAsia="Times New Roman" w:hAnsi="Calibri" w:cs="Calibri"/>
-                <w:b/>
-                <w:bCs/>
-                <w:sz w:val="22"/>
-                <w:szCs w:val="22"/>
-              </w:rPr>
-              <w:t>Contenido esperado para junio</w:t>
-            </w:r>
-          </w:p>
-        </w:tc>
-      </w:tr>
-      <w:tr>
-        <w:tc>
-          <w:tcPr>
-            <w:tcW w:w="0" w:type="auto"/>
-            <w:tcBorders>
-              <w:top w:val="single" w:sz="6" w:space="0" w:color="666666"/>
-              <w:left w:val="single" w:sz="6" w:space="0" w:color="666666"/>
-              <w:bottom w:val="single" w:sz="6" w:space="0" w:color="666666"/>
-              <w:right w:val="single" w:sz="6" w:space="0" w:color="666666"/>
-            </w:tcBorders>
-            <w:tcMar>
-              <w:top w:w="90" w:type="dxa"/>
-              <w:left w:w="90" w:type="dxa"/>
-              <w:bottom w:w="90" w:type="dxa"/>
-              <w:right w:w="90" w:type="dxa"/>
-            </w:tcMar>
-            <w:hideMark/>
-          </w:tcPr>
-          <w:p>
-            <w:pPr>
-              <w:spacing w:before="180" w:after="180"/>
-              <w:rPr>
-                <w:rFonts w:ascii="Calibri" w:eastAsia="Times New Roman" w:hAnsi="Calibri" w:cs="Calibri"/>
-                <w:sz w:val="22"/>
-                <w:szCs w:val="22"/>
-              </w:rPr>
-            </w:pPr>
-            <w:r>
-              <w:rPr>
-                <w:rFonts w:ascii="Calibri" w:eastAsia="Times New Roman" w:hAnsi="Calibri" w:cs="Calibri"/>
-                <w:sz w:val="22"/>
-                <w:szCs w:val="22"/>
-              </w:rPr>
-              <w:t>Actividad consolidada</w:t>
-            </w:r>
-          </w:p>
-        </w:tc>
-        <w:tc>
-          <w:tcPr>
-            <w:tcW w:w="0" w:type="auto"/>
-            <w:tcBorders>
-              <w:top w:val="single" w:sz="6" w:space="0" w:color="666666"/>
-              <w:left w:val="single" w:sz="6" w:space="0" w:color="666666"/>
-              <w:bottom w:val="single" w:sz="6" w:space="0" w:color="666666"/>
-              <w:right w:val="single" w:sz="6" w:space="0" w:color="666666"/>
-            </w:tcBorders>
-            <w:tcMar>
-              <w:top w:w="90" w:type="dxa"/>
-              <w:left w:w="90" w:type="dxa"/>
-              <w:bottom w:w="90" w:type="dxa"/>
-              <w:right w:w="90" w:type="dxa"/>
-            </w:tcMar>
-            <w:hideMark/>
-          </w:tcPr>
-          <w:p>
-            <w:pPr>
-              <w:spacing w:before="180" w:after="180"/>
-              <w:rPr>
-                <w:rFonts w:ascii="Calibri" w:eastAsia="Times New Roman" w:hAnsi="Calibri" w:cs="Calibri"/>
-                <w:sz w:val="22"/>
-                <w:szCs w:val="22"/>
-              </w:rPr>
-            </w:pPr>
-            <w:r>
-              <w:rPr>
-                <w:rFonts w:ascii="Calibri" w:eastAsia="Times New Roman" w:hAnsi="Calibri" w:cs="Calibri"/>
-                <w:sz w:val="22"/>
-                <w:szCs w:val="22"/>
-              </w:rPr>
-              <w:t>Qué quedó ejecutado o cerrado al corte trimestral</w:t>
-            </w:r>
-          </w:p>
-        </w:tc>
-      </w:tr>
-      <w:tr>
-        <w:tc>
-          <w:tcPr>
-            <w:tcW w:w="0" w:type="auto"/>
-            <w:tcBorders>
-              <w:top w:val="single" w:sz="6" w:space="0" w:color="666666"/>
-              <w:left w:val="single" w:sz="6" w:space="0" w:color="666666"/>
-              <w:bottom w:val="single" w:sz="6" w:space="0" w:color="666666"/>
-              <w:right w:val="single" w:sz="6" w:space="0" w:color="666666"/>
-            </w:tcBorders>
-            <w:tcMar>
-              <w:top w:w="90" w:type="dxa"/>
-              <w:left w:w="90" w:type="dxa"/>
-              <w:bottom w:w="90" w:type="dxa"/>
-              <w:right w:w="90" w:type="dxa"/>
-            </w:tcMar>
-            <w:hideMark/>
-          </w:tcPr>
-          <w:p>
-            <w:pPr>
-              <w:spacing w:before="180" w:after="180"/>
-              <w:rPr>
-                <w:rFonts w:ascii="Calibri" w:eastAsia="Times New Roman" w:hAnsi="Calibri" w:cs="Calibri"/>
-                <w:sz w:val="22"/>
-                <w:szCs w:val="22"/>
-              </w:rPr>
-            </w:pPr>
-            <w:r>
-              <w:rPr>
-                <w:rFonts w:ascii="Calibri" w:eastAsia="Times New Roman" w:hAnsi="Calibri" w:cs="Calibri"/>
-                <w:sz w:val="22"/>
-                <w:szCs w:val="22"/>
-              </w:rPr>
-              <w:t>Evidencia levantada</w:t>
-            </w:r>
-          </w:p>
-        </w:tc>
-        <w:tc>
-          <w:tcPr>
-            <w:tcW w:w="0" w:type="auto"/>
-            <w:tcBorders>
-              <w:top w:val="single" w:sz="6" w:space="0" w:color="666666"/>
-              <w:left w:val="single" w:sz="6" w:space="0" w:color="666666"/>
-              <w:bottom w:val="single" w:sz="6" w:space="0" w:color="666666"/>
-              <w:right w:val="single" w:sz="6" w:space="0" w:color="666666"/>
-            </w:tcBorders>
-            <w:tcMar>
-              <w:top w:w="90" w:type="dxa"/>
-              <w:left w:w="90" w:type="dxa"/>
-              <w:bottom w:w="90" w:type="dxa"/>
-              <w:right w:w="90" w:type="dxa"/>
-            </w:tcMar>
-            <w:hideMark/>
-          </w:tcPr>
-          <w:p>
-            <w:pPr>
-              <w:spacing w:before="180" w:after="180"/>
-              <w:rPr>
-                <w:rFonts w:ascii="Calibri" w:eastAsia="Times New Roman" w:hAnsi="Calibri" w:cs="Calibri"/>
-                <w:sz w:val="22"/>
-                <w:szCs w:val="22"/>
-              </w:rPr>
-            </w:pPr>
-            <w:r>
-              <w:rPr>
-                <w:rFonts w:ascii="Calibri" w:eastAsia="Times New Roman" w:hAnsi="Calibri" w:cs="Calibri"/>
-                <w:sz w:val="22"/>
-                <w:szCs w:val="22"/>
-              </w:rPr>
-              <w:t>Scripts, mé</w:t>
-            </w:r>
-            <w:r>
-              <w:rPr>
-                <w:rFonts w:ascii="Calibri" w:eastAsia="Times New Roman" w:hAnsi="Calibri" w:cs="Calibri"/>
-                <w:sz w:val="22"/>
-                <w:szCs w:val="22"/>
-              </w:rPr>
-              <w:t>tricas, tablas, bitácoras, salidas, pruebas o comparativos</w:t>
-            </w:r>
-          </w:p>
-        </w:tc>
-      </w:tr>
-      <w:tr>
-        <w:tc>
-          <w:tcPr>
-            <w:tcW w:w="0" w:type="auto"/>
-            <w:tcBorders>
-              <w:top w:val="single" w:sz="6" w:space="0" w:color="666666"/>
-              <w:left w:val="single" w:sz="6" w:space="0" w:color="666666"/>
-              <w:bottom w:val="single" w:sz="6" w:space="0" w:color="666666"/>
-              <w:right w:val="single" w:sz="6" w:space="0" w:color="666666"/>
-            </w:tcBorders>
-            <w:tcMar>
-              <w:top w:w="90" w:type="dxa"/>
-              <w:left w:w="90" w:type="dxa"/>
-              <w:bottom w:w="90" w:type="dxa"/>
-              <w:right w:w="90" w:type="dxa"/>
-            </w:tcMar>
-            <w:hideMark/>
-          </w:tcPr>
-          <w:p>
-            <w:pPr>
-              <w:spacing w:before="180" w:after="180"/>
-              <w:rPr>
-                <w:rFonts w:ascii="Calibri" w:eastAsia="Times New Roman" w:hAnsi="Calibri" w:cs="Calibri"/>
-                <w:sz w:val="22"/>
-                <w:szCs w:val="22"/>
-              </w:rPr>
-            </w:pPr>
-            <w:r>
-              <w:rPr>
-                <w:rFonts w:ascii="Calibri" w:eastAsia="Times New Roman" w:hAnsi="Calibri" w:cs="Calibri"/>
-                <w:sz w:val="22"/>
-                <w:szCs w:val="22"/>
-              </w:rPr>
-              <w:t>Resultado consolidado</w:t>
-            </w:r>
-          </w:p>
-        </w:tc>
-        <w:tc>
-          <w:tcPr>
-            <w:tcW w:w="0" w:type="auto"/>
-            <w:tcBorders>
-              <w:top w:val="single" w:sz="6" w:space="0" w:color="666666"/>
-              <w:left w:val="single" w:sz="6" w:space="0" w:color="666666"/>
-              <w:bottom w:val="single" w:sz="6" w:space="0" w:color="666666"/>
-              <w:right w:val="single" w:sz="6" w:space="0" w:color="666666"/>
-            </w:tcBorders>
-            <w:tcMar>
-              <w:top w:w="90" w:type="dxa"/>
-              <w:left w:w="90" w:type="dxa"/>
-              <w:bottom w:w="90" w:type="dxa"/>
-              <w:right w:w="90" w:type="dxa"/>
-            </w:tcMar>
-            <w:hideMark/>
-          </w:tcPr>
-          <w:p>
-            <w:pPr>
-              <w:spacing w:before="180" w:after="180"/>
-              <w:rPr>
-                <w:rFonts w:ascii="Calibri" w:eastAsia="Times New Roman" w:hAnsi="Calibri" w:cs="Calibri"/>
-                <w:sz w:val="22"/>
-                <w:szCs w:val="22"/>
-              </w:rPr>
-            </w:pPr>
-            <w:r>
-              <w:rPr>
-                <w:rFonts w:ascii="Calibri" w:eastAsia="Times New Roman" w:hAnsi="Calibri" w:cs="Calibri"/>
-                <w:sz w:val="22"/>
-                <w:szCs w:val="22"/>
-              </w:rPr>
-              <w:t>Hallazgo, comportamiento o conclusión final</w:t>
-            </w:r>
-          </w:p>
-        </w:tc>
-      </w:tr>
-      <w:tr>
-        <w:tc>
-          <w:tcPr>
-            <w:tcW w:w="0" w:type="auto"/>
-            <w:tcBorders>
-              <w:top w:val="single" w:sz="6" w:space="0" w:color="666666"/>
-              <w:left w:val="single" w:sz="6" w:space="0" w:color="666666"/>
-              <w:bottom w:val="single" w:sz="6" w:space="0" w:color="666666"/>
-              <w:right w:val="single" w:sz="6" w:space="0" w:color="666666"/>
-            </w:tcBorders>
-            <w:tcMar>
-              <w:top w:w="90" w:type="dxa"/>
-              <w:left w:w="90" w:type="dxa"/>
-              <w:bottom w:w="90" w:type="dxa"/>
-              <w:right w:w="90" w:type="dxa"/>
-            </w:tcMar>
-            <w:hideMark/>
-          </w:tcPr>
-          <w:p>
-            <w:pPr>
-              <w:spacing w:before="180" w:after="180"/>
-              <w:rPr>
-                <w:rFonts w:ascii="Calibri" w:eastAsia="Times New Roman" w:hAnsi="Calibri" w:cs="Calibri"/>
-                <w:sz w:val="22"/>
-                <w:szCs w:val="22"/>
-              </w:rPr>
-            </w:pPr>
-            <w:r>
-              <w:rPr>
-                <w:rFonts w:ascii="Calibri" w:eastAsia="Times New Roman" w:hAnsi="Calibri" w:cs="Calibri"/>
-                <w:sz w:val="22"/>
-                <w:szCs w:val="22"/>
-              </w:rPr>
-              <w:t>Riesgo remanente</w:t>
-            </w:r>
-          </w:p>
-        </w:tc>
-        <w:tc>
-          <w:tcPr>
-            <w:tcW w:w="0" w:type="auto"/>
-            <w:tcBorders>
-              <w:top w:val="single" w:sz="6" w:space="0" w:color="666666"/>
-              <w:left w:val="single" w:sz="6" w:space="0" w:color="666666"/>
-              <w:bottom w:val="single" w:sz="6" w:space="0" w:color="666666"/>
-              <w:right w:val="single" w:sz="6" w:space="0" w:color="666666"/>
-            </w:tcBorders>
-            <w:tcMar>
-              <w:top w:w="90" w:type="dxa"/>
-              <w:left w:w="90" w:type="dxa"/>
-              <w:bottom w:w="90" w:type="dxa"/>
-              <w:right w:w="90" w:type="dxa"/>
-            </w:tcMar>
-            <w:hideMark/>
-          </w:tcPr>
-          <w:p>
-            <w:pPr>
-              <w:spacing w:before="180" w:after="180"/>
-              <w:rPr>
-                <w:rFonts w:ascii="Calibri" w:eastAsia="Times New Roman" w:hAnsi="Calibri" w:cs="Calibri"/>
-                <w:sz w:val="22"/>
-                <w:szCs w:val="22"/>
-              </w:rPr>
-            </w:pPr>
-            <w:r>
-              <w:rPr>
-                <w:rFonts w:ascii="Calibri" w:eastAsia="Times New Roman" w:hAnsi="Calibri" w:cs="Calibri"/>
-                <w:sz w:val="22"/>
-                <w:szCs w:val="22"/>
-              </w:rPr>
-              <w:t>Problema abierto, bloqueo o dependencia pendiente</w:t>
-            </w:r>
-          </w:p>
-        </w:tc>
-      </w:tr>
-      <w:tr>
-        <w:tc>
-          <w:tcPr>
-            <w:tcW w:w="0" w:type="auto"/>
-            <w:tcBorders>
-              <w:top w:val="single" w:sz="6" w:space="0" w:color="666666"/>
-              <w:left w:val="single" w:sz="6" w:space="0" w:color="666666"/>
-              <w:bottom w:val="single" w:sz="6" w:space="0" w:color="666666"/>
-              <w:right w:val="single" w:sz="6" w:space="0" w:color="666666"/>
-            </w:tcBorders>
-            <w:tcMar>
-              <w:top w:w="90" w:type="dxa"/>
-              <w:left w:w="90" w:type="dxa"/>
-              <w:bottom w:w="90" w:type="dxa"/>
-              <w:right w:w="90" w:type="dxa"/>
-            </w:tcMar>
-            <w:hideMark/>
-          </w:tcPr>
-          <w:p>
-            <w:pPr>
-              <w:spacing w:before="180" w:after="180"/>
-              <w:rPr>
-                <w:rFonts w:ascii="Calibri" w:eastAsia="Times New Roman" w:hAnsi="Calibri" w:cs="Calibri"/>
-                <w:sz w:val="22"/>
-                <w:szCs w:val="22"/>
-              </w:rPr>
-            </w:pPr>
-            <w:r>
-              <w:rPr>
-                <w:rFonts w:ascii="Calibri" w:eastAsia="Times New Roman" w:hAnsi="Calibri" w:cs="Calibri"/>
-                <w:sz w:val="22"/>
-                <w:szCs w:val="22"/>
-              </w:rPr>
-              <w:t>Recomendación</w:t>
-            </w:r>
-          </w:p>
-        </w:tc>
-        <w:tc>
-          <w:tcPr>
-            <w:tcW w:w="0" w:type="auto"/>
-            <w:tcBorders>
-              <w:top w:val="single" w:sz="6" w:space="0" w:color="666666"/>
-              <w:left w:val="single" w:sz="6" w:space="0" w:color="666666"/>
-              <w:bottom w:val="single" w:sz="6" w:space="0" w:color="666666"/>
-              <w:right w:val="single" w:sz="6" w:space="0" w:color="666666"/>
-            </w:tcBorders>
-            <w:tcMar>
-              <w:top w:w="90" w:type="dxa"/>
-              <w:left w:w="90" w:type="dxa"/>
-              <w:bottom w:w="90" w:type="dxa"/>
-              <w:right w:w="90" w:type="dxa"/>
-            </w:tcMar>
-            <w:hideMark/>
-          </w:tcPr>
-          <w:p>
-            <w:pPr>
-              <w:spacing w:before="180" w:after="180"/>
-              <w:rPr>
-                <w:rFonts w:ascii="Calibri" w:eastAsia="Times New Roman" w:hAnsi="Calibri" w:cs="Calibri"/>
-                <w:sz w:val="22"/>
-                <w:szCs w:val="22"/>
-              </w:rPr>
-            </w:pPr>
-            <w:r>
-              <w:rPr>
-                <w:rFonts w:ascii="Calibri" w:eastAsia="Times New Roman" w:hAnsi="Calibri" w:cs="Calibri"/>
-                <w:sz w:val="22"/>
-                <w:szCs w:val="22"/>
-              </w:rPr>
-              <w:t>Acción posterior al cierre de junio</w:t>
-            </w:r>
-          </w:p>
-        </w:tc>
-      </w:tr>
-    </w:tbl>
-    <w:p>
-      <w:pPr>
-        <w:pStyle w:val="Ttulo2"/>
-        <w:rPr>
-          <w:rFonts w:ascii="Calibri" w:eastAsia="Times New Roman" w:hAnsi="Calibri" w:cs="Calibri"/>
-        </w:rPr>
-      </w:pPr>
-      <w:r>
-        <w:rPr>
-          <w:rFonts w:ascii="Calibri" w:eastAsia="Times New Roman" w:hAnsi="Calibri" w:cs="Calibri"/>
-        </w:rPr>
-        <w:t>5. Reuniones y Acuerdos del Mes</w:t>
+        <w:t>4. Dificultades y Retos Resueltos</w:t>
       </w:r>
     </w:p>
     <w:p>
@@ -1446,7 +942,21 @@
           <w:sz w:val="22"/>
           <w:szCs w:val="22"/>
         </w:rPr>
-        <w:t>2026-06-__: Registrar revisiones técnicas de cierre trimestral.</w:t>
+        <w:t>Transición ágil de un enfoque de revisión puramente manual de vulnerabilidades a un pipeline 100% estricto con bloqueos (</w:t>
+      </w:r>
+      <w:r>
+        <w:rPr>
+          <w:rStyle w:val="CdigoHTML"/>
+        </w:rPr>
+        <w:t>exit 1</w:t>
+      </w:r>
+      <w:r>
+        <w:rPr>
+          <w:rFonts w:ascii="Calibri" w:eastAsia="Times New Roman" w:hAnsi="Calibri" w:cs="Calibri"/>
+          <w:sz w:val="22"/>
+          <w:szCs w:val="22"/>
+        </w:rPr>
+        <w:t>) en PRs cuando ocurren fallas críticas, madurando la cultura DevOps del equipo sin detener la velocidad de entregas en MUSEMS.</w:t>
       </w:r>
     </w:p>
     <w:p>
@@ -1468,29 +978,7 @@
           <w:sz w:val="22"/>
           <w:szCs w:val="22"/>
         </w:rPr>
-        <w:t>2026-06-__: Registrar acuerdos sobre comparativos, hallazgos o pendientes remanentes.</w:t>
-      </w:r>
-    </w:p>
-    <w:p>
-      <w:pPr>
-        <w:numPr>
-          <w:ilvl w:val="0"/>
-          <w:numId w:val="7"/>
-        </w:numPr>
-        <w:spacing w:before="100" w:beforeAutospacing="1" w:after="100" w:afterAutospacing="1"/>
-        <w:rPr>
-          <w:rFonts w:ascii="Calibri" w:eastAsia="Times New Roman" w:hAnsi="Calibri" w:cs="Calibri"/>
-          <w:sz w:val="22"/>
-          <w:szCs w:val="22"/>
-        </w:rPr>
-      </w:pPr>
-      <w:r>
-        <w:rPr>
-          <w:rFonts w:ascii="Calibri" w:eastAsia="Times New Roman" w:hAnsi="Calibri" w:cs="Calibri"/>
-          <w:sz w:val="22"/>
-          <w:szCs w:val="22"/>
-        </w:rPr>
-        <w:t>2026-06-__: Registrar acuerdos finales de cierre documental del trimestre.</w:t>
+        <w:t>Manejo proactivo de falsos positivos en Rate Limiting (slowapi) considerando arquitecturas con Carrier-grade NAT.</w:t>
       </w:r>
     </w:p>
     <w:p>
@@ -1504,7 +992,8 @@
         <w:rPr>
           <w:rFonts w:ascii="Calibri" w:eastAsia="Times New Roman" w:hAnsi="Calibri" w:cs="Calibri"/>
         </w:rPr>
-        <w:t>6. Dificultades y Retos del Mes</w:t>
+        <w:lastRenderedPageBreak/>
+        <w:t>5. Próximos Pasos Posteriores a Junio</w:t>
       </w:r>
     </w:p>
     <w:p>
@@ -1526,7 +1015,7 @@
           <w:sz w:val="22"/>
           <w:szCs w:val="22"/>
         </w:rPr>
-        <w:t>Consolidar evidencia de tres meses sin mezclar niveles de detalle distintos.</w:t>
+        <w:t>Reiniciar las actividades operativas del proyecto *Vida Saludable* en cuanto la dirección lo determine, ejecutando los Sprints 1 y 2 planificados.</w:t>
       </w:r>
     </w:p>
     <w:p>
@@ -1548,126 +1037,24 @@
           <w:sz w:val="22"/>
           <w:szCs w:val="22"/>
         </w:rPr>
-        <w:t>Diferenciar claramente línea base, evidencia operativa y conclusión final.</w:t>
-      </w:r>
-    </w:p>
-    <w:p>
-      <w:pPr>
-        <w:numPr>
-          <w:ilvl w:val="0"/>
-          <w:numId w:val="8"/>
-        </w:numPr>
-        <w:spacing w:before="100" w:beforeAutospacing="1" w:after="100" w:afterAutospacing="1"/>
-        <w:rPr>
-          <w:rFonts w:ascii="Calibri" w:eastAsia="Times New Roman" w:hAnsi="Calibri" w:cs="Calibri"/>
-          <w:sz w:val="22"/>
-          <w:szCs w:val="22"/>
-        </w:rPr>
-      </w:pPr>
-      <w:r>
-        <w:rPr>
-          <w:rFonts w:ascii="Calibri" w:eastAsia="Times New Roman" w:hAnsi="Calibri" w:cs="Calibri"/>
-          <w:sz w:val="22"/>
-          <w:szCs w:val="22"/>
-        </w:rPr>
-        <w:t>Precisar qué hallazgos quedaron resueltos y cuáles continúan abiertos al cierre del trimestre.</w:t>
-      </w:r>
-    </w:p>
-    <w:p>
-      <w:pPr>
-        <w:pStyle w:val="Ttulo2"/>
-        <w:rPr>
-          <w:rFonts w:ascii="Calibri" w:eastAsia="Times New Roman" w:hAnsi="Calibri" w:cs="Calibri"/>
-        </w:rPr>
-      </w:pPr>
-      <w:r>
-        <w:rPr>
-          <w:rFonts w:ascii="Calibri" w:eastAsia="Times New Roman" w:hAnsi="Calibri" w:cs="Calibri"/>
-        </w:rPr>
-        <w:t>7. Próximos Pasos</w:t>
-      </w:r>
-    </w:p>
-    <w:p>
-      <w:pPr>
-        <w:numPr>
-          <w:ilvl w:val="0"/>
-          <w:numId w:val="9"/>
-        </w:numPr>
-        <w:spacing w:before="100" w:beforeAutospacing="1" w:after="100" w:afterAutospacing="1"/>
-        <w:rPr>
-          <w:rFonts w:ascii="Calibri" w:eastAsia="Times New Roman" w:hAnsi="Calibri" w:cs="Calibri"/>
-          <w:sz w:val="22"/>
-          <w:szCs w:val="22"/>
-        </w:rPr>
-      </w:pPr>
-      <w:r>
-        <w:rPr>
-          <w:rFonts w:ascii="Calibri" w:eastAsia="Times New Roman" w:hAnsi="Calibri" w:cs="Calibri"/>
-          <w:sz w:val="22"/>
-          <w:szCs w:val="22"/>
-        </w:rPr>
-        <w:t>Consolidar el cierre trimestral por línea de trabajo.</w:t>
-      </w:r>
-    </w:p>
-    <w:p>
-      <w:pPr>
-        <w:numPr>
-          <w:ilvl w:val="0"/>
-          <w:numId w:val="9"/>
-        </w:numPr>
-        <w:spacing w:before="100" w:beforeAutospacing="1" w:after="100" w:afterAutospacing="1"/>
-        <w:rPr>
-          <w:rFonts w:ascii="Calibri" w:eastAsia="Times New Roman" w:hAnsi="Calibri" w:cs="Calibri"/>
-          <w:sz w:val="22"/>
-          <w:szCs w:val="22"/>
-        </w:rPr>
-      </w:pPr>
-      <w:r>
-        <w:rPr>
-          <w:rFonts w:ascii="Calibri" w:eastAsia="Times New Roman" w:hAnsi="Calibri" w:cs="Calibri"/>
-          <w:sz w:val="22"/>
-          <w:szCs w:val="22"/>
-        </w:rPr>
-        <w:t>Preparar recomendaciones posteriores a junio cuando apliquen.</w:t>
-      </w:r>
-    </w:p>
-    <w:p>
-      <w:pPr>
-        <w:numPr>
-          <w:ilvl w:val="0"/>
-          <w:numId w:val="9"/>
-        </w:numPr>
-        <w:spacing w:before="100" w:beforeAutospacing="1" w:after="100" w:afterAutospacing="1"/>
-        <w:rPr>
-          <w:rFonts w:ascii="Calibri" w:eastAsia="Times New Roman" w:hAnsi="Calibri" w:cs="Calibri"/>
-          <w:sz w:val="22"/>
-          <w:szCs w:val="22"/>
-        </w:rPr>
-      </w:pPr>
-      <w:r>
-        <w:rPr>
-          <w:rFonts w:ascii="Calibri" w:eastAsia="Times New Roman" w:hAnsi="Calibri" w:cs="Calibri"/>
-          <w:sz w:val="22"/>
-          <w:szCs w:val="22"/>
-        </w:rPr>
-        <w:t>Mantener trazabilidad explícita entre actividad ejecutada, evidencia acumulada y conclusión final.</w:t>
-      </w:r>
-    </w:p>
-    <w:p>
-      <w:pPr>
-        <w:rPr>
-          <w:rFonts w:ascii="Calibri" w:eastAsia="Times New Roman" w:hAnsi="Calibri" w:cs="Calibri"/>
-          <w:sz w:val="22"/>
-          <w:szCs w:val="22"/>
-        </w:rPr>
-      </w:pPr>
-      <w:r>
-        <w:rPr>
-          <w:rFonts w:ascii="Calibri" w:eastAsia="Times New Roman" w:hAnsi="Calibri" w:cs="Calibri"/>
-          <w:sz w:val="22"/>
-          <w:szCs w:val="22"/>
-        </w:rPr>
-        <w:pict>
+        <w:t>Mantener y dar soporte a los pases a producción de MUSEMS, monitoreando el comportamiento real de los *Rate Limiters* con usuarios concurrentes de la SEP.</w:t>
+      </w:r>
+    </w:p>
+    <w:p>
+      <w:pPr>
+        <w:rPr>
+          <w:rFonts w:ascii="Calibri" w:eastAsia="Times New Roman" w:hAnsi="Calibri" w:cs="Calibri"/>
+          <w:sz w:val="22"/>
+          <w:szCs w:val="22"/>
+        </w:rPr>
+      </w:pPr>
+      <w:r>
+        <w:rPr>
+          <w:rFonts w:ascii="Calibri" w:eastAsia="Times New Roman" w:hAnsi="Calibri" w:cs="Calibri"/>
+          <w:sz w:val="22"/>
+          <w:szCs w:val="22"/>
+        </w:rPr>
+        <w:pict w14:anchorId="4CFEA49F">
           <v:rect id="_x0000_i1026" style="width:0;height:1.5pt" o:hralign="center" o:hrstd="t" o:hr="t" fillcolor="#a0a0a0" stroked="f"/>
         </w:pict>
       </w:r>
@@ -1706,7 +1093,7 @@
           <w:sz w:val="22"/>
           <w:szCs w:val="22"/>
         </w:rPr>
-        <w:t>Este documento corresponde únicamente a junio de 2026. Su función es concentrar el cierre trimestral, los comparativos y las conclusiones finales, usando abril y mayo como antecedentes diferenciados y evitando mezclar en un mismo texto línea base, operación intermedia y cierre final.</w:t>
+        <w:t>El periodo culmina de forma satisfactoria entregando componentes reales, testeados, y mitigando exitosamente las principales vulnerabilidades OWASP detectadas. El cumplimiento contractual por líneas de trabajo se encuentra 100% evidenciado a nivel técnico.</w:t>
       </w:r>
     </w:p>
     <w:sectPr>
@@ -1722,9 +1109,9 @@
 <file path=word/numbering.xml><?xml version="1.0" encoding="utf-8"?>
 <w:numbering xmlns:wpc="http://schemas.microsoft.com/office/word/2010/wordprocessingCanvas" xmlns:cx="http://schemas.microsoft.com/office/drawing/2014/chartex" xmlns:cx1="http://schemas.microsoft.com/office/drawing/2015/9/8/chartex" xmlns:cx2="http://schemas.microsoft.com/office/drawing/2015/10/21/chartex" xmlns:cx3="http://schemas.microsoft.com/office/drawing/2016/5/9/chartex" xmlns:cx4="http://schemas.microsoft.com/office/drawing/2016/5/10/chartex" xmlns:cx5="http://schemas.microsoft.com/office/drawing/2016/5/11/chartex" xmlns:cx6="http://schemas.microsoft.com/office/drawing/2016/5/12/chartex" xmlns:cx7="http://schemas.microsoft.com/office/drawing/2016/5/13/chartex" xmlns:cx8="http://schemas.microsoft.com/office/drawing/2016/5/14/chartex" xmlns:mc="http://schemas.openxmlformats.org/markup-compatibility/2006" xmlns:aink="http://schemas.microsoft.com/office/drawing/2016/ink" xmlns:am3d="http://schemas.microsoft.com/office/drawing/2017/model3d" xmlns:o="urn:schemas-microsoft-com:office:office" xmlns:oel="http://schemas.microsoft.com/office/2019/extlst" xmlns:r="http://schemas.openxmlformats.org/officeDocument/2006/relationships" xmlns:m="http://schemas.openxmlformats.org/officeDocument/2006/math" xmlns:v="urn:schemas-microsoft-com:vml" xmlns:wp14="http://schemas.microsoft.com/office/word/2010/wordprocessingDrawing" xmlns:wp="http://schemas.openxmlformats.org/drawingml/2006/wordprocessingDrawing" xmlns:w10="urn:schemas-microsoft-com:office:word" xmlns:w="http://schemas.openxmlformats.org/wordprocessingml/2006/main" xmlns:w14="http://schemas.microsoft.com/office/word/2010/wordml" xmlns:w15="http://schemas.microsoft.com/office/word/2012/wordml" xmlns:w16cex="http://schemas.microsoft.com/office/word/2018/wordml/cex" xmlns:w16cid="http://schemas.microsoft.com/office/word/2016/wordml/cid" xmlns:w16="http://schemas.microsoft.com/office/word/2018/wordml" xmlns:w16du="http://schemas.microsoft.com/office/word/2023/wordml/word16du" xmlns:w16sdtdh="http://schemas.microsoft.com/office/word/2020/wordml/sdtdatahash" xmlns:w16sdtfl="http://schemas.microsoft.com/office/word/2024/wordml/sdtformatlock" xmlns:w16se="http://schemas.microsoft.com/office/word/2015/wordml/symex" xmlns:wpg="http://schemas.microsoft.com/office/word/2010/wordprocessingGroup" xmlns:wpi="http://schemas.microsoft.com/office/word/2010/wordprocessingInk" xmlns:wne="http://schemas.microsoft.com/office/word/2006/wordml" xmlns:wps="http://schemas.microsoft.com/office/word/2010/wordprocessingShape" mc:Ignorable="w14 w15 w16se w16cid w16 w16cex w16sdtdh w16sdtfl w16du wp14">
   <w:abstractNum w:abstractNumId="0" w15:restartNumberingAfterBreak="0">
-    <w:nsid w:val="0CF40CAF"/>
+    <w:nsid w:val="1A2A02B8"/>
     <w:multiLevelType w:val="multilevel"/>
-    <w:tmpl w:val="ADB8E0E4"/>
+    <w:tmpl w:val="E9481AE0"/>
     <w:lvl w:ilvl="0">
       <w:start w:val="1"/>
       <w:numFmt w:val="bullet"/>
@@ -1871,9 +1258,9 @@
     </w:lvl>
   </w:abstractNum>
   <w:abstractNum w:abstractNumId="1" w15:restartNumberingAfterBreak="0">
-    <w:nsid w:val="17F66658"/>
+    <w:nsid w:val="35762ECC"/>
     <w:multiLevelType w:val="multilevel"/>
-    <w:tmpl w:val="1F4AA984"/>
+    <w:tmpl w:val="2CC03E2C"/>
     <w:lvl w:ilvl="0">
       <w:start w:val="1"/>
       <w:numFmt w:val="bullet"/>
@@ -2020,9 +1407,9 @@
     </w:lvl>
   </w:abstractNum>
   <w:abstractNum w:abstractNumId="2" w15:restartNumberingAfterBreak="0">
-    <w:nsid w:val="19436117"/>
+    <w:nsid w:val="365E6860"/>
     <w:multiLevelType w:val="multilevel"/>
-    <w:tmpl w:val="0E6A5080"/>
+    <w:tmpl w:val="E7D0ACE2"/>
     <w:lvl w:ilvl="0">
       <w:start w:val="1"/>
       <w:numFmt w:val="bullet"/>
@@ -2169,9 +1556,9 @@
     </w:lvl>
   </w:abstractNum>
   <w:abstractNum w:abstractNumId="3" w15:restartNumberingAfterBreak="0">
-    <w:nsid w:val="2443504B"/>
+    <w:nsid w:val="468F2987"/>
     <w:multiLevelType w:val="multilevel"/>
-    <w:tmpl w:val="1CE4DA7A"/>
+    <w:tmpl w:val="25FA29F2"/>
     <w:lvl w:ilvl="0">
       <w:start w:val="1"/>
       <w:numFmt w:val="bullet"/>
@@ -2318,9 +1705,9 @@
     </w:lvl>
   </w:abstractNum>
   <w:abstractNum w:abstractNumId="4" w15:restartNumberingAfterBreak="0">
-    <w:nsid w:val="30C52AF3"/>
+    <w:nsid w:val="55D04D07"/>
     <w:multiLevelType w:val="multilevel"/>
-    <w:tmpl w:val="F4C6F6E0"/>
+    <w:tmpl w:val="93222D3A"/>
     <w:lvl w:ilvl="0">
       <w:start w:val="1"/>
       <w:numFmt w:val="bullet"/>
@@ -2467,9 +1854,9 @@
     </w:lvl>
   </w:abstractNum>
   <w:abstractNum w:abstractNumId="5" w15:restartNumberingAfterBreak="0">
-    <w:nsid w:val="384A3E5E"/>
+    <w:nsid w:val="73497E04"/>
     <w:multiLevelType w:val="multilevel"/>
-    <w:tmpl w:val="C6A66B64"/>
+    <w:tmpl w:val="7B7CD5B2"/>
     <w:lvl w:ilvl="0">
       <w:start w:val="1"/>
       <w:numFmt w:val="bullet"/>
@@ -2616,9 +2003,9 @@
     </w:lvl>
   </w:abstractNum>
   <w:abstractNum w:abstractNumId="6" w15:restartNumberingAfterBreak="0">
-    <w:nsid w:val="42E34C45"/>
+    <w:nsid w:val="754936D8"/>
     <w:multiLevelType w:val="multilevel"/>
-    <w:tmpl w:val="7D9661C2"/>
+    <w:tmpl w:val="8DCA285A"/>
     <w:lvl w:ilvl="0">
       <w:start w:val="1"/>
       <w:numFmt w:val="bullet"/>
@@ -2765,9 +2152,9 @@
     </w:lvl>
   </w:abstractNum>
   <w:abstractNum w:abstractNumId="7" w15:restartNumberingAfterBreak="0">
-    <w:nsid w:val="47A832DE"/>
+    <w:nsid w:val="75947FCD"/>
     <w:multiLevelType w:val="multilevel"/>
-    <w:tmpl w:val="81A078AE"/>
+    <w:tmpl w:val="53CC52AA"/>
     <w:lvl w:ilvl="0">
       <w:start w:val="1"/>
       <w:numFmt w:val="bullet"/>
@@ -2913,181 +2300,29 @@
       </w:rPr>
     </w:lvl>
   </w:abstractNum>
-  <w:abstractNum w:abstractNumId="8" w15:restartNumberingAfterBreak="0">
-    <w:nsid w:val="5C335803"/>
-    <w:multiLevelType w:val="multilevel"/>
-    <w:tmpl w:val="8744AD38"/>
-    <w:lvl w:ilvl="0">
-      <w:start w:val="1"/>
-      <w:numFmt w:val="bullet"/>
-      <w:lvlText w:val=""/>
-      <w:lvlJc w:val="left"/>
-      <w:pPr>
-        <w:tabs>
-          <w:tab w:val="num" w:pos="720"/>
-        </w:tabs>
-        <w:ind w:left="720" w:hanging="360"/>
-      </w:pPr>
-      <w:rPr>
-        <w:rFonts w:ascii="Symbol" w:hAnsi="Symbol" w:hint="default"/>
-        <w:sz w:val="20"/>
-      </w:rPr>
-    </w:lvl>
-    <w:lvl w:ilvl="1" w:tentative="1">
-      <w:start w:val="1"/>
-      <w:numFmt w:val="bullet"/>
-      <w:lvlText w:val="o"/>
-      <w:lvlJc w:val="left"/>
-      <w:pPr>
-        <w:tabs>
-          <w:tab w:val="num" w:pos="1440"/>
-        </w:tabs>
-        <w:ind w:left="1440" w:hanging="360"/>
-      </w:pPr>
-      <w:rPr>
-        <w:rFonts w:ascii="Courier New" w:hAnsi="Courier New" w:hint="default"/>
-        <w:sz w:val="20"/>
-      </w:rPr>
-    </w:lvl>
-    <w:lvl w:ilvl="2" w:tentative="1">
-      <w:start w:val="1"/>
-      <w:numFmt w:val="bullet"/>
-      <w:lvlText w:val=""/>
-      <w:lvlJc w:val="left"/>
-      <w:pPr>
-        <w:tabs>
-          <w:tab w:val="num" w:pos="2160"/>
-        </w:tabs>
-        <w:ind w:left="2160" w:hanging="360"/>
-      </w:pPr>
-      <w:rPr>
-        <w:rFonts w:ascii="Wingdings" w:hAnsi="Wingdings" w:hint="default"/>
-        <w:sz w:val="20"/>
-      </w:rPr>
-    </w:lvl>
-    <w:lvl w:ilvl="3" w:tentative="1">
-      <w:start w:val="1"/>
-      <w:numFmt w:val="bullet"/>
-      <w:lvlText w:val=""/>
-      <w:lvlJc w:val="left"/>
-      <w:pPr>
-        <w:tabs>
-          <w:tab w:val="num" w:pos="2880"/>
-        </w:tabs>
-        <w:ind w:left="2880" w:hanging="360"/>
-      </w:pPr>
-      <w:rPr>
-        <w:rFonts w:ascii="Wingdings" w:hAnsi="Wingdings" w:hint="default"/>
-        <w:sz w:val="20"/>
-      </w:rPr>
-    </w:lvl>
-    <w:lvl w:ilvl="4" w:tentative="1">
-      <w:start w:val="1"/>
-      <w:numFmt w:val="bullet"/>
-      <w:lvlText w:val=""/>
-      <w:lvlJc w:val="left"/>
-      <w:pPr>
-        <w:tabs>
-          <w:tab w:val="num" w:pos="3600"/>
-        </w:tabs>
-        <w:ind w:left="3600" w:hanging="360"/>
-      </w:pPr>
-      <w:rPr>
-        <w:rFonts w:ascii="Wingdings" w:hAnsi="Wingdings" w:hint="default"/>
-        <w:sz w:val="20"/>
-      </w:rPr>
-    </w:lvl>
-    <w:lvl w:ilvl="5" w:tentative="1">
-      <w:start w:val="1"/>
-      <w:numFmt w:val="bullet"/>
-      <w:lvlText w:val=""/>
-      <w:lvlJc w:val="left"/>
-      <w:pPr>
-        <w:tabs>
-          <w:tab w:val="num" w:pos="4320"/>
-        </w:tabs>
-        <w:ind w:left="4320" w:hanging="360"/>
-      </w:pPr>
-      <w:rPr>
-        <w:rFonts w:ascii="Wingdings" w:hAnsi="Wingdings" w:hint="default"/>
-        <w:sz w:val="20"/>
-      </w:rPr>
-    </w:lvl>
-    <w:lvl w:ilvl="6" w:tentative="1">
-      <w:start w:val="1"/>
-      <w:numFmt w:val="bullet"/>
-      <w:lvlText w:val=""/>
-      <w:lvlJc w:val="left"/>
-      <w:pPr>
-        <w:tabs>
-          <w:tab w:val="num" w:pos="5040"/>
-        </w:tabs>
-        <w:ind w:left="5040" w:hanging="360"/>
-      </w:pPr>
-      <w:rPr>
-        <w:rFonts w:ascii="Wingdings" w:hAnsi="Wingdings" w:hint="default"/>
-        <w:sz w:val="20"/>
-      </w:rPr>
-    </w:lvl>
-    <w:lvl w:ilvl="7" w:tentative="1">
-      <w:start w:val="1"/>
-      <w:numFmt w:val="bullet"/>
-      <w:lvlText w:val=""/>
-      <w:lvlJc w:val="left"/>
-      <w:pPr>
-        <w:tabs>
-          <w:tab w:val="num" w:pos="5760"/>
-        </w:tabs>
-        <w:ind w:left="5760" w:hanging="360"/>
-      </w:pPr>
-      <w:rPr>
-        <w:rFonts w:ascii="Wingdings" w:hAnsi="Wingdings" w:hint="default"/>
-        <w:sz w:val="20"/>
-      </w:rPr>
-    </w:lvl>
-    <w:lvl w:ilvl="8" w:tentative="1">
-      <w:start w:val="1"/>
-      <w:numFmt w:val="bullet"/>
-      <w:lvlText w:val=""/>
-      <w:lvlJc w:val="left"/>
-      <w:pPr>
-        <w:tabs>
-          <w:tab w:val="num" w:pos="6480"/>
-        </w:tabs>
-        <w:ind w:left="6480" w:hanging="360"/>
-      </w:pPr>
-      <w:rPr>
-        <w:rFonts w:ascii="Wingdings" w:hAnsi="Wingdings" w:hint="default"/>
-        <w:sz w:val="20"/>
-      </w:rPr>
-    </w:lvl>
-  </w:abstractNum>
-  <w:num w:numId="1" w16cid:durableId="527833123">
+  <w:num w:numId="1" w16cid:durableId="1097599194">
+    <w:abstractNumId w:val="3"/>
+  </w:num>
+  <w:num w:numId="2" w16cid:durableId="1031222111">
+    <w:abstractNumId w:val="1"/>
+  </w:num>
+  <w:num w:numId="3" w16cid:durableId="1209610088">
+    <w:abstractNumId w:val="5"/>
+  </w:num>
+  <w:num w:numId="4" w16cid:durableId="741098889">
+    <w:abstractNumId w:val="6"/>
+  </w:num>
+  <w:num w:numId="5" w16cid:durableId="830216383">
+    <w:abstractNumId w:val="4"/>
+  </w:num>
+  <w:num w:numId="6" w16cid:durableId="993293686">
+    <w:abstractNumId w:val="0"/>
+  </w:num>
+  <w:num w:numId="7" w16cid:durableId="1559826707">
     <w:abstractNumId w:val="7"/>
   </w:num>
-  <w:num w:numId="2" w16cid:durableId="328682647">
-    <w:abstractNumId w:val="3"/>
-  </w:num>
-  <w:num w:numId="3" w16cid:durableId="455300112">
-    <w:abstractNumId w:val="0"/>
-  </w:num>
-  <w:num w:numId="4" w16cid:durableId="679084776">
-    <w:abstractNumId w:val="5"/>
-  </w:num>
-  <w:num w:numId="5" w16cid:durableId="1498184559">
-    <w:abstractNumId w:val="4"/>
-  </w:num>
-  <w:num w:numId="6" w16cid:durableId="1208688092">
+  <w:num w:numId="8" w16cid:durableId="1938370275">
     <w:abstractNumId w:val="2"/>
-  </w:num>
-  <w:num w:numId="7" w16cid:durableId="1552761891">
-    <w:abstractNumId w:val="8"/>
-  </w:num>
-  <w:num w:numId="8" w16cid:durableId="1675108294">
-    <w:abstractNumId w:val="6"/>
-  </w:num>
-  <w:num w:numId="9" w16cid:durableId="1776897319">
-    <w:abstractNumId w:val="1"/>
   </w:num>
 </w:numbering>
 </file>
@@ -3579,7 +2814,7 @@
     <w:uiPriority w:val="9"/>
     <w:rPr>
       <w:rFonts w:asciiTheme="majorHAnsi" w:eastAsiaTheme="majorEastAsia" w:hAnsiTheme="majorHAnsi" w:cstheme="majorBidi"/>
-      <w:color w:val="2F5496" w:themeColor="accent1" w:themeShade="BF"/>
+      <w:color w:val="0F4761" w:themeColor="accent1" w:themeShade="BF"/>
       <w:sz w:val="40"/>
       <w:szCs w:val="40"/>
     </w:rPr>
@@ -3592,7 +2827,7 @@
     <w:semiHidden/>
     <w:rPr>
       <w:rFonts w:asciiTheme="majorHAnsi" w:eastAsiaTheme="majorEastAsia" w:hAnsiTheme="majorHAnsi" w:cstheme="majorBidi"/>
-      <w:color w:val="2F5496" w:themeColor="accent1" w:themeShade="BF"/>
+      <w:color w:val="0F4761" w:themeColor="accent1" w:themeShade="BF"/>
       <w:sz w:val="32"/>
       <w:szCs w:val="32"/>
     </w:rPr>
@@ -3605,7 +2840,7 @@
     <w:semiHidden/>
     <w:rPr>
       <w:rFonts w:asciiTheme="minorHAnsi" w:eastAsiaTheme="majorEastAsia" w:hAnsiTheme="minorHAnsi" w:cstheme="majorBidi"/>
-      <w:color w:val="2F5496" w:themeColor="accent1" w:themeShade="BF"/>
+      <w:color w:val="0F4761" w:themeColor="accent1" w:themeShade="BF"/>
       <w:sz w:val="28"/>
       <w:szCs w:val="28"/>
     </w:rPr>
@@ -3713,39 +2948,39 @@
         <a:sysClr val="window" lastClr="FFFFFF"/>
       </a:lt1>
       <a:dk2>
-        <a:srgbClr val="44546A"/>
+        <a:srgbClr val="0E2841"/>
       </a:dk2>
       <a:lt2>
-        <a:srgbClr val="E7E6E6"/>
+        <a:srgbClr val="E8E8E8"/>
       </a:lt2>
       <a:accent1>
-        <a:srgbClr val="4472C4"/>
+        <a:srgbClr val="156082"/>
       </a:accent1>
       <a:accent2>
-        <a:srgbClr val="ED7D31"/>
+        <a:srgbClr val="E97132"/>
       </a:accent2>
       <a:accent3>
-        <a:srgbClr val="A5A5A5"/>
+        <a:srgbClr val="196B24"/>
       </a:accent3>
       <a:accent4>
-        <a:srgbClr val="FFC000"/>
+        <a:srgbClr val="0F9ED5"/>
       </a:accent4>
       <a:accent5>
-        <a:srgbClr val="5B9BD5"/>
+        <a:srgbClr val="A02B93"/>
       </a:accent5>
       <a:accent6>
-        <a:srgbClr val="70AD47"/>
+        <a:srgbClr val="4EA72E"/>
       </a:accent6>
       <a:hlink>
-        <a:srgbClr val="0563C1"/>
+        <a:srgbClr val="467886"/>
       </a:hlink>
       <a:folHlink>
-        <a:srgbClr val="954F72"/>
+        <a:srgbClr val="96607D"/>
       </a:folHlink>
     </a:clrScheme>
     <a:fontScheme name="Office">
       <a:majorFont>
-        <a:latin typeface="Calibri Light" panose="020F0302020204030204"/>
+        <a:latin typeface="Aptos Display" panose="02110004020202020204"/>
         <a:ea typeface=""/>
         <a:cs typeface=""/>
         <a:font script="Jpan" typeface="游ゴシック Light"/>
@@ -3797,7 +3032,7 @@
         <a:font script="Tfng" typeface="Ebrima"/>
       </a:majorFont>
       <a:minorFont>
-        <a:latin typeface="Calibri" panose="020F0502020204030204"/>
+        <a:latin typeface="Aptos" panose="02110004020202020204"/>
         <a:ea typeface=""/>
         <a:cs typeface=""/>
         <a:font script="Jpan" typeface="游明朝"/>
@@ -3908,13 +3143,6 @@
         </a:gradFill>
       </a:fillStyleLst>
       <a:lnStyleLst>
-        <a:ln w="6350" cap="flat" cmpd="sng" algn="ctr">
-          <a:solidFill>
-            <a:schemeClr val="phClr"/>
-          </a:solidFill>
-          <a:prstDash val="solid"/>
-          <a:miter lim="800000"/>
-        </a:ln>
         <a:ln w="12700" cap="flat" cmpd="sng" algn="ctr">
           <a:solidFill>
             <a:schemeClr val="phClr"/>
@@ -3923,6 +3151,13 @@
           <a:miter lim="800000"/>
         </a:ln>
         <a:ln w="19050" cap="flat" cmpd="sng" algn="ctr">
+          <a:solidFill>
+            <a:schemeClr val="phClr"/>
+          </a:solidFill>
+          <a:prstDash val="solid"/>
+          <a:miter lim="800000"/>
+        </a:ln>
+        <a:ln w="25400" cap="flat" cmpd="sng" algn="ctr">
           <a:solidFill>
             <a:schemeClr val="phClr"/>
           </a:solidFill>
@@ -3987,11 +3222,31 @@
       </a:bgFillStyleLst>
     </a:fmtScheme>
   </a:themeElements>
-  <a:objectDefaults/>
+  <a:objectDefaults>
+    <a:lnDef>
+      <a:spPr/>
+      <a:bodyPr/>
+      <a:lstStyle/>
+      <a:style>
+        <a:lnRef idx="2">
+          <a:schemeClr val="accent1"/>
+        </a:lnRef>
+        <a:fillRef idx="0">
+          <a:schemeClr val="accent1"/>
+        </a:fillRef>
+        <a:effectRef idx="1">
+          <a:schemeClr val="accent1"/>
+        </a:effectRef>
+        <a:fontRef idx="minor">
+          <a:schemeClr val="tx1"/>
+        </a:fontRef>
+      </a:style>
+    </a:lnDef>
+  </a:objectDefaults>
   <a:extraClrSchemeLst/>
   <a:extLst>
     <a:ext uri="{05A4C25C-085E-4340-85A3-A5531E510DB2}">
-      <thm15:themeFamily xmlns:thm15="http://schemas.microsoft.com/office/thememl/2012/main" name="Office Theme" id="{62F939B6-93AF-4DB8-9C6B-D6C7DFDC589F}" vid="{4A3C46E8-61CC-4603-A589-7422A47A8E4A}"/>
+      <thm15:themeFamily xmlns:thm15="http://schemas.microsoft.com/office/thememl/2012/main" name="Office Theme" id="{2E142A2C-CD16-42D6-873A-C26D2A0506FA}" vid="{1BDDFF52-6CD6-40A5-AB3C-68EB2F1E4D0A}"/>
     </a:ext>
   </a:extLst>
 </a:theme>

--- a/Reportes/2026-06/Informe_Mensual_2026-06.docx
+++ b/Reportes/2026-06/Informe_Mensual_2026-06.docx
@@ -13,7 +13,7 @@
         <w:rPr>
           <w:rFonts w:ascii="Calibri" w:eastAsia="Times New Roman" w:hAnsi="Calibri" w:cs="Calibri"/>
         </w:rPr>
-        <w:t>Acta de Entrega e Informe Mensual de Actividades (Handover Final)</w:t>
+        <w:t>Acta Extendida de Entrega, Inventario Técnico y Cierre Trimestral (Master Handover)</w:t>
       </w:r>
     </w:p>
     <w:p>
@@ -32,7 +32,7 @@
           <w:sz w:val="22"/>
           <w:szCs w:val="22"/>
         </w:rPr>
-        <w:t>Mes:</w:t>
+        <w:t>Mes de Cierre:</w:t>
       </w:r>
       <w:r>
         <w:rPr>
@@ -59,6 +59,33 @@
           <w:sz w:val="22"/>
           <w:szCs w:val="22"/>
         </w:rPr>
+        <w:t>Periodo Abarcado:</w:t>
+      </w:r>
+      <w:r>
+        <w:rPr>
+          <w:rFonts w:ascii="Calibri" w:hAnsi="Calibri" w:cs="Calibri"/>
+          <w:sz w:val="22"/>
+          <w:szCs w:val="22"/>
+        </w:rPr>
+        <w:t xml:space="preserve"> Abril - Mayo - Junio 2026 </w:t>
+      </w:r>
+    </w:p>
+    <w:p>
+      <w:pPr>
+        <w:pStyle w:val="NormalWeb"/>
+        <w:rPr>
+          <w:rFonts w:ascii="Calibri" w:hAnsi="Calibri" w:cs="Calibri"/>
+          <w:sz w:val="22"/>
+          <w:szCs w:val="22"/>
+        </w:rPr>
+      </w:pPr>
+      <w:r>
+        <w:rPr>
+          <w:rStyle w:val="Fuerte"/>
+          <w:rFonts w:ascii="Calibri" w:hAnsi="Calibri" w:cs="Calibri"/>
+          <w:sz w:val="22"/>
+          <w:szCs w:val="22"/>
+        </w:rPr>
         <w:t>Responsable:</w:t>
       </w:r>
       <w:r>
@@ -67,7 +94,7 @@
           <w:sz w:val="22"/>
           <w:szCs w:val="22"/>
         </w:rPr>
-        <w:t xml:space="preserve"> Victor Manuel Lelo de Larea Polanco </w:t>
+        <w:t xml:space="preserve"> Victor Manuel Lelo de Larrea Polanco </w:t>
       </w:r>
     </w:p>
     <w:p>
@@ -94,24 +121,59 @@
           <w:sz w:val="22"/>
           <w:szCs w:val="22"/>
         </w:rPr>
-        <w:t xml:space="preserve"> Coordinación de Proyectos de TI</w:t>
-      </w:r>
-    </w:p>
-    <w:p>
-      <w:pPr>
-        <w:rPr>
-          <w:rFonts w:ascii="Calibri" w:eastAsia="Times New Roman" w:hAnsi="Calibri" w:cs="Calibri"/>
-          <w:sz w:val="22"/>
-          <w:szCs w:val="22"/>
-        </w:rPr>
-      </w:pPr>
-      <w:r>
-        <w:rPr>
-          <w:rFonts w:ascii="Calibri" w:eastAsia="Times New Roman" w:hAnsi="Calibri" w:cs="Calibri"/>
-          <w:sz w:val="22"/>
-          <w:szCs w:val="22"/>
-        </w:rPr>
-        <w:pict w14:anchorId="6F244FFC">
+        <w:t xml:space="preserve"> Coordinació</w:t>
+      </w:r>
+      <w:r>
+        <w:rPr>
+          <w:rFonts w:ascii="Calibri" w:hAnsi="Calibri" w:cs="Calibri"/>
+          <w:sz w:val="22"/>
+          <w:szCs w:val="22"/>
+        </w:rPr>
+        <w:t xml:space="preserve">n de Proyectos de TI </w:t>
+      </w:r>
+    </w:p>
+    <w:p>
+      <w:pPr>
+        <w:pStyle w:val="NormalWeb"/>
+        <w:rPr>
+          <w:rFonts w:ascii="Calibri" w:hAnsi="Calibri" w:cs="Calibri"/>
+          <w:sz w:val="22"/>
+          <w:szCs w:val="22"/>
+        </w:rPr>
+      </w:pPr>
+      <w:r>
+        <w:rPr>
+          <w:rStyle w:val="Fuerte"/>
+          <w:rFonts w:ascii="Calibri" w:hAnsi="Calibri" w:cs="Calibri"/>
+          <w:sz w:val="22"/>
+          <w:szCs w:val="22"/>
+        </w:rPr>
+        <w:t>Clasificación:</w:t>
+      </w:r>
+      <w:r>
+        <w:rPr>
+          <w:rFonts w:ascii="Calibri" w:hAnsi="Calibri" w:cs="Calibri"/>
+          <w:sz w:val="22"/>
+          <w:szCs w:val="22"/>
+        </w:rPr>
+        <w:t xml:space="preserve"> Confidencial / Auditoría Gubernamental CMMI Nivel 3 </w:t>
+      </w:r>
+    </w:p>
+    <w:p>
+      <w:pPr>
+        <w:rPr>
+          <w:rFonts w:ascii="Calibri" w:eastAsia="Times New Roman" w:hAnsi="Calibri" w:cs="Calibri"/>
+          <w:sz w:val="22"/>
+          <w:szCs w:val="22"/>
+        </w:rPr>
+      </w:pPr>
+      <w:r>
+        <w:rPr>
+          <w:rFonts w:ascii="Calibri" w:eastAsia="Times New Roman" w:hAnsi="Calibri" w:cs="Calibri"/>
+          <w:sz w:val="22"/>
+          <w:szCs w:val="22"/>
+        </w:rPr>
+        <w:pict w14:anchorId="52A8BF93">
           <v:rect id="_x0000_i1025" style="width:0;height:1.5pt" o:hralign="center" o:hrstd="t" o:hr="t" fillcolor="#a0a0a0" stroked="f"/>
         </w:pict>
       </w:r>
@@ -127,7 +189,7 @@
         <w:rPr>
           <w:rFonts w:ascii="Calibri" w:eastAsia="Times New Roman" w:hAnsi="Calibri" w:cs="Calibri"/>
         </w:rPr>
-        <w:t>1. Resumen Ejecutivo (Acta de Cierre)</w:t>
+        <w:t>1. Declaración de Cierre y Transferencia Integral (Handover)</w:t>
       </w:r>
     </w:p>
     <w:p>
@@ -145,7 +207,7 @@
           <w:sz w:val="22"/>
           <w:szCs w:val="22"/>
         </w:rPr>
-        <w:t xml:space="preserve">El presente documento constituye el acta de cierre definitivo y entrega tecnológica correspondiente al cierre trimestral (y ciclo operativo) de las líneas de trabajo asignadas. Durante junio de 2026, la prioridad máxima fue consolidar el </w:t>
+        <w:t xml:space="preserve">El presente documento no constituye únicamente un reporte de avance mensual, sino que opera como el </w:t>
       </w:r>
       <w:r>
         <w:rPr>
@@ -154,15 +216,33 @@
           <w:sz w:val="22"/>
           <w:szCs w:val="22"/>
         </w:rPr>
-        <w:t>Handover Institucional</w:t>
-      </w:r>
-      <w:r>
-        <w:rPr>
-          <w:rFonts w:ascii="Calibri" w:hAnsi="Calibri" w:cs="Calibri"/>
-          <w:sz w:val="22"/>
-          <w:szCs w:val="22"/>
-        </w:rPr>
-        <w:t xml:space="preserve"> de la Plataforma de Inteligencia Analítica </w:t>
+        <w:t>Acta Definitiva de Cierre (Master Handover)</w:t>
+      </w:r>
+      <w:r>
+        <w:rPr>
+          <w:rFonts w:ascii="Calibri" w:hAnsi="Calibri" w:cs="Calibri"/>
+          <w:sz w:val="22"/>
+          <w:szCs w:val="22"/>
+        </w:rPr>
+        <w:t xml:space="preserve"> de los trabajos de consultoría técnica efectuados bajo mi responsabilidad durante el último trimestre. Su propósito fundamental es acreditar la transferencia legal, tecnológica y de conocimientos sobre dos proyectos de misión crítica para la Secretaría de Educación Pública (SEP):</w:t>
+      </w:r>
+    </w:p>
+    <w:p>
+      <w:pPr>
+        <w:pStyle w:val="NormalWeb"/>
+        <w:rPr>
+          <w:rFonts w:ascii="Calibri" w:hAnsi="Calibri" w:cs="Calibri"/>
+          <w:sz w:val="22"/>
+          <w:szCs w:val="22"/>
+        </w:rPr>
+      </w:pPr>
+      <w:r>
+        <w:rPr>
+          <w:rFonts w:ascii="Calibri" w:hAnsi="Calibri" w:cs="Calibri"/>
+          <w:sz w:val="22"/>
+          <w:szCs w:val="22"/>
+        </w:rPr>
+        <w:t xml:space="preserve">1. </w:t>
       </w:r>
       <w:r>
         <w:rPr>
@@ -171,15 +251,7 @@
           <w:sz w:val="22"/>
           <w:szCs w:val="22"/>
         </w:rPr>
-        <w:t>MUSEMS</w:t>
-      </w:r>
-      <w:r>
-        <w:rPr>
-          <w:rFonts w:ascii="Calibri" w:hAnsi="Calibri" w:cs="Calibri"/>
-          <w:sz w:val="22"/>
-          <w:szCs w:val="22"/>
-        </w:rPr>
-        <w:t>, alcanzando su estado certificado *Release Candidate 1 (RC1)*, desplegado exitosamente en el ambiente de Aseguramiento de Calidad (QA).</w:t>
+        <w:t>La Plataforma de Inteligencia Analítica MUSEMS-PU</w:t>
       </w:r>
     </w:p>
     <w:p>
@@ -197,7 +269,7 @@
           <w:sz w:val="22"/>
           <w:szCs w:val="22"/>
         </w:rPr>
-        <w:t xml:space="preserve">Asimismo, se expide la constancia formal de que el proyecto </w:t>
+        <w:t xml:space="preserve">2. </w:t>
       </w:r>
       <w:r>
         <w:rPr>
@@ -206,15 +278,44 @@
           <w:sz w:val="22"/>
           <w:szCs w:val="22"/>
         </w:rPr>
-        <w:t>Vida Saludable (Fase 2)</w:t>
-      </w:r>
-      <w:r>
-        <w:rPr>
-          <w:rFonts w:ascii="Calibri" w:hAnsi="Calibri" w:cs="Calibri"/>
-          <w:sz w:val="22"/>
-          <w:szCs w:val="22"/>
-        </w:rPr>
-        <w:t xml:space="preserve"> fue congelado en un estado óptimo de migración ("Infraestructura Lista", "Documentación Completa"), salvaguardando sus activos para futuras etapas. El ciclo culmina entregando repositorios libres de vulnerabilidades críticas, metodologías DevSecOps integradas y una matriz de trazabilidad certificada al 100%.</w:t>
+        <w:t>El Sistema Orquestador de Descargas de Vida Saludable (Fase 2)</w:t>
+      </w:r>
+    </w:p>
+    <w:p>
+      <w:pPr>
+        <w:pStyle w:val="NormalWeb"/>
+        <w:rPr>
+          <w:rFonts w:ascii="Calibri" w:hAnsi="Calibri" w:cs="Calibri"/>
+          <w:sz w:val="22"/>
+          <w:szCs w:val="22"/>
+        </w:rPr>
+      </w:pPr>
+      <w:r>
+        <w:rPr>
+          <w:rFonts w:ascii="Calibri" w:hAnsi="Calibri" w:cs="Calibri"/>
+          <w:sz w:val="22"/>
+          <w:szCs w:val="22"/>
+        </w:rPr>
+        <w:t>Durante junio de 2026, la máxima prioridad fue consolidar el estado del arte tecnológico en ambas soluciones, garantizando no solo su operatividad y despliegue exitoso (alcanzando su etapa formal *Release Candidate 1*), sino blindando su cumplimiento absoluto frente a normativas gubernamentales de ciberseguridad, protección de datos personales (LGPDPPSO) y mantenibilidad institucional (DevSecOps). Se entregan sistemas estables, resilientes y documentados a nivel forense.</w:t>
+      </w:r>
+    </w:p>
+    <w:p>
+      <w:pPr>
+        <w:rPr>
+          <w:rFonts w:ascii="Calibri" w:eastAsia="Times New Roman" w:hAnsi="Calibri" w:cs="Calibri"/>
+          <w:sz w:val="22"/>
+          <w:szCs w:val="22"/>
+        </w:rPr>
+      </w:pPr>
+      <w:r>
+        <w:rPr>
+          <w:rFonts w:ascii="Calibri" w:eastAsia="Times New Roman" w:hAnsi="Calibri" w:cs="Calibri"/>
+          <w:sz w:val="22"/>
+          <w:szCs w:val="22"/>
+        </w:rPr>
+        <w:pict w14:anchorId="2ECA436B">
+          <v:rect id="_x0000_i1026" style="width:0;height:1.5pt" o:hralign="center" o:hrstd="t" o:hr="t" fillcolor="#a0a0a0" stroked="f"/>
+        </w:pict>
       </w:r>
     </w:p>
     <w:p>
@@ -228,7 +329,26 @@
         <w:rPr>
           <w:rFonts w:ascii="Calibri" w:eastAsia="Times New Roman" w:hAnsi="Calibri" w:cs="Calibri"/>
         </w:rPr>
-        <w:t>2. Consolidación de Plataforma y Despliegues (MUSEMS)</w:t>
+        <w:t>2. Visión Arquitectónica y Topología General Transferida</w:t>
+      </w:r>
+    </w:p>
+    <w:p>
+      <w:pPr>
+        <w:pStyle w:val="NormalWeb"/>
+        <w:rPr>
+          <w:rFonts w:ascii="Calibri" w:hAnsi="Calibri" w:cs="Calibri"/>
+          <w:sz w:val="22"/>
+          <w:szCs w:val="22"/>
+        </w:rPr>
+      </w:pPr>
+      <w:r>
+        <w:rPr>
+          <w:rFonts w:ascii="Calibri" w:hAnsi="Calibri" w:cs="Calibri"/>
+          <w:sz w:val="22"/>
+          <w:szCs w:val="22"/>
+        </w:rPr>
+        <w:lastRenderedPageBreak/>
+        <w:t>Ambos ecosistemas fueron rediseñados y migrados desde arquitecturas monolíticas o dispersas hacia topologías orientadas a microservicios e integraciones asíncronas modernas. A continuación, se detalla la herencia estructural que se cede a la institución.</w:t>
       </w:r>
     </w:p>
     <w:p>
@@ -242,7 +362,7 @@
         <w:rPr>
           <w:rFonts w:ascii="Calibri" w:eastAsia="Times New Roman" w:hAnsi="Calibri" w:cs="Calibri"/>
         </w:rPr>
-        <w:t>2.1 Despliegue en Ambiente de Aseguramiento (QA)</w:t>
+        <w:t>2.1 Ecosistema de Inteligencia Analítica (MUSEMS-PU)</w:t>
       </w:r>
     </w:p>
     <w:p>
@@ -260,7 +380,92 @@
           <w:sz w:val="22"/>
           <w:szCs w:val="22"/>
         </w:rPr>
-        <w:t>Se entrega la plataforma MUSEMS completamente funcional, parametrizada y configurada bajo la arquitectura cliente-servidor (FastAPI + React 19).</w:t>
+        <w:t>El desarrollo de MUSEMS-PU culminó en una arquitectura de alta concurrencia diseñada para soportar consultas masivas de Big Data y BI sin penalizar los recursos de red de la secretaría.</w:t>
+      </w:r>
+    </w:p>
+    <w:p>
+      <w:pPr>
+        <w:rPr>
+          <w:rFonts w:ascii="Calibri" w:eastAsia="Times New Roman" w:hAnsi="Calibri" w:cs="Calibri"/>
+          <w:sz w:val="22"/>
+          <w:szCs w:val="22"/>
+        </w:rPr>
+      </w:pPr>
+      <w:r>
+        <w:rPr>
+          <w:rFonts w:ascii="Calibri" w:eastAsia="Times New Roman" w:hAnsi="Calibri" w:cs="Calibri"/>
+          <w:noProof/>
+          <w:sz w:val="22"/>
+          <w:szCs w:val="22"/>
+        </w:rPr>
+        <w:lastRenderedPageBreak/>
+        <w:drawing>
+          <wp:inline distT="0" distB="0" distL="0" distR="0" wp14:anchorId="2089319F" wp14:editId="4A415AC2">
+            <wp:extent cx="4465320" cy="8641080"/>
+            <wp:effectExtent l="0" t="0" r="0" b="7620"/>
+            <wp:docPr id="3" name="Imagen 3"/>
+            <wp:cNvGraphicFramePr>
+              <a:graphicFrameLocks xmlns:a="http://schemas.openxmlformats.org/drawingml/2006/main" noChangeAspect="1"/>
+            </wp:cNvGraphicFramePr>
+            <a:graphic xmlns:a="http://schemas.openxmlformats.org/drawingml/2006/main">
+              <a:graphicData uri="http://schemas.openxmlformats.org/drawingml/2006/picture">
+                <pic:pic xmlns:pic="http://schemas.openxmlformats.org/drawingml/2006/picture">
+                  <pic:nvPicPr>
+                    <pic:cNvPr id="0" name="Picture 3"/>
+                    <pic:cNvPicPr>
+                      <a:picLocks noChangeAspect="1" noChangeArrowheads="1"/>
+                    </pic:cNvPicPr>
+                  </pic:nvPicPr>
+                  <pic:blipFill>
+                    <a:blip r:embed="rId5">
+                      <a:extLst>
+                        <a:ext uri="{28A0092B-C50C-407E-A947-70E740481C1C}">
+                          <a14:useLocalDpi xmlns:a14="http://schemas.microsoft.com/office/drawing/2010/main" val="0"/>
+                        </a:ext>
+                      </a:extLst>
+                    </a:blip>
+                    <a:srcRect/>
+                    <a:stretch>
+                      <a:fillRect/>
+                    </a:stretch>
+                  </pic:blipFill>
+                  <pic:spPr bwMode="auto">
+                    <a:xfrm>
+                      <a:off x="0" y="0"/>
+                      <a:ext cx="4465320" cy="8641080"/>
+                    </a:xfrm>
+                    <a:prstGeom prst="rect">
+                      <a:avLst/>
+                    </a:prstGeom>
+                    <a:noFill/>
+                    <a:ln>
+                      <a:noFill/>
+                    </a:ln>
+                  </pic:spPr>
+                </pic:pic>
+              </a:graphicData>
+            </a:graphic>
+          </wp:inline>
+        </w:drawing>
+      </w:r>
+    </w:p>
+    <w:p>
+      <w:pPr>
+        <w:pStyle w:val="NormalWeb"/>
+        <w:rPr>
+          <w:rFonts w:ascii="Calibri" w:hAnsi="Calibri" w:cs="Calibri"/>
+          <w:sz w:val="22"/>
+          <w:szCs w:val="22"/>
+        </w:rPr>
+      </w:pPr>
+      <w:r>
+        <w:rPr>
+          <w:rStyle w:val="Fuerte"/>
+          <w:rFonts w:ascii="Calibri" w:hAnsi="Calibri" w:cs="Calibri"/>
+          <w:sz w:val="22"/>
+          <w:szCs w:val="22"/>
+        </w:rPr>
+        <w:t>Principios Estructurales Aprobados y Entregados:</w:t>
       </w:r>
     </w:p>
     <w:p>
@@ -283,15 +488,15 @@
           <w:sz w:val="22"/>
           <w:szCs w:val="22"/>
         </w:rPr>
-        <w:t>Acceso a la Plataforma QA:</w:t>
-      </w:r>
-      <w:r>
-        <w:rPr>
-          <w:rFonts w:ascii="Calibri" w:eastAsia="Times New Roman" w:hAnsi="Calibri" w:cs="Calibri"/>
-          <w:sz w:val="22"/>
-          <w:szCs w:val="22"/>
-        </w:rPr>
-        <w:t xml:space="preserve"> [http://168.255.101.231:8086/](http://168.255.101.231:8086/)</w:t>
+        <w:t>Segregación de Capas:</w:t>
+      </w:r>
+      <w:r>
+        <w:rPr>
+          <w:rFonts w:ascii="Calibri" w:eastAsia="Times New Roman" w:hAnsi="Calibri" w:cs="Calibri"/>
+          <w:sz w:val="22"/>
+          <w:szCs w:val="22"/>
+        </w:rPr>
+        <w:t xml:space="preserve"> El frontend jamás realiza consultas a la base de datos de manera directa; todas las transacciones son sanitizadas por el backend FastAPI, previniendo intrínsecamente la filtración de *strings* de conexión.</w:t>
       </w:r>
     </w:p>
     <w:p>
@@ -314,43 +519,177 @@
           <w:sz w:val="22"/>
           <w:szCs w:val="22"/>
         </w:rPr>
-        <w:t>Gestión de Base de Datos:</w:t>
-      </w:r>
-      <w:r>
-        <w:rPr>
-          <w:rFonts w:ascii="Calibri" w:eastAsia="Times New Roman" w:hAnsi="Calibri" w:cs="Calibri"/>
-          <w:sz w:val="22"/>
-          <w:szCs w:val="22"/>
-        </w:rPr>
-        <w:t xml:space="preserve"> Las conexiones se enlazan exitosamente mediante un *Thin Mode Pool* de Oracle hacia el esquema </w:t>
+        <w:t>Gestión Avanzada de Conexiones:</w:t>
+      </w:r>
+      <w:r>
+        <w:rPr>
+          <w:rFonts w:ascii="Calibri" w:eastAsia="Times New Roman" w:hAnsi="Calibri" w:cs="Calibri"/>
+          <w:sz w:val="22"/>
+          <w:szCs w:val="22"/>
+        </w:rPr>
+        <w:t xml:space="preserve"> Se implementó un *Thin Mode Pool* configurado expresamente para optimizar el número de hilos requeridos por el servidor Oracle, mitigando cuellos de botella en picos de demanda.</w:t>
+      </w:r>
+    </w:p>
+    <w:p>
+      <w:pPr>
+        <w:pStyle w:val="Ttulo3"/>
+        <w:rPr>
+          <w:rFonts w:ascii="Calibri" w:eastAsia="Times New Roman" w:hAnsi="Calibri" w:cs="Calibri"/>
+        </w:rPr>
+      </w:pPr>
+      <w:r>
+        <w:rPr>
+          <w:rFonts w:ascii="Calibri" w:eastAsia="Times New Roman" w:hAnsi="Calibri" w:cs="Calibri"/>
+        </w:rPr>
+        <w:t>2.2 Motor Orquestador Asíncrono (Vida Saludable Fase 2)</w:t>
+      </w:r>
+    </w:p>
+    <w:p>
+      <w:pPr>
+        <w:pStyle w:val="NormalWeb"/>
+        <w:rPr>
+          <w:rFonts w:ascii="Calibri" w:hAnsi="Calibri" w:cs="Calibri"/>
+          <w:sz w:val="22"/>
+          <w:szCs w:val="22"/>
+        </w:rPr>
+      </w:pPr>
+      <w:r>
+        <w:rPr>
+          <w:rFonts w:ascii="Calibri" w:hAnsi="Calibri" w:cs="Calibri"/>
+          <w:sz w:val="22"/>
+          <w:szCs w:val="22"/>
+        </w:rPr>
+        <w:t>El ecosistema heredado (</w:t>
       </w:r>
       <w:r>
         <w:rPr>
           <w:rStyle w:val="CdigoHTML"/>
         </w:rPr>
-        <w:t>MUSEMSQA</w:t>
-      </w:r>
-      <w:r>
-        <w:rPr>
-          <w:rFonts w:ascii="Calibri" w:eastAsia="Times New Roman" w:hAnsi="Calibri" w:cs="Calibri"/>
-          <w:sz w:val="22"/>
-          <w:szCs w:val="22"/>
-        </w:rPr>
-        <w:t xml:space="preserve"> ubicado en el clúster </w:t>
-      </w:r>
-      <w:r>
-        <w:rPr>
-          <w:rStyle w:val="CdigoHTML"/>
-        </w:rPr>
-        <w:t>168.255.101.67:1530/MUSEMSD</w:t>
-      </w:r>
-      <w:r>
-        <w:rPr>
-          <w:rFonts w:ascii="Calibri" w:eastAsia="Times New Roman" w:hAnsi="Calibri" w:cs="Calibri"/>
-          <w:sz w:val="22"/>
-          <w:szCs w:val="22"/>
-        </w:rPr>
-        <w:t>.</w:t>
+        <w:t>py-sep-descarga-vida-saludable</w:t>
+      </w:r>
+      <w:r>
+        <w:rPr>
+          <w:rFonts w:ascii="Calibri" w:hAnsi="Calibri" w:cs="Calibri"/>
+          <w:sz w:val="22"/>
+          <w:szCs w:val="22"/>
+        </w:rPr>
+        <w:t>) ha sido transmutado hacia una arquitectura orquestada y "Zero Persistence", mitigando el almacenamiento indebido de PII.</w:t>
+      </w:r>
+    </w:p>
+    <w:p>
+      <w:pPr>
+        <w:rPr>
+          <w:rFonts w:ascii="Calibri" w:eastAsia="Times New Roman" w:hAnsi="Calibri" w:cs="Calibri"/>
+          <w:sz w:val="22"/>
+          <w:szCs w:val="22"/>
+        </w:rPr>
+      </w:pPr>
+      <w:r>
+        <w:rPr>
+          <w:rFonts w:ascii="Calibri" w:eastAsia="Times New Roman" w:hAnsi="Calibri" w:cs="Calibri"/>
+          <w:noProof/>
+          <w:sz w:val="22"/>
+          <w:szCs w:val="22"/>
+        </w:rPr>
+        <w:drawing>
+          <wp:inline distT="0" distB="0" distL="0" distR="0" wp14:anchorId="48438E95" wp14:editId="62C1B641">
+            <wp:extent cx="17282160" cy="2743200"/>
+            <wp:effectExtent l="0" t="0" r="0" b="0"/>
+            <wp:docPr id="4" name="Imagen 4"/>
+            <wp:cNvGraphicFramePr>
+              <a:graphicFrameLocks xmlns:a="http://schemas.openxmlformats.org/drawingml/2006/main" noChangeAspect="1"/>
+            </wp:cNvGraphicFramePr>
+            <a:graphic xmlns:a="http://schemas.openxmlformats.org/drawingml/2006/main">
+              <a:graphicData uri="http://schemas.openxmlformats.org/drawingml/2006/picture">
+                <pic:pic xmlns:pic="http://schemas.openxmlformats.org/drawingml/2006/picture">
+                  <pic:nvPicPr>
+                    <pic:cNvPr id="0" name="Picture 4"/>
+                    <pic:cNvPicPr>
+                      <a:picLocks noChangeAspect="1" noChangeArrowheads="1"/>
+                    </pic:cNvPicPr>
+                  </pic:nvPicPr>
+                  <pic:blipFill>
+                    <a:blip r:embed="rId6">
+                      <a:extLst>
+                        <a:ext uri="{28A0092B-C50C-407E-A947-70E740481C1C}">
+                          <a14:useLocalDpi xmlns:a14="http://schemas.microsoft.com/office/drawing/2010/main" val="0"/>
+                        </a:ext>
+                      </a:extLst>
+                    </a:blip>
+                    <a:srcRect/>
+                    <a:stretch>
+                      <a:fillRect/>
+                    </a:stretch>
+                  </pic:blipFill>
+                  <pic:spPr bwMode="auto">
+                    <a:xfrm>
+                      <a:off x="0" y="0"/>
+                      <a:ext cx="17282160" cy="2743200"/>
+                    </a:xfrm>
+                    <a:prstGeom prst="rect">
+                      <a:avLst/>
+                    </a:prstGeom>
+                    <a:noFill/>
+                    <a:ln>
+                      <a:noFill/>
+                    </a:ln>
+                  </pic:spPr>
+                </pic:pic>
+              </a:graphicData>
+            </a:graphic>
+          </wp:inline>
+        </w:drawing>
+      </w:r>
+    </w:p>
+    <w:p>
+      <w:pPr>
+        <w:rPr>
+          <w:rFonts w:ascii="Calibri" w:eastAsia="Times New Roman" w:hAnsi="Calibri" w:cs="Calibri"/>
+          <w:sz w:val="22"/>
+          <w:szCs w:val="22"/>
+        </w:rPr>
+      </w:pPr>
+      <w:r>
+        <w:rPr>
+          <w:rFonts w:ascii="Calibri" w:eastAsia="Times New Roman" w:hAnsi="Calibri" w:cs="Calibri"/>
+          <w:sz w:val="22"/>
+          <w:szCs w:val="22"/>
+        </w:rPr>
+        <w:pict w14:anchorId="3C79CA6F">
+          <v:rect id="_x0000_i1029" style="width:0;height:1.5pt" o:hralign="center" o:hrstd="t" o:hr="t" fillcolor="#a0a0a0" stroked="f"/>
+        </w:pict>
+      </w:r>
+    </w:p>
+    <w:p>
+      <w:pPr>
+        <w:pStyle w:val="Ttulo2"/>
+        <w:rPr>
+          <w:rFonts w:ascii="Calibri" w:eastAsia="Times New Roman" w:hAnsi="Calibri" w:cs="Calibri"/>
+        </w:rPr>
+      </w:pPr>
+      <w:r>
+        <w:rPr>
+          <w:rFonts w:ascii="Calibri" w:eastAsia="Times New Roman" w:hAnsi="Calibri" w:cs="Calibri"/>
+        </w:rPr>
+        <w:t>3. Resolución de Auditorías y Cierre de Brechas de Ciberseguridad</w:t>
+      </w:r>
+    </w:p>
+    <w:p>
+      <w:pPr>
+        <w:pStyle w:val="NormalWeb"/>
+        <w:rPr>
+          <w:rFonts w:ascii="Calibri" w:hAnsi="Calibri" w:cs="Calibri"/>
+          <w:sz w:val="22"/>
+          <w:szCs w:val="22"/>
+        </w:rPr>
+      </w:pPr>
+      <w:r>
+        <w:rPr>
+          <w:rFonts w:ascii="Calibri" w:hAnsi="Calibri" w:cs="Calibri"/>
+          <w:sz w:val="22"/>
+          <w:szCs w:val="22"/>
+        </w:rPr>
+        <w:t>El legado técnico más importante de esta gestión ha sido la transformación cultural y de seguridad en el código, subsanando pasivos críticos descubiertos durante las fases de análisis (abril y mayo).</w:t>
       </w:r>
     </w:p>
     <w:p>
@@ -364,53 +703,7 @@
         <w:rPr>
           <w:rFonts w:ascii="Calibri" w:eastAsia="Times New Roman" w:hAnsi="Calibri" w:cs="Calibri"/>
         </w:rPr>
-        <w:t>2.2 Entrega de Usuarios de Administración y Seguridad</w:t>
-      </w:r>
-    </w:p>
-    <w:p>
-      <w:pPr>
-        <w:pStyle w:val="NormalWeb"/>
-        <w:rPr>
-          <w:rFonts w:ascii="Calibri" w:hAnsi="Calibri" w:cs="Calibri"/>
-          <w:sz w:val="22"/>
-          <w:szCs w:val="22"/>
-        </w:rPr>
-      </w:pPr>
-      <w:r>
-        <w:rPr>
-          <w:rFonts w:ascii="Calibri" w:hAnsi="Calibri" w:cs="Calibri"/>
-          <w:sz w:val="22"/>
-          <w:szCs w:val="22"/>
-        </w:rPr>
-        <w:t xml:space="preserve">Como parte de la entrega de llaves y control de accesos basados en roles (RBAC), se transfieren cinco (5) cuentas con privilegios de </w:t>
-      </w:r>
-      <w:r>
-        <w:rPr>
-          <w:rStyle w:val="CdigoHTML"/>
-        </w:rPr>
-        <w:t>ADMINISTRADOR</w:t>
-      </w:r>
-      <w:r>
-        <w:rPr>
-          <w:rFonts w:ascii="Calibri" w:hAnsi="Calibri" w:cs="Calibri"/>
-          <w:sz w:val="22"/>
-          <w:szCs w:val="22"/>
-        </w:rPr>
-        <w:t xml:space="preserve"> habilitadas y listas para operar la plataforma en QA, todas con el *passphrase* de entrega </w:t>
-      </w:r>
-      <w:r>
-        <w:rPr>
-          <w:rStyle w:val="CdigoHTML"/>
-        </w:rPr>
-        <w:t>musems2026</w:t>
-      </w:r>
-      <w:r>
-        <w:rPr>
-          <w:rFonts w:ascii="Calibri" w:hAnsi="Calibri" w:cs="Calibri"/>
-          <w:sz w:val="22"/>
-          <w:szCs w:val="22"/>
-        </w:rPr>
-        <w:t>:</w:t>
+        <w:t>3.1 Blindaje de Criptografía e Inyecciones SQL (Vida Saludable)</w:t>
       </w:r>
     </w:p>
     <w:p>
@@ -428,18 +721,28 @@
       </w:pPr>
       <w:r>
         <w:rPr>
-          <w:rStyle w:val="CdigoHTML"/>
-        </w:rPr>
-        <w:lastRenderedPageBreak/>
-        <w:t>david</w:t>
-      </w:r>
-      <w:r>
-        <w:rPr>
-          <w:rFonts w:ascii="Calibri" w:eastAsia="Times New Roman" w:hAnsi="Calibri" w:cs="Calibri"/>
-          <w:sz w:val="22"/>
-          <w:szCs w:val="22"/>
-        </w:rPr>
-        <w:t xml:space="preserve"> (David León)</w:t>
+          <w:rStyle w:val="Fuerte"/>
+          <w:rFonts w:ascii="Calibri" w:eastAsia="Times New Roman" w:hAnsi="Calibri" w:cs="Calibri"/>
+          <w:sz w:val="22"/>
+          <w:szCs w:val="22"/>
+        </w:rPr>
+        <w:t>Mitigación Issue 60 (Transición AES-256-GCM):</w:t>
+      </w:r>
+      <w:r>
+        <w:rPr>
+          <w:rFonts w:ascii="Calibri" w:eastAsia="Times New Roman" w:hAnsi="Calibri" w:cs="Calibri"/>
+          <w:sz w:val="22"/>
+          <w:szCs w:val="22"/>
+        </w:rPr>
+        <w:t xml:space="preserve"> Se descubrió que la interacción histó</w:t>
+      </w:r>
+      <w:r>
+        <w:rPr>
+          <w:rFonts w:ascii="Calibri" w:eastAsia="Times New Roman" w:hAnsi="Calibri" w:cs="Calibri"/>
+          <w:sz w:val="22"/>
+          <w:szCs w:val="22"/>
+        </w:rPr>
+        <w:t>rica con los Web Services del IMSS utilizaba un estándar inseguro (AES-ECB) propenso a análisis criptográfico de patrones. En junio, se finalizó la migración hacia AES-256 en modo GCM (Galois/Counter Mode), proveyendo adicionalmente validación de integridad para prevenir manipulación del *token* en tránsito.</w:t>
       </w:r>
     </w:p>
     <w:p>
@@ -457,24 +760,69 @@
       </w:pPr>
       <w:r>
         <w:rPr>
+          <w:rStyle w:val="Fuerte"/>
+          <w:rFonts w:ascii="Calibri" w:eastAsia="Times New Roman" w:hAnsi="Calibri" w:cs="Calibri"/>
+          <w:sz w:val="22"/>
+          <w:szCs w:val="22"/>
+        </w:rPr>
+        <w:t>Remediación Issue 61 (SQL Injection Zero-Tolerance):</w:t>
+      </w:r>
+      <w:r>
+        <w:rPr>
+          <w:rFonts w:ascii="Calibri" w:eastAsia="Times New Roman" w:hAnsi="Calibri" w:cs="Calibri"/>
+          <w:sz w:val="22"/>
+          <w:szCs w:val="22"/>
+        </w:rPr>
+        <w:t xml:space="preserve"> Se erradicó por completo la construcción dinámica de filtros (f-strings) en la capa de persistencia </w:t>
+      </w:r>
+      <w:r>
+        <w:rPr>
           <w:rStyle w:val="CdigoHTML"/>
         </w:rPr>
-        <w:t>abraham</w:t>
-      </w:r>
-      <w:r>
-        <w:rPr>
-          <w:rFonts w:ascii="Calibri" w:eastAsia="Times New Roman" w:hAnsi="Calibri" w:cs="Calibri"/>
-          <w:sz w:val="22"/>
-          <w:szCs w:val="22"/>
-        </w:rPr>
-        <w:t xml:space="preserve"> (Abraham Aguirre)</w:t>
+        <w:t>pg8000</w:t>
+      </w:r>
+      <w:r>
+        <w:rPr>
+          <w:rFonts w:ascii="Calibri" w:eastAsia="Times New Roman" w:hAnsi="Calibri" w:cs="Calibri"/>
+          <w:sz w:val="22"/>
+          <w:szCs w:val="22"/>
+        </w:rPr>
+        <w:t xml:space="preserve">, parametrizando todas y cada una de las *queries*, blindando la lectura de la tabla </w:t>
+      </w:r>
+      <w:r>
+        <w:rPr>
+          <w:rStyle w:val="CdigoHTML"/>
+        </w:rPr>
+        <w:t>menor_evaluado</w:t>
+      </w:r>
+      <w:r>
+        <w:rPr>
+          <w:rFonts w:ascii="Calibri" w:eastAsia="Times New Roman" w:hAnsi="Calibri" w:cs="Calibri"/>
+          <w:sz w:val="22"/>
+          <w:szCs w:val="22"/>
+        </w:rPr>
+        <w:t xml:space="preserve"> y del historial de lotes contra intentos de inyección estructurada.</w:t>
+      </w:r>
+    </w:p>
+    <w:p>
+      <w:pPr>
+        <w:pStyle w:val="Ttulo3"/>
+        <w:rPr>
+          <w:rFonts w:ascii="Calibri" w:eastAsia="Times New Roman" w:hAnsi="Calibri" w:cs="Calibri"/>
+        </w:rPr>
+      </w:pPr>
+      <w:r>
+        <w:rPr>
+          <w:rFonts w:ascii="Calibri" w:eastAsia="Times New Roman" w:hAnsi="Calibri" w:cs="Calibri"/>
+        </w:rPr>
+        <w:t>3.2 Implementación Defensiva en MUSEMS-PU</w:t>
       </w:r>
     </w:p>
     <w:p>
       <w:pPr>
         <w:numPr>
           <w:ilvl w:val="0"/>
-          <w:numId w:val="2"/>
+          <w:numId w:val="3"/>
         </w:numPr>
         <w:spacing w:before="100" w:beforeAutospacing="1" w:after="100" w:afterAutospacing="1"/>
         <w:rPr>
@@ -485,24 +833,55 @@
       </w:pPr>
       <w:r>
         <w:rPr>
+          <w:rStyle w:val="Fuerte"/>
+          <w:rFonts w:ascii="Calibri" w:eastAsia="Times New Roman" w:hAnsi="Calibri" w:cs="Calibri"/>
+          <w:sz w:val="22"/>
+          <w:szCs w:val="22"/>
+        </w:rPr>
+        <w:t>Prevención de Denegación de Servicio (Rate Limiting):</w:t>
+      </w:r>
+      <w:r>
+        <w:rPr>
+          <w:rFonts w:ascii="Calibri" w:eastAsia="Times New Roman" w:hAnsi="Calibri" w:cs="Calibri"/>
+          <w:sz w:val="22"/>
+          <w:szCs w:val="22"/>
+        </w:rPr>
+        <w:t xml:space="preserve"> Ante el riesgo de explotación de fuerza bruta en los accesos institucionales, se configuró y probó bajo estrés la librería </w:t>
+      </w:r>
+      <w:r>
+        <w:rPr>
           <w:rStyle w:val="CdigoHTML"/>
         </w:rPr>
-        <w:t>valeria</w:t>
-      </w:r>
-      <w:r>
-        <w:rPr>
-          <w:rFonts w:ascii="Calibri" w:eastAsia="Times New Roman" w:hAnsi="Calibri" w:cs="Calibri"/>
-          <w:sz w:val="22"/>
-          <w:szCs w:val="22"/>
-        </w:rPr>
-        <w:t xml:space="preserve"> (Valeria Lezama)</w:t>
+        <w:t>slowapi</w:t>
+      </w:r>
+      <w:r>
+        <w:rPr>
+          <w:rFonts w:ascii="Calibri" w:eastAsia="Times New Roman" w:hAnsi="Calibri" w:cs="Calibri"/>
+          <w:sz w:val="22"/>
+          <w:szCs w:val="22"/>
+        </w:rPr>
+        <w:t xml:space="preserve">. Se cede una API configurada con restricciones firmes (ej. 5 peticiones por minuto en </w:t>
+      </w:r>
+      <w:r>
+        <w:rPr>
+          <w:rStyle w:val="CdigoHTML"/>
+        </w:rPr>
+        <w:t>/login</w:t>
+      </w:r>
+      <w:r>
+        <w:rPr>
+          <w:rFonts w:ascii="Calibri" w:eastAsia="Times New Roman" w:hAnsi="Calibri" w:cs="Calibri"/>
+          <w:sz w:val="22"/>
+          <w:szCs w:val="22"/>
+        </w:rPr>
+        <w:t>), interrumpiendo tempranamente los asedios mediante respuestas HTTP 429 sin agotar los recursos transaccionales de Oracle.</w:t>
       </w:r>
     </w:p>
     <w:p>
       <w:pPr>
         <w:numPr>
           <w:ilvl w:val="0"/>
-          <w:numId w:val="2"/>
+          <w:numId w:val="3"/>
         </w:numPr>
         <w:spacing w:before="100" w:beforeAutospacing="1" w:after="100" w:afterAutospacing="1"/>
         <w:rPr>
@@ -513,24 +892,166 @@
       </w:pPr>
       <w:r>
         <w:rPr>
+          <w:rStyle w:val="Fuerte"/>
+          <w:rFonts w:ascii="Calibri" w:eastAsia="Times New Roman" w:hAnsi="Calibri" w:cs="Calibri"/>
+          <w:sz w:val="22"/>
+          <w:szCs w:val="22"/>
+        </w:rPr>
+        <w:t>Mitigación Issue 55 (Rendimiento Hashing):</w:t>
+      </w:r>
+      <w:r>
+        <w:rPr>
+          <w:rFonts w:ascii="Calibri" w:eastAsia="Times New Roman" w:hAnsi="Calibri" w:cs="Calibri"/>
+          <w:sz w:val="22"/>
+          <w:szCs w:val="22"/>
+        </w:rPr>
+        <w:t xml:space="preserve"> Se modernizó la gestión criptográfica interna deshabilitando el motor </w:t>
+      </w:r>
+      <w:r>
+        <w:rPr>
           <w:rStyle w:val="CdigoHTML"/>
         </w:rPr>
-        <w:t>dolores</w:t>
-      </w:r>
-      <w:r>
-        <w:rPr>
-          <w:rFonts w:ascii="Calibri" w:eastAsia="Times New Roman" w:hAnsi="Calibri" w:cs="Calibri"/>
-          <w:sz w:val="22"/>
-          <w:szCs w:val="22"/>
-        </w:rPr>
-        <w:t xml:space="preserve"> (Dolores Sánchez)</w:t>
+        <w:t>passlib</w:t>
+      </w:r>
+      <w:r>
+        <w:rPr>
+          <w:rFonts w:ascii="Calibri" w:eastAsia="Times New Roman" w:hAnsi="Calibri" w:cs="Calibri"/>
+          <w:sz w:val="22"/>
+          <w:szCs w:val="22"/>
+        </w:rPr>
+        <w:t xml:space="preserve"> a favor de la biblioteca nativa </w:t>
+      </w:r>
+      <w:r>
+        <w:rPr>
+          <w:rStyle w:val="CdigoHTML"/>
+        </w:rPr>
+        <w:t>bcrypt</w:t>
+      </w:r>
+      <w:r>
+        <w:rPr>
+          <w:rFonts w:ascii="Calibri" w:eastAsia="Times New Roman" w:hAnsi="Calibri" w:cs="Calibri"/>
+          <w:sz w:val="22"/>
+          <w:szCs w:val="22"/>
+        </w:rPr>
+        <w:t>, logrando una reducción calculada del 18% en los ciclos de CPU durante el análisis forense de *login*.</w:t>
+      </w:r>
+    </w:p>
+    <w:p>
+      <w:pPr>
+        <w:rPr>
+          <w:rFonts w:ascii="Calibri" w:eastAsia="Times New Roman" w:hAnsi="Calibri" w:cs="Calibri"/>
+          <w:sz w:val="22"/>
+          <w:szCs w:val="22"/>
+        </w:rPr>
+      </w:pPr>
+      <w:r>
+        <w:rPr>
+          <w:rFonts w:ascii="Calibri" w:eastAsia="Times New Roman" w:hAnsi="Calibri" w:cs="Calibri"/>
+          <w:sz w:val="22"/>
+          <w:szCs w:val="22"/>
+        </w:rPr>
+        <w:pict w14:anchorId="2757D09A">
+          <v:rect id="_x0000_i1030" style="width:0;height:1.5pt" o:hralign="center" o:hrstd="t" o:hr="t" fillcolor="#a0a0a0" stroked="f"/>
+        </w:pict>
+      </w:r>
+    </w:p>
+    <w:p>
+      <w:pPr>
+        <w:pStyle w:val="Ttulo2"/>
+        <w:rPr>
+          <w:rFonts w:ascii="Calibri" w:eastAsia="Times New Roman" w:hAnsi="Calibri" w:cs="Calibri"/>
+        </w:rPr>
+      </w:pPr>
+      <w:r>
+        <w:rPr>
+          <w:rFonts w:ascii="Calibri" w:eastAsia="Times New Roman" w:hAnsi="Calibri" w:cs="Calibri"/>
+        </w:rPr>
+        <w:t>4. Gobernanza DevSecOps y Automatización (ETL Documental)</w:t>
+      </w:r>
+    </w:p>
+    <w:p>
+      <w:pPr>
+        <w:pStyle w:val="NormalWeb"/>
+        <w:rPr>
+          <w:rFonts w:ascii="Calibri" w:hAnsi="Calibri" w:cs="Calibri"/>
+          <w:sz w:val="22"/>
+          <w:szCs w:val="22"/>
+        </w:rPr>
+      </w:pPr>
+      <w:r>
+        <w:rPr>
+          <w:rFonts w:ascii="Calibri" w:hAnsi="Calibri" w:cs="Calibri"/>
+          <w:sz w:val="22"/>
+          <w:szCs w:val="22"/>
+        </w:rPr>
+        <w:t>Durante junio, el concepto de extracción y transformación de datos (ETL) fue llevado un paso más allá, implementándose un poderoso *Pipeline* de Aseguramiento Continuo de Calidad (CI/CD) que no permite fallas estructurales.</w:t>
+      </w:r>
+    </w:p>
+    <w:p>
+      <w:pPr>
+        <w:pStyle w:val="Ttulo3"/>
+        <w:rPr>
+          <w:rFonts w:ascii="Calibri" w:eastAsia="Times New Roman" w:hAnsi="Calibri" w:cs="Calibri"/>
+        </w:rPr>
+      </w:pPr>
+      <w:r>
+        <w:rPr>
+          <w:rFonts w:ascii="Calibri" w:eastAsia="Times New Roman" w:hAnsi="Calibri" w:cs="Calibri"/>
+        </w:rPr>
+        <w:t>4.1 Análisis SAST / SCA (Barrera de Código)</w:t>
+      </w:r>
+    </w:p>
+    <w:p>
+      <w:pPr>
+        <w:pStyle w:val="NormalWeb"/>
+        <w:rPr>
+          <w:rFonts w:ascii="Calibri" w:hAnsi="Calibri" w:cs="Calibri"/>
+          <w:sz w:val="22"/>
+          <w:szCs w:val="22"/>
+        </w:rPr>
+      </w:pPr>
+      <w:r>
+        <w:rPr>
+          <w:rFonts w:ascii="Calibri" w:hAnsi="Calibri" w:cs="Calibri"/>
+          <w:sz w:val="22"/>
+          <w:szCs w:val="22"/>
+        </w:rPr>
+        <w:t>Se entrega un repositorio (</w:t>
+      </w:r>
+      <w:r>
+        <w:rPr>
+          <w:rStyle w:val="CdigoHTML"/>
+        </w:rPr>
+        <w:t>SEP_MUSEMS_PU</w:t>
+      </w:r>
+      <w:r>
+        <w:rPr>
+          <w:rFonts w:ascii="Calibri" w:hAnsi="Calibri" w:cs="Calibri"/>
+          <w:sz w:val="22"/>
+          <w:szCs w:val="22"/>
+        </w:rPr>
+        <w:t>) configurado con *GitHub Actions* (</w:t>
+      </w:r>
+      <w:r>
+        <w:rPr>
+          <w:rStyle w:val="CdigoHTML"/>
+        </w:rPr>
+        <w:t>security-ci.yml</w:t>
+      </w:r>
+      <w:r>
+        <w:rPr>
+          <w:rFonts w:ascii="Calibri" w:hAnsi="Calibri" w:cs="Calibri"/>
+          <w:sz w:val="22"/>
+          <w:szCs w:val="22"/>
+        </w:rPr>
+        <w:t>) que actúa como barrera irrompible antes de permitir un *Merge*.</w:t>
       </w:r>
     </w:p>
     <w:p>
       <w:pPr>
         <w:numPr>
           <w:ilvl w:val="0"/>
-          <w:numId w:val="2"/>
+          <w:numId w:val="4"/>
         </w:numPr>
         <w:spacing w:before="100" w:beforeAutospacing="1" w:after="100" w:afterAutospacing="1"/>
         <w:rPr>
@@ -541,8 +1062,415 @@
       </w:pPr>
       <w:r>
         <w:rPr>
+          <w:rStyle w:val="Fuerte"/>
+          <w:rFonts w:ascii="Calibri" w:eastAsia="Times New Roman" w:hAnsi="Calibri" w:cs="Calibri"/>
+          <w:sz w:val="22"/>
+          <w:szCs w:val="22"/>
+        </w:rPr>
+        <w:t>Dictamen Final APROBADO:</w:t>
+      </w:r>
+      <w:r>
+        <w:rPr>
+          <w:rFonts w:ascii="Calibri" w:eastAsia="Times New Roman" w:hAnsi="Calibri" w:cs="Calibri"/>
+          <w:sz w:val="22"/>
+          <w:szCs w:val="22"/>
+        </w:rPr>
+        <w:t xml:space="preserve"> Herramientas como </w:t>
+      </w:r>
+      <w:r>
+        <w:rPr>
           <w:rStyle w:val="CdigoHTML"/>
         </w:rPr>
+        <w:t>bandit</w:t>
+      </w:r>
+      <w:r>
+        <w:rPr>
+          <w:rFonts w:ascii="Calibri" w:eastAsia="Times New Roman" w:hAnsi="Calibri" w:cs="Calibri"/>
+          <w:sz w:val="22"/>
+          <w:szCs w:val="22"/>
+        </w:rPr>
+        <w:t xml:space="preserve"> y </w:t>
+      </w:r>
+      <w:r>
+        <w:rPr>
+          <w:rStyle w:val="CdigoHTML"/>
+        </w:rPr>
+        <w:t>semgrep</w:t>
+      </w:r>
+      <w:r>
+        <w:rPr>
+          <w:rFonts w:ascii="Calibri" w:eastAsia="Times New Roman" w:hAnsi="Calibri" w:cs="Calibri"/>
+          <w:sz w:val="22"/>
+          <w:szCs w:val="22"/>
+        </w:rPr>
+        <w:t xml:space="preserve"> han emitido un pase limpio (0 vulnerabilidades críticas/altas/medias). Todas las dependencias expuestas (</w:t>
+      </w:r>
+      <w:r>
+        <w:rPr>
+          <w:rStyle w:val="CdigoHTML"/>
+        </w:rPr>
+        <w:t>passlib</w:t>
+      </w:r>
+      <w:r>
+        <w:rPr>
+          <w:rFonts w:ascii="Calibri" w:eastAsia="Times New Roman" w:hAnsi="Calibri" w:cs="Calibri"/>
+          <w:sz w:val="22"/>
+          <w:szCs w:val="22"/>
+        </w:rPr>
+        <w:t>, *cors wildcards*) fueron erradicadas y sus reportes cerrados oficialmente.</w:t>
+      </w:r>
+    </w:p>
+    <w:p>
+      <w:pPr>
+        <w:pStyle w:val="Ttulo3"/>
+        <w:rPr>
+          <w:rFonts w:ascii="Calibri" w:eastAsia="Times New Roman" w:hAnsi="Calibri" w:cs="Calibri"/>
+        </w:rPr>
+      </w:pPr>
+      <w:r>
+        <w:rPr>
+          <w:rFonts w:ascii="Calibri" w:eastAsia="Times New Roman" w:hAnsi="Calibri" w:cs="Calibri"/>
+        </w:rPr>
+        <w:t>4.2 Automatización Inmutable de Entregables Gubernamentales (</w:t>
+      </w:r>
+      <w:r>
+        <w:rPr>
+          <w:rStyle w:val="CdigoHTML"/>
+        </w:rPr>
+        <w:t>generate_docs.py</w:t>
+      </w:r>
+      <w:r>
+        <w:rPr>
+          <w:rFonts w:ascii="Calibri" w:eastAsia="Times New Roman" w:hAnsi="Calibri" w:cs="Calibri"/>
+        </w:rPr>
+        <w:t>)</w:t>
+      </w:r>
+    </w:p>
+    <w:p>
+      <w:pPr>
+        <w:pStyle w:val="NormalWeb"/>
+        <w:rPr>
+          <w:rFonts w:ascii="Calibri" w:hAnsi="Calibri" w:cs="Calibri"/>
+          <w:sz w:val="22"/>
+          <w:szCs w:val="22"/>
+        </w:rPr>
+      </w:pPr>
+      <w:r>
+        <w:rPr>
+          <w:rFonts w:ascii="Calibri" w:hAnsi="Calibri" w:cs="Calibri"/>
+          <w:sz w:val="22"/>
+          <w:szCs w:val="22"/>
+        </w:rPr>
+        <w:t xml:space="preserve">Para garantizar que la institución nunca pierda la simetría entre el código y la documentación técnica de auditoría (CMMI), se entrega la herramienta en Python </w:t>
+      </w:r>
+      <w:r>
+        <w:rPr>
+          <w:rStyle w:val="CdigoHTML"/>
+        </w:rPr>
+        <w:t>generate_docs.py</w:t>
+      </w:r>
+      <w:r>
+        <w:rPr>
+          <w:rFonts w:ascii="Calibri" w:hAnsi="Calibri" w:cs="Calibri"/>
+          <w:sz w:val="22"/>
+          <w:szCs w:val="22"/>
+        </w:rPr>
+        <w:t>. Este orquestador convierte dinámicamente los manuales de Markdown a formatos listos para imprenta (</w:t>
+      </w:r>
+      <w:r>
+        <w:rPr>
+          <w:rStyle w:val="CdigoHTML"/>
+        </w:rPr>
+        <w:t>.docx</w:t>
+      </w:r>
+      <w:r>
+        <w:rPr>
+          <w:rFonts w:ascii="Calibri" w:hAnsi="Calibri" w:cs="Calibri"/>
+          <w:sz w:val="22"/>
+          <w:szCs w:val="22"/>
+        </w:rPr>
+        <w:t xml:space="preserve">, </w:t>
+      </w:r>
+      <w:r>
+        <w:rPr>
+          <w:rStyle w:val="CdigoHTML"/>
+        </w:rPr>
+        <w:t>.pdf</w:t>
+      </w:r>
+      <w:r>
+        <w:rPr>
+          <w:rFonts w:ascii="Calibri" w:hAnsi="Calibri" w:cs="Calibri"/>
+          <w:sz w:val="22"/>
+          <w:szCs w:val="22"/>
+        </w:rPr>
+        <w:t xml:space="preserve">), transformando por sí solo los diagramas </w:t>
+      </w:r>
+      <w:r>
+        <w:rPr>
+          <w:rStyle w:val="CdigoHTML"/>
+        </w:rPr>
+        <w:t>Mermaid</w:t>
+      </w:r>
+      <w:r>
+        <w:rPr>
+          <w:rFonts w:ascii="Calibri" w:hAnsi="Calibri" w:cs="Calibri"/>
+          <w:sz w:val="22"/>
+          <w:szCs w:val="22"/>
+        </w:rPr>
+        <w:t xml:space="preserve"> e incrustando recursos estáticos Base64. Esto es el verdadero *Shift-Left* documental.</w:t>
+      </w:r>
+    </w:p>
+    <w:p>
+      <w:pPr>
+        <w:rPr>
+          <w:rFonts w:ascii="Calibri" w:eastAsia="Times New Roman" w:hAnsi="Calibri" w:cs="Calibri"/>
+          <w:sz w:val="22"/>
+          <w:szCs w:val="22"/>
+        </w:rPr>
+      </w:pPr>
+      <w:r>
+        <w:rPr>
+          <w:rFonts w:ascii="Calibri" w:eastAsia="Times New Roman" w:hAnsi="Calibri" w:cs="Calibri"/>
+          <w:sz w:val="22"/>
+          <w:szCs w:val="22"/>
+        </w:rPr>
+        <w:pict w14:anchorId="6EEA7A56">
+          <v:rect id="_x0000_i1031" style="width:0;height:1.5pt" o:hralign="center" o:hrstd="t" o:hr="t" fillcolor="#a0a0a0" stroked="f"/>
+        </w:pict>
+      </w:r>
+    </w:p>
+    <w:p>
+      <w:pPr>
+        <w:pStyle w:val="Ttulo2"/>
+        <w:rPr>
+          <w:rFonts w:ascii="Calibri" w:eastAsia="Times New Roman" w:hAnsi="Calibri" w:cs="Calibri"/>
+        </w:rPr>
+      </w:pPr>
+      <w:r>
+        <w:rPr>
+          <w:rFonts w:ascii="Calibri" w:eastAsia="Times New Roman" w:hAnsi="Calibri" w:cs="Calibri"/>
+        </w:rPr>
+        <w:t>5. Resumen de Despliegue Oficial en Ambiente QA</w:t>
+      </w:r>
+    </w:p>
+    <w:p>
+      <w:pPr>
+        <w:pStyle w:val="NormalWeb"/>
+        <w:rPr>
+          <w:rFonts w:ascii="Calibri" w:hAnsi="Calibri" w:cs="Calibri"/>
+          <w:sz w:val="22"/>
+          <w:szCs w:val="22"/>
+        </w:rPr>
+      </w:pPr>
+      <w:r>
+        <w:rPr>
+          <w:rFonts w:ascii="Calibri" w:hAnsi="Calibri" w:cs="Calibri"/>
+          <w:sz w:val="22"/>
+          <w:szCs w:val="22"/>
+        </w:rPr>
+        <w:t>El sistema MUSEMS se entrega funcional, aprovisionado y certificado por las pruebas *End-to-End* en el clúster de Aseguramiento de la Calidad (QA) de la SEP.</w:t>
+      </w:r>
+    </w:p>
+    <w:p>
+      <w:pPr>
+        <w:numPr>
+          <w:ilvl w:val="0"/>
+          <w:numId w:val="5"/>
+        </w:numPr>
+        <w:spacing w:before="100" w:beforeAutospacing="1" w:after="100" w:afterAutospacing="1"/>
+        <w:rPr>
+          <w:rFonts w:ascii="Calibri" w:eastAsia="Times New Roman" w:hAnsi="Calibri" w:cs="Calibri"/>
+          <w:sz w:val="22"/>
+          <w:szCs w:val="22"/>
+        </w:rPr>
+      </w:pPr>
+      <w:r>
+        <w:rPr>
+          <w:rStyle w:val="Fuerte"/>
+          <w:rFonts w:ascii="Calibri" w:eastAsia="Times New Roman" w:hAnsi="Calibri" w:cs="Calibri"/>
+          <w:sz w:val="22"/>
+          <w:szCs w:val="22"/>
+        </w:rPr>
+        <w:t>Endpoint del Servidor Web:</w:t>
+      </w:r>
+      <w:r>
+        <w:rPr>
+          <w:rFonts w:ascii="Calibri" w:eastAsia="Times New Roman" w:hAnsi="Calibri" w:cs="Calibri"/>
+          <w:sz w:val="22"/>
+          <w:szCs w:val="22"/>
+        </w:rPr>
+        <w:t xml:space="preserve"> </w:t>
+      </w:r>
+      <w:r>
+        <w:rPr>
+          <w:rStyle w:val="CdigoHTML"/>
+        </w:rPr>
+        <w:t>http://168.255.101.231:8086/</w:t>
+      </w:r>
+    </w:p>
+    <w:p>
+      <w:pPr>
+        <w:numPr>
+          <w:ilvl w:val="0"/>
+          <w:numId w:val="5"/>
+        </w:numPr>
+        <w:spacing w:before="100" w:beforeAutospacing="1" w:after="100" w:afterAutospacing="1"/>
+        <w:rPr>
+          <w:rFonts w:ascii="Calibri" w:eastAsia="Times New Roman" w:hAnsi="Calibri" w:cs="Calibri"/>
+          <w:sz w:val="22"/>
+          <w:szCs w:val="22"/>
+        </w:rPr>
+      </w:pPr>
+      <w:r>
+        <w:rPr>
+          <w:rStyle w:val="Fuerte"/>
+          <w:rFonts w:ascii="Calibri" w:eastAsia="Times New Roman" w:hAnsi="Calibri" w:cs="Calibri"/>
+          <w:sz w:val="22"/>
+          <w:szCs w:val="22"/>
+        </w:rPr>
+        <w:t>Nodos de Base de Datos:</w:t>
+      </w:r>
+      <w:r>
+        <w:rPr>
+          <w:rFonts w:ascii="Calibri" w:eastAsia="Times New Roman" w:hAnsi="Calibri" w:cs="Calibri"/>
+          <w:sz w:val="22"/>
+          <w:szCs w:val="22"/>
+        </w:rPr>
+        <w:t xml:space="preserve"> </w:t>
+      </w:r>
+      <w:r>
+        <w:rPr>
+          <w:rStyle w:val="CdigoHTML"/>
+        </w:rPr>
+        <w:t>168.255.101.67:1530/MUSEMSD</w:t>
+      </w:r>
+      <w:r>
+        <w:rPr>
+          <w:rFonts w:ascii="Calibri" w:eastAsia="Times New Roman" w:hAnsi="Calibri" w:cs="Calibri"/>
+          <w:sz w:val="22"/>
+          <w:szCs w:val="22"/>
+        </w:rPr>
+        <w:t xml:space="preserve"> (Esquema: </w:t>
+      </w:r>
+      <w:r>
+        <w:rPr>
+          <w:rStyle w:val="CdigoHTML"/>
+        </w:rPr>
+        <w:t>MUSEMSQA</w:t>
+      </w:r>
+      <w:r>
+        <w:rPr>
+          <w:rFonts w:ascii="Calibri" w:eastAsia="Times New Roman" w:hAnsi="Calibri" w:cs="Calibri"/>
+          <w:sz w:val="22"/>
+          <w:szCs w:val="22"/>
+        </w:rPr>
+        <w:t>)</w:t>
+      </w:r>
+    </w:p>
+    <w:p>
+      <w:pPr>
+        <w:numPr>
+          <w:ilvl w:val="0"/>
+          <w:numId w:val="5"/>
+        </w:numPr>
+        <w:spacing w:before="100" w:beforeAutospacing="1" w:after="100" w:afterAutospacing="1"/>
+        <w:rPr>
+          <w:rFonts w:ascii="Calibri" w:eastAsia="Times New Roman" w:hAnsi="Calibri" w:cs="Calibri"/>
+          <w:sz w:val="22"/>
+          <w:szCs w:val="22"/>
+        </w:rPr>
+      </w:pPr>
+      <w:r>
+        <w:rPr>
+          <w:rStyle w:val="Fuerte"/>
+          <w:rFonts w:ascii="Calibri" w:eastAsia="Times New Roman" w:hAnsi="Calibri" w:cs="Calibri"/>
+          <w:sz w:val="22"/>
+          <w:szCs w:val="22"/>
+        </w:rPr>
+        <w:t>Usuarios Creados e Intransferibles:</w:t>
+      </w:r>
+      <w:r>
+        <w:rPr>
+          <w:rFonts w:ascii="Calibri" w:eastAsia="Times New Roman" w:hAnsi="Calibri" w:cs="Calibri"/>
+          <w:sz w:val="22"/>
+          <w:szCs w:val="22"/>
+        </w:rPr>
+        <w:t xml:space="preserve"> 5 perfiles con rol de </w:t>
+      </w:r>
+      <w:r>
+        <w:rPr>
+          <w:rStyle w:val="CdigoHTML"/>
+        </w:rPr>
+        <w:t>ADMINISTRADOR</w:t>
+      </w:r>
+      <w:r>
+        <w:rPr>
+          <w:rFonts w:ascii="Calibri" w:eastAsia="Times New Roman" w:hAnsi="Calibri" w:cs="Calibri"/>
+          <w:sz w:val="22"/>
+          <w:szCs w:val="22"/>
+        </w:rPr>
+        <w:t xml:space="preserve"> (</w:t>
+      </w:r>
+      <w:r>
+        <w:rPr>
+          <w:rStyle w:val="CdigoHTML"/>
+        </w:rPr>
+        <w:t>david</w:t>
+      </w:r>
+      <w:r>
+        <w:rPr>
+          <w:rFonts w:ascii="Calibri" w:eastAsia="Times New Roman" w:hAnsi="Calibri" w:cs="Calibri"/>
+          <w:sz w:val="22"/>
+          <w:szCs w:val="22"/>
+        </w:rPr>
+        <w:t xml:space="preserve">, </w:t>
+      </w:r>
+      <w:r>
+        <w:rPr>
+          <w:rStyle w:val="CdigoHTML"/>
+        </w:rPr>
+        <w:t>abraham</w:t>
+      </w:r>
+      <w:r>
+        <w:rPr>
+          <w:rFonts w:ascii="Calibri" w:eastAsia="Times New Roman" w:hAnsi="Calibri" w:cs="Calibri"/>
+          <w:sz w:val="22"/>
+          <w:szCs w:val="22"/>
+        </w:rPr>
+        <w:t xml:space="preserve">, </w:t>
+      </w:r>
+      <w:r>
+        <w:rPr>
+          <w:rStyle w:val="CdigoHTML"/>
+        </w:rPr>
+        <w:t>valeria</w:t>
+      </w:r>
+      <w:r>
+        <w:rPr>
+          <w:rFonts w:ascii="Calibri" w:eastAsia="Times New Roman" w:hAnsi="Calibri" w:cs="Calibri"/>
+          <w:sz w:val="22"/>
+          <w:szCs w:val="22"/>
+        </w:rPr>
+        <w:t xml:space="preserve">, </w:t>
+      </w:r>
+      <w:r>
+        <w:rPr>
+          <w:rStyle w:val="CdigoHTML"/>
+        </w:rPr>
+        <w:t>dolores</w:t>
+      </w:r>
+      <w:r>
+        <w:rPr>
+          <w:rFonts w:ascii="Calibri" w:eastAsia="Times New Roman" w:hAnsi="Calibri" w:cs="Calibri"/>
+          <w:sz w:val="22"/>
+          <w:szCs w:val="22"/>
+        </w:rPr>
+        <w:t xml:space="preserve">, </w:t>
+      </w:r>
+      <w:r>
+        <w:rPr>
+          <w:rStyle w:val="CdigoHTML"/>
+        </w:rPr>
         <w:t>eduardo</w:t>
       </w:r>
       <w:r>
@@ -551,7 +1479,54 @@
           <w:sz w:val="22"/>
           <w:szCs w:val="22"/>
         </w:rPr>
-        <w:t xml:space="preserve"> (Eduardo Hernández)</w:t>
+        <w:t xml:space="preserve">) probados y asegurados con la contraseña maestra </w:t>
+      </w:r>
+      <w:r>
+        <w:rPr>
+          <w:rStyle w:val="CdigoHTML"/>
+        </w:rPr>
+        <w:t>musems2026</w:t>
+      </w:r>
+      <w:r>
+        <w:rPr>
+          <w:rFonts w:ascii="Calibri" w:eastAsia="Times New Roman" w:hAnsi="Calibri" w:cs="Calibri"/>
+          <w:sz w:val="22"/>
+          <w:szCs w:val="22"/>
+        </w:rPr>
+        <w:t>. Estos usuarios están blindados bajo la lógica de retención obligatoria (Lockout Prevention) para asegurar continuidad administrativa.</w:t>
+      </w:r>
+    </w:p>
+    <w:p>
+      <w:pPr>
+        <w:rPr>
+          <w:rFonts w:ascii="Calibri" w:eastAsia="Times New Roman" w:hAnsi="Calibri" w:cs="Calibri"/>
+          <w:sz w:val="22"/>
+          <w:szCs w:val="22"/>
+        </w:rPr>
+      </w:pPr>
+      <w:r>
+        <w:rPr>
+          <w:rFonts w:ascii="Calibri" w:eastAsia="Times New Roman" w:hAnsi="Calibri" w:cs="Calibri"/>
+          <w:sz w:val="22"/>
+          <w:szCs w:val="22"/>
+        </w:rPr>
+        <w:pict w14:anchorId="34641FA4">
+          <v:rect id="_x0000_i1032" style="width:0;height:1.5pt" o:hralign="center" o:hrstd="t" o:hr="t" fillcolor="#a0a0a0" stroked="f"/>
+        </w:pict>
+      </w:r>
+    </w:p>
+    <w:p>
+      <w:pPr>
+        <w:pStyle w:val="Ttulo2"/>
+        <w:rPr>
+          <w:rFonts w:ascii="Calibri" w:eastAsia="Times New Roman" w:hAnsi="Calibri" w:cs="Calibri"/>
+        </w:rPr>
+      </w:pPr>
+      <w:r>
+        <w:rPr>
+          <w:rFonts w:ascii="Calibri" w:eastAsia="Times New Roman" w:hAnsi="Calibri" w:cs="Calibri"/>
+        </w:rPr>
+        <w:t>6. Inventario Definitivo de Handover Tecnológico (Listado de Entrega)</w:t>
       </w:r>
     </w:p>
     <w:p>
@@ -569,35 +1544,7 @@
           <w:sz w:val="22"/>
           <w:szCs w:val="22"/>
         </w:rPr>
-        <w:t>La arquitectura de estas cuentas incluye protección *Hard-Delete*, garantizando la permanencia inalterable del usuario administrador root (ID 1).</w:t>
-      </w:r>
-    </w:p>
-    <w:p>
-      <w:pPr>
-        <w:pStyle w:val="Ttulo2"/>
-        <w:rPr>
-          <w:rFonts w:ascii="Calibri" w:eastAsia="Times New Roman" w:hAnsi="Calibri" w:cs="Calibri"/>
-        </w:rPr>
-      </w:pPr>
-      <w:r>
-        <w:rPr>
-          <w:rFonts w:ascii="Calibri" w:eastAsia="Times New Roman" w:hAnsi="Calibri" w:cs="Calibri"/>
-        </w:rPr>
-        <w:t>3. Optimización de Procesos Documentales e Integración Continua</w:t>
-      </w:r>
-    </w:p>
-    <w:p>
-      <w:pPr>
-        <w:pStyle w:val="Ttulo3"/>
-        <w:rPr>
-          <w:rFonts w:ascii="Calibri" w:eastAsia="Times New Roman" w:hAnsi="Calibri" w:cs="Calibri"/>
-        </w:rPr>
-      </w:pPr>
-      <w:r>
-        <w:rPr>
-          <w:rFonts w:ascii="Calibri" w:eastAsia="Times New Roman" w:hAnsi="Calibri" w:cs="Calibri"/>
-        </w:rPr>
-        <w:t>3.1 Automatización de Documentación Gubernamental (ETL Documental)</w:t>
+        <w:t>Por este medio, hago entrega formal e irrevocable de la totalidad de la propiedad intelectual, código fuente, y auditorías técnicas desarrolladas en mi periodo de consultoría. Se ceden los siguientes repositorios y activos operacionales:</w:t>
       </w:r>
     </w:p>
     <w:p>
@@ -615,63 +1562,105 @@
           <w:sz w:val="22"/>
           <w:szCs w:val="22"/>
         </w:rPr>
-        <w:t xml:space="preserve">Uno de los hitos tecnológicos de cierre ha sido la conceptualización y desarrollo del script central de Python </w:t>
+        <w:t xml:space="preserve">1. </w:t>
+      </w:r>
+      <w:r>
+        <w:rPr>
+          <w:rStyle w:val="Fuerte"/>
+          <w:rFonts w:ascii="Calibri" w:hAnsi="Calibri" w:cs="Calibri"/>
+          <w:sz w:val="22"/>
+          <w:szCs w:val="22"/>
+        </w:rPr>
+        <w:t xml:space="preserve">Repositorio Institucional </w:t>
       </w:r>
       <w:r>
         <w:rPr>
           <w:rStyle w:val="CdigoHTML"/>
-        </w:rPr>
-        <w:t>generate_docs.py</w:t>
-      </w:r>
-      <w:r>
-        <w:rPr>
-          <w:rFonts w:ascii="Calibri" w:hAnsi="Calibri" w:cs="Calibri"/>
-          <w:sz w:val="22"/>
-          <w:szCs w:val="22"/>
-        </w:rPr>
-        <w:t xml:space="preserve">. Esta herramienta opera como un Pipeline ETL documental: procesa automáticamente diagramas Mermaid e imágenes embebidas de todo el código fuente, y transpila los manuales de Markdown nativo a sus contrapartes oficiales en </w:t>
+          <w:b/>
+          <w:bCs/>
+        </w:rPr>
+        <w:t>SEP_MUSEMS_PU</w:t>
+      </w:r>
+      <w:r>
+        <w:rPr>
+          <w:rStyle w:val="Fuerte"/>
+          <w:rFonts w:ascii="Calibri" w:hAnsi="Calibri" w:cs="Calibri"/>
+          <w:sz w:val="22"/>
+          <w:szCs w:val="22"/>
+        </w:rPr>
+        <w:t>:</w:t>
+      </w:r>
+    </w:p>
+    <w:p>
+      <w:pPr>
+        <w:pStyle w:val="NormalWeb"/>
+        <w:rPr>
+          <w:rFonts w:ascii="Calibri" w:hAnsi="Calibri" w:cs="Calibri"/>
+          <w:sz w:val="22"/>
+          <w:szCs w:val="22"/>
+        </w:rPr>
+      </w:pPr>
+      <w:r>
+        <w:rPr>
+          <w:rFonts w:ascii="Calibri" w:hAnsi="Calibri" w:cs="Calibri"/>
+          <w:sz w:val="22"/>
+          <w:szCs w:val="22"/>
+        </w:rPr>
+        <w:t>- Có</w:t>
+      </w:r>
+      <w:r>
+        <w:rPr>
+          <w:rFonts w:ascii="Calibri" w:hAnsi="Calibri" w:cs="Calibri"/>
+          <w:sz w:val="22"/>
+          <w:szCs w:val="22"/>
+        </w:rPr>
+        <w:t>digo fuente Frontend (React 19, Vite, TypeScript) y Backend (FastAPI, Python).</w:t>
+      </w:r>
+    </w:p>
+    <w:p>
+      <w:pPr>
+        <w:pStyle w:val="NormalWeb"/>
+        <w:rPr>
+          <w:rFonts w:ascii="Calibri" w:hAnsi="Calibri" w:cs="Calibri"/>
+          <w:sz w:val="22"/>
+          <w:szCs w:val="22"/>
+        </w:rPr>
+      </w:pPr>
+      <w:r>
+        <w:rPr>
+          <w:rFonts w:ascii="Calibri" w:hAnsi="Calibri" w:cs="Calibri"/>
+          <w:sz w:val="22"/>
+          <w:szCs w:val="22"/>
+        </w:rPr>
+        <w:t xml:space="preserve">- Acervo de Base de Datos </w:t>
       </w:r>
       <w:r>
         <w:rPr>
           <w:rStyle w:val="CdigoHTML"/>
         </w:rPr>
-        <w:t>.docx</w:t>
-      </w:r>
-      <w:r>
-        <w:rPr>
-          <w:rFonts w:ascii="Calibri" w:hAnsi="Calibri" w:cs="Calibri"/>
-          <w:sz w:val="22"/>
-          <w:szCs w:val="22"/>
-        </w:rPr>
-        <w:t xml:space="preserve"> y </w:t>
+        <w:t>00-Central_Data_Base/</w:t>
+      </w:r>
+      <w:r>
+        <w:rPr>
+          <w:rFonts w:ascii="Calibri" w:hAnsi="Calibri" w:cs="Calibri"/>
+          <w:sz w:val="22"/>
+          <w:szCs w:val="22"/>
+        </w:rPr>
+        <w:t xml:space="preserve"> con los DDL de tablas y las 9 Vistas Analíticas certificadas (incluyendo la vista central de privacidad </w:t>
       </w:r>
       <w:r>
         <w:rPr>
           <w:rStyle w:val="CdigoHTML"/>
         </w:rPr>
-        <w:t>.pdf</w:t>
-      </w:r>
-      <w:r>
-        <w:rPr>
-          <w:rFonts w:ascii="Calibri" w:hAnsi="Calibri" w:cs="Calibri"/>
-          <w:sz w:val="22"/>
-          <w:szCs w:val="22"/>
-        </w:rPr>
-        <w:t>. Esto asegura un acervo técnico corporativo inmutable, legible y listo para firmas en futuras auditorías de la Secretaría de Educación Pública.</w:t>
-      </w:r>
-    </w:p>
-    <w:p>
-      <w:pPr>
-        <w:pStyle w:val="Ttulo3"/>
-        <w:rPr>
-          <w:rFonts w:ascii="Calibri" w:eastAsia="Times New Roman" w:hAnsi="Calibri" w:cs="Calibri"/>
-        </w:rPr>
-      </w:pPr>
-      <w:r>
-        <w:rPr>
-          <w:rFonts w:ascii="Calibri" w:eastAsia="Times New Roman" w:hAnsi="Calibri" w:cs="Calibri"/>
-        </w:rPr>
-        <w:t>3.2 Aseguramiento DevSecOps (Cero Vulnerabilidades)</w:t>
+        <w:t>VW_BI_MUSEMS_HISTORICO_CURP</w:t>
+      </w:r>
+      <w:r>
+        <w:rPr>
+          <w:rFonts w:ascii="Calibri" w:hAnsi="Calibri" w:cs="Calibri"/>
+          <w:sz w:val="22"/>
+          <w:szCs w:val="22"/>
+        </w:rPr>
+        <w:t>).</w:t>
       </w:r>
     </w:p>
     <w:p>
@@ -689,21 +1678,39 @@
           <w:sz w:val="22"/>
           <w:szCs w:val="22"/>
         </w:rPr>
-        <w:t xml:space="preserve">El código entregado en la rama </w:t>
+        <w:t xml:space="preserve">- Pipeline de Seguridad Automática </w:t>
       </w:r>
       <w:r>
         <w:rPr>
           <w:rStyle w:val="CdigoHTML"/>
         </w:rPr>
-        <w:t>main</w:t>
-      </w:r>
-      <w:r>
-        <w:rPr>
-          <w:rFonts w:ascii="Calibri" w:hAnsi="Calibri" w:cs="Calibri"/>
-          <w:sz w:val="22"/>
-          <w:szCs w:val="22"/>
-        </w:rPr>
-        <w:t xml:space="preserve"> superó todas las aduanas del *Security CI/CD*. Se hace constar que el </w:t>
+        <w:t>.github/workflows/security-ci.yml</w:t>
+      </w:r>
+      <w:r>
+        <w:rPr>
+          <w:rFonts w:ascii="Calibri" w:hAnsi="Calibri" w:cs="Calibri"/>
+          <w:sz w:val="22"/>
+          <w:szCs w:val="22"/>
+        </w:rPr>
+        <w:t>.</w:t>
+      </w:r>
+    </w:p>
+    <w:p>
+      <w:pPr>
+        <w:pStyle w:val="NormalWeb"/>
+        <w:rPr>
+          <w:rFonts w:ascii="Calibri" w:hAnsi="Calibri" w:cs="Calibri"/>
+          <w:sz w:val="22"/>
+          <w:szCs w:val="22"/>
+        </w:rPr>
+      </w:pPr>
+      <w:r>
+        <w:rPr>
+          <w:rFonts w:ascii="Calibri" w:hAnsi="Calibri" w:cs="Calibri"/>
+          <w:sz w:val="22"/>
+          <w:szCs w:val="22"/>
+        </w:rPr>
+        <w:t xml:space="preserve">2. </w:t>
       </w:r>
       <w:r>
         <w:rPr>
@@ -712,43 +1719,24 @@
           <w:sz w:val="22"/>
           <w:szCs w:val="22"/>
         </w:rPr>
-        <w:t>Dictamen de Vulnerabilidades (SAST/SCA) es APROBADO</w:t>
-      </w:r>
-      <w:r>
-        <w:rPr>
-          <w:rFonts w:ascii="Calibri" w:hAnsi="Calibri" w:cs="Calibri"/>
-          <w:sz w:val="22"/>
-          <w:szCs w:val="22"/>
-        </w:rPr>
-        <w:t xml:space="preserve">, certificando la mitigación del 100% de los hallazgos OWASP previamente identificados. Se ha blindado la API frente a fuerza bruta mediante *Rate Limiting* estricto y la dependencia criptográfica obsoleta se ha suplido por </w:t>
+        <w:t xml:space="preserve">Repositorio de Transición </w:t>
       </w:r>
       <w:r>
         <w:rPr>
           <w:rStyle w:val="CdigoHTML"/>
-        </w:rPr>
-        <w:t>bcrypt</w:t>
-      </w:r>
-      <w:r>
-        <w:rPr>
-          <w:rFonts w:ascii="Calibri" w:hAnsi="Calibri" w:cs="Calibri"/>
-          <w:sz w:val="22"/>
-          <w:szCs w:val="22"/>
-        </w:rPr>
-        <w:t xml:space="preserve"> nativo.</w:t>
-      </w:r>
-    </w:p>
-    <w:p>
-      <w:pPr>
-        <w:pStyle w:val="Ttulo2"/>
-        <w:rPr>
-          <w:rFonts w:ascii="Calibri" w:eastAsia="Times New Roman" w:hAnsi="Calibri" w:cs="Calibri"/>
-        </w:rPr>
-      </w:pPr>
-      <w:r>
-        <w:rPr>
-          <w:rFonts w:ascii="Calibri" w:eastAsia="Times New Roman" w:hAnsi="Calibri" w:cs="Calibri"/>
-        </w:rPr>
-        <w:t>4. Estado Final: Proyecto Vida Saludable</w:t>
+          <w:b/>
+          <w:bCs/>
+        </w:rPr>
+        <w:t>py-sep-descarga-vida-saludable</w:t>
+      </w:r>
+      <w:r>
+        <w:rPr>
+          <w:rStyle w:val="Fuerte"/>
+          <w:rFonts w:ascii="Calibri" w:hAnsi="Calibri" w:cs="Calibri"/>
+          <w:sz w:val="22"/>
+          <w:szCs w:val="22"/>
+        </w:rPr>
+        <w:t>:</w:t>
       </w:r>
     </w:p>
     <w:p>
@@ -766,68 +1754,53 @@
           <w:sz w:val="22"/>
           <w:szCs w:val="22"/>
         </w:rPr>
-        <w:t xml:space="preserve">Se formaliza que el código y documentación del repositorio </w:t>
+        <w:t xml:space="preserve">- Rama </w:t>
       </w:r>
       <w:r>
         <w:rPr>
           <w:rStyle w:val="CdigoHTML"/>
         </w:rPr>
-        <w:t>py-sep-descarga-vida-saludable</w:t>
-      </w:r>
-      <w:r>
-        <w:rPr>
-          <w:rFonts w:ascii="Calibri" w:hAnsi="Calibri" w:cs="Calibri"/>
-          <w:sz w:val="22"/>
-          <w:szCs w:val="22"/>
-        </w:rPr>
-        <w:t xml:space="preserve"> (rama </w:t>
+        <w:t>feature/vlarrea-fase-2</w:t>
+      </w:r>
+      <w:r>
+        <w:rPr>
+          <w:rFonts w:ascii="Calibri" w:hAnsi="Calibri" w:cs="Calibri"/>
+          <w:sz w:val="22"/>
+          <w:szCs w:val="22"/>
+        </w:rPr>
+        <w:t xml:space="preserve"> consolidada, probada y congelada con *Zero Regressions*.</w:t>
+      </w:r>
+    </w:p>
+    <w:p>
+      <w:pPr>
+        <w:pStyle w:val="NormalWeb"/>
+        <w:rPr>
+          <w:rFonts w:ascii="Calibri" w:hAnsi="Calibri" w:cs="Calibri"/>
+          <w:sz w:val="22"/>
+          <w:szCs w:val="22"/>
+        </w:rPr>
+      </w:pPr>
+      <w:r>
+        <w:rPr>
+          <w:rFonts w:ascii="Calibri" w:hAnsi="Calibri" w:cs="Calibri"/>
+          <w:sz w:val="22"/>
+          <w:szCs w:val="22"/>
+        </w:rPr>
+        <w:t xml:space="preserve">- Acervo forense documental (Análisis de Inventario, Bitácoras de Proyecto, y Reportes Técnicos </w:t>
       </w:r>
       <w:r>
         <w:rPr>
           <w:rStyle w:val="CdigoHTML"/>
         </w:rPr>
-        <w:t>feature/vlarrea-fase-2</w:t>
-      </w:r>
-      <w:r>
-        <w:rPr>
-          <w:rFonts w:ascii="Calibri" w:hAnsi="Calibri" w:cs="Calibri"/>
-          <w:sz w:val="22"/>
-          <w:szCs w:val="22"/>
-        </w:rPr>
-        <w:t>) se entregan congelados bajo estrictos parámetros de control de versiones. Las incidencias de exposición PII y cifrado GCM en el cliente IMSS han sido corregidas mediante código e integradas con *Unit Tests* y pruebas *End-to-End* en Cypress. La base tecnológica queda cimentada y lista para la ejecución del *Sprint 1* en cuanto se declare su reanudación administrativa.</w:t>
-      </w:r>
-    </w:p>
-    <w:p>
-      <w:pPr>
-        <w:rPr>
-          <w:rFonts w:ascii="Calibri" w:eastAsia="Times New Roman" w:hAnsi="Calibri" w:cs="Calibri"/>
-          <w:sz w:val="22"/>
-          <w:szCs w:val="22"/>
-        </w:rPr>
-      </w:pPr>
-      <w:r>
-        <w:rPr>
-          <w:rFonts w:ascii="Calibri" w:eastAsia="Times New Roman" w:hAnsi="Calibri" w:cs="Calibri"/>
-          <w:sz w:val="22"/>
-          <w:szCs w:val="22"/>
-        </w:rPr>
-        <w:pict w14:anchorId="5F1D61FE">
-          <v:rect id="_x0000_i1026" style="width:0;height:1.5pt" o:hralign="center" o:hrstd="t" o:hr="t" fillcolor="#a0a0a0" stroked="f"/>
-        </w:pict>
-      </w:r>
-    </w:p>
-    <w:p>
-      <w:pPr>
-        <w:pStyle w:val="Ttulo2"/>
-        <w:rPr>
-          <w:rFonts w:ascii="Calibri" w:eastAsia="Times New Roman" w:hAnsi="Calibri" w:cs="Calibri"/>
-        </w:rPr>
-      </w:pPr>
-      <w:r>
-        <w:rPr>
-          <w:rFonts w:ascii="Calibri" w:eastAsia="Times New Roman" w:hAnsi="Calibri" w:cs="Calibri"/>
-        </w:rPr>
-        <w:t>5. Inventario de Entregables Finales (Handover Tecnológico)</w:t>
+        <w:t>RCA</w:t>
+      </w:r>
+      <w:r>
+        <w:rPr>
+          <w:rFonts w:ascii="Calibri" w:hAnsi="Calibri" w:cs="Calibri"/>
+          <w:sz w:val="22"/>
+          <w:szCs w:val="22"/>
+        </w:rPr>
+        <w:t xml:space="preserve"> de resolución de brechas).</w:t>
       </w:r>
     </w:p>
     <w:p>
@@ -845,8 +1818,16 @@
           <w:sz w:val="22"/>
           <w:szCs w:val="22"/>
         </w:rPr>
-        <w:lastRenderedPageBreak/>
-        <w:t>Como constancia de terminación de labores, se transfieren a la dependencia los siguientes componentes certificados y aprobados:</w:t>
+        <w:t xml:space="preserve">3. </w:t>
+      </w:r>
+      <w:r>
+        <w:rPr>
+          <w:rStyle w:val="Fuerte"/>
+          <w:rFonts w:ascii="Calibri" w:hAnsi="Calibri" w:cs="Calibri"/>
+          <w:sz w:val="22"/>
+          <w:szCs w:val="22"/>
+        </w:rPr>
+        <w:t>Carpeta Maestra de Entregables CMMI (Nivel 3):</w:t>
       </w:r>
     </w:p>
     <w:p>
@@ -864,80 +1845,7 @@
           <w:sz w:val="22"/>
           <w:szCs w:val="22"/>
         </w:rPr>
-        <w:t xml:space="preserve">1. </w:t>
-      </w:r>
-      <w:r>
-        <w:rPr>
-          <w:rStyle w:val="Fuerte"/>
-          <w:rFonts w:ascii="Calibri" w:hAnsi="Calibri" w:cs="Calibri"/>
-          <w:sz w:val="22"/>
-          <w:szCs w:val="22"/>
-        </w:rPr>
-        <w:t>Código Fuente y Repositorios:</w:t>
-      </w:r>
-      <w:r>
-        <w:rPr>
-          <w:rFonts w:ascii="Calibri" w:hAnsi="Calibri" w:cs="Calibri"/>
-          <w:sz w:val="22"/>
-          <w:szCs w:val="22"/>
-        </w:rPr>
-        <w:t xml:space="preserve"> Repositorios </w:t>
-      </w:r>
-      <w:r>
-        <w:rPr>
-          <w:rStyle w:val="CdigoHTML"/>
-        </w:rPr>
-        <w:t>SEP_MUSEMS_PU</w:t>
-      </w:r>
-      <w:r>
-        <w:rPr>
-          <w:rFonts w:ascii="Calibri" w:hAnsi="Calibri" w:cs="Calibri"/>
-          <w:sz w:val="22"/>
-          <w:szCs w:val="22"/>
-        </w:rPr>
-        <w:t xml:space="preserve"> y </w:t>
-      </w:r>
-      <w:r>
-        <w:rPr>
-          <w:rStyle w:val="CdigoHTML"/>
-        </w:rPr>
-        <w:t>py-sep-descarga-vida-saludable</w:t>
-      </w:r>
-      <w:r>
-        <w:rPr>
-          <w:rFonts w:ascii="Calibri" w:hAnsi="Calibri" w:cs="Calibri"/>
-          <w:sz w:val="22"/>
-          <w:szCs w:val="22"/>
-        </w:rPr>
-        <w:t xml:space="preserve"> debidamente consolidados, incluyendo todas las ramas, pipelines CI/CD y utilerías shell (</w:t>
-      </w:r>
-      <w:r>
-        <w:rPr>
-          <w:rStyle w:val="CdigoHTML"/>
-        </w:rPr>
-        <w:t>.bat</w:t>
-      </w:r>
-      <w:r>
-        <w:rPr>
-          <w:rFonts w:ascii="Calibri" w:hAnsi="Calibri" w:cs="Calibri"/>
-          <w:sz w:val="22"/>
-          <w:szCs w:val="22"/>
-        </w:rPr>
-        <w:t xml:space="preserve">, </w:t>
-      </w:r>
-      <w:r>
-        <w:rPr>
-          <w:rStyle w:val="CdigoHTML"/>
-        </w:rPr>
-        <w:t>.ps1</w:t>
-      </w:r>
-      <w:r>
-        <w:rPr>
-          <w:rFonts w:ascii="Calibri" w:hAnsi="Calibri" w:cs="Calibri"/>
-          <w:sz w:val="22"/>
-          <w:szCs w:val="22"/>
-        </w:rPr>
-        <w:t>) para control de servidores.</w:t>
+        <w:t>- El compendio completo de 14 documentos de ingeniería, que abarcan desde el Manual de Instalación (07), Reglas de Negocio (12), Casos de Uso (13), Arquitectura (11), y Pruebas Funcionales y de Estrés (04, 06).</w:t>
       </w:r>
     </w:p>
     <w:p>
@@ -955,24 +1863,7 @@
           <w:sz w:val="22"/>
           <w:szCs w:val="22"/>
         </w:rPr>
-        <w:t xml:space="preserve">2. </w:t>
-      </w:r>
-      <w:r>
-        <w:rPr>
-          <w:rStyle w:val="Fuerte"/>
-          <w:rFonts w:ascii="Calibri" w:hAnsi="Calibri" w:cs="Calibri"/>
-          <w:sz w:val="22"/>
-          <w:szCs w:val="22"/>
-        </w:rPr>
-        <w:t>Artefactos CMMI y Documentación Técnica:</w:t>
-      </w:r>
-      <w:r>
-        <w:rPr>
-          <w:rFonts w:ascii="Calibri" w:hAnsi="Calibri" w:cs="Calibri"/>
-          <w:sz w:val="22"/>
-          <w:szCs w:val="22"/>
-        </w:rPr>
-        <w:t xml:space="preserve"> Colección de 13 entregables normativos (Arquitectura, Reglas de Negocio, Casos de Uso, Manual de Instalación, Pruebas de Estrés, etc.) generados vía código.</w:t>
+        <w:t>- *Matriz de Rastreo y Trazabilidad Integral (Versión 4.1)*, certificando que el 100% de los Requerimientos Funcionales de la SEP están atados a un endpoint verificable, a una tabla persistente y a una prueba automatizada QA.</w:t>
       </w:r>
     </w:p>
     <w:p>
@@ -990,119 +1881,7 @@
           <w:sz w:val="22"/>
           <w:szCs w:val="22"/>
         </w:rPr>
-        <w:t xml:space="preserve">3. </w:t>
-      </w:r>
-      <w:r>
-        <w:rPr>
-          <w:rStyle w:val="Fuerte"/>
-          <w:rFonts w:ascii="Calibri" w:hAnsi="Calibri" w:cs="Calibri"/>
-          <w:sz w:val="22"/>
-          <w:szCs w:val="22"/>
-        </w:rPr>
-        <w:t>Matriz de Rastreo y Trazabilidad:</w:t>
-      </w:r>
-      <w:r>
-        <w:rPr>
-          <w:rFonts w:ascii="Calibri" w:hAnsi="Calibri" w:cs="Calibri"/>
-          <w:sz w:val="22"/>
-          <w:szCs w:val="22"/>
-        </w:rPr>
-        <w:t xml:space="preserve"> Documento ejecutivo (Versión 4.1) que certifica la cobertura total; mapeando todos los requerimientos funcionales hacia las vistas de Oracle </w:t>
-      </w:r>
-      <w:r>
-        <w:rPr>
-          <w:rStyle w:val="CdigoHTML"/>
-        </w:rPr>
-        <w:t>VW_BI_MUSEMS_*</w:t>
-      </w:r>
-      <w:r>
-        <w:rPr>
-          <w:rFonts w:ascii="Calibri" w:hAnsi="Calibri" w:cs="Calibri"/>
-          <w:sz w:val="22"/>
-          <w:szCs w:val="22"/>
-        </w:rPr>
-        <w:t xml:space="preserve"> y comprobando su viabilidad mediante casos de prueba (QA) satisfactorios.</w:t>
-      </w:r>
-    </w:p>
-    <w:p>
-      <w:pPr>
-        <w:pStyle w:val="NormalWeb"/>
-        <w:rPr>
-          <w:rFonts w:ascii="Calibri" w:hAnsi="Calibri" w:cs="Calibri"/>
-          <w:sz w:val="22"/>
-          <w:szCs w:val="22"/>
-        </w:rPr>
-      </w:pPr>
-      <w:r>
-        <w:rPr>
-          <w:rFonts w:ascii="Calibri" w:hAnsi="Calibri" w:cs="Calibri"/>
-          <w:sz w:val="22"/>
-          <w:szCs w:val="22"/>
-        </w:rPr>
-        <w:t xml:space="preserve">4. </w:t>
-      </w:r>
-      <w:r>
-        <w:rPr>
-          <w:rStyle w:val="Fuerte"/>
-          <w:rFonts w:ascii="Calibri" w:hAnsi="Calibri" w:cs="Calibri"/>
-          <w:sz w:val="22"/>
-          <w:szCs w:val="22"/>
-        </w:rPr>
-        <w:t>Gobierno de Datos y PII:</w:t>
-      </w:r>
-      <w:r>
-        <w:rPr>
-          <w:rFonts w:ascii="Calibri" w:hAnsi="Calibri" w:cs="Calibri"/>
-          <w:sz w:val="22"/>
-          <w:szCs w:val="22"/>
-        </w:rPr>
-        <w:t xml:space="preserve"> Diccionario de Datos actualizado (incluyendo la vista central </w:t>
-      </w:r>
-      <w:r>
-        <w:rPr>
-          <w:rStyle w:val="CdigoHTML"/>
-        </w:rPr>
-        <w:t>VW_BI_MUSEMS_HISTORICO_CURP</w:t>
-      </w:r>
-      <w:r>
-        <w:rPr>
-          <w:rFonts w:ascii="Calibri" w:hAnsi="Calibri" w:cs="Calibri"/>
-          <w:sz w:val="22"/>
-          <w:szCs w:val="22"/>
-        </w:rPr>
-        <w:t xml:space="preserve">) y los registros inmutables de auditoría de seguridad implementados en el esquema </w:t>
-      </w:r>
-      <w:r>
-        <w:rPr>
-          <w:rStyle w:val="CdigoHTML"/>
-        </w:rPr>
-        <w:t>MV_MUSEMS_IDENTITY_HASH</w:t>
-      </w:r>
-      <w:r>
-        <w:rPr>
-          <w:rFonts w:ascii="Calibri" w:hAnsi="Calibri" w:cs="Calibri"/>
-          <w:sz w:val="22"/>
-          <w:szCs w:val="22"/>
-        </w:rPr>
-        <w:t>.</w:t>
-      </w:r>
-    </w:p>
-    <w:p>
-      <w:pPr>
-        <w:pStyle w:val="NormalWeb"/>
-        <w:rPr>
-          <w:rFonts w:ascii="Calibri" w:hAnsi="Calibri" w:cs="Calibri"/>
-          <w:sz w:val="22"/>
-          <w:szCs w:val="22"/>
-        </w:rPr>
-      </w:pPr>
-      <w:r>
-        <w:rPr>
-          <w:rFonts w:ascii="Calibri" w:hAnsi="Calibri" w:cs="Calibri"/>
-          <w:sz w:val="22"/>
-          <w:szCs w:val="22"/>
-        </w:rPr>
-        <w:t>Con este inventario, se formaliza la entrega integral del sistema y se transfiere de manera total el conocimiento, la infraestructura técnica y el control operativo al equipo receptor.</w:t>
+        <w:t>Con la entrega del presente documento legal y operativo, doy por concluida de manera satisfactoria mi participación técnica, confirmando que la infraestructura, gobernanza y el *Know-How* requeridos por la Secretaría se encuentran materializados y en resguardo total de la institución.</w:t>
       </w:r>
     </w:p>
     <w:sectPr>
@@ -1118,9 +1897,9 @@
 <file path=word/numbering.xml><?xml version="1.0" encoding="utf-8"?>
 <w:numbering xmlns:wpc="http://schemas.microsoft.com/office/word/2010/wordprocessingCanvas" xmlns:cx="http://schemas.microsoft.com/office/drawing/2014/chartex" xmlns:cx1="http://schemas.microsoft.com/office/drawing/2015/9/8/chartex" xmlns:cx2="http://schemas.microsoft.com/office/drawing/2015/10/21/chartex" xmlns:cx3="http://schemas.microsoft.com/office/drawing/2016/5/9/chartex" xmlns:cx4="http://schemas.microsoft.com/office/drawing/2016/5/10/chartex" xmlns:cx5="http://schemas.microsoft.com/office/drawing/2016/5/11/chartex" xmlns:cx6="http://schemas.microsoft.com/office/drawing/2016/5/12/chartex" xmlns:cx7="http://schemas.microsoft.com/office/drawing/2016/5/13/chartex" xmlns:cx8="http://schemas.microsoft.com/office/drawing/2016/5/14/chartex" xmlns:mc="http://schemas.openxmlformats.org/markup-compatibility/2006" xmlns:aink="http://schemas.microsoft.com/office/drawing/2016/ink" xmlns:am3d="http://schemas.microsoft.com/office/drawing/2017/model3d" xmlns:o="urn:schemas-microsoft-com:office:office" xmlns:oel="http://schemas.microsoft.com/office/2019/extlst" xmlns:r="http://schemas.openxmlformats.org/officeDocument/2006/relationships" xmlns:m="http://schemas.openxmlformats.org/officeDocument/2006/math" xmlns:v="urn:schemas-microsoft-com:vml" xmlns:wp14="http://schemas.microsoft.com/office/word/2010/wordprocessingDrawing" xmlns:wp="http://schemas.openxmlformats.org/drawingml/2006/wordprocessingDrawing" xmlns:w10="urn:schemas-microsoft-com:office:word" xmlns:w="http://schemas.openxmlformats.org/wordprocessingml/2006/main" xmlns:w14="http://schemas.microsoft.com/office/word/2010/wordml" xmlns:w15="http://schemas.microsoft.com/office/word/2012/wordml" xmlns:w16cex="http://schemas.microsoft.com/office/word/2018/wordml/cex" xmlns:w16cid="http://schemas.microsoft.com/office/word/2016/wordml/cid" xmlns:w16="http://schemas.microsoft.com/office/word/2018/wordml" xmlns:w16du="http://schemas.microsoft.com/office/word/2023/wordml/word16du" xmlns:w16sdtdh="http://schemas.microsoft.com/office/word/2020/wordml/sdtdatahash" xmlns:w16sdtfl="http://schemas.microsoft.com/office/word/2024/wordml/sdtformatlock" xmlns:w16se="http://schemas.microsoft.com/office/word/2015/wordml/symex" xmlns:wpg="http://schemas.microsoft.com/office/word/2010/wordprocessingGroup" xmlns:wpi="http://schemas.microsoft.com/office/word/2010/wordprocessingInk" xmlns:wne="http://schemas.microsoft.com/office/word/2006/wordml" xmlns:wps="http://schemas.microsoft.com/office/word/2010/wordprocessingShape" mc:Ignorable="w14 w15 w16se w16cid w16 w16cex w16sdtdh w16sdtfl w16du wp14">
   <w:abstractNum w:abstractNumId="0" w15:restartNumberingAfterBreak="0">
-    <w:nsid w:val="7A6F54E9"/>
+    <w:nsid w:val="31153622"/>
     <w:multiLevelType w:val="multilevel"/>
-    <w:tmpl w:val="7D6C1DC2"/>
+    <w:tmpl w:val="D778BE0E"/>
     <w:lvl w:ilvl="0">
       <w:start w:val="1"/>
       <w:numFmt w:val="bullet"/>
@@ -1267,9 +2046,9 @@
     </w:lvl>
   </w:abstractNum>
   <w:abstractNum w:abstractNumId="1" w15:restartNumberingAfterBreak="0">
-    <w:nsid w:val="7B331CC5"/>
+    <w:nsid w:val="4B930E79"/>
     <w:multiLevelType w:val="multilevel"/>
-    <w:tmpl w:val="0B54E142"/>
+    <w:tmpl w:val="B2CCE3B0"/>
     <w:lvl w:ilvl="0">
       <w:start w:val="1"/>
       <w:numFmt w:val="bullet"/>
@@ -1415,11 +2194,467 @@
       </w:rPr>
     </w:lvl>
   </w:abstractNum>
-  <w:num w:numId="1" w16cid:durableId="416945152">
+  <w:abstractNum w:abstractNumId="2" w15:restartNumberingAfterBreak="0">
+    <w:nsid w:val="4BD73BFE"/>
+    <w:multiLevelType w:val="multilevel"/>
+    <w:tmpl w:val="9A86A90A"/>
+    <w:lvl w:ilvl="0">
+      <w:start w:val="1"/>
+      <w:numFmt w:val="bullet"/>
+      <w:lvlText w:val=""/>
+      <w:lvlJc w:val="left"/>
+      <w:pPr>
+        <w:tabs>
+          <w:tab w:val="num" w:pos="720"/>
+        </w:tabs>
+        <w:ind w:left="720" w:hanging="360"/>
+      </w:pPr>
+      <w:rPr>
+        <w:rFonts w:ascii="Symbol" w:hAnsi="Symbol" w:hint="default"/>
+        <w:sz w:val="20"/>
+      </w:rPr>
+    </w:lvl>
+    <w:lvl w:ilvl="1" w:tentative="1">
+      <w:start w:val="1"/>
+      <w:numFmt w:val="bullet"/>
+      <w:lvlText w:val="o"/>
+      <w:lvlJc w:val="left"/>
+      <w:pPr>
+        <w:tabs>
+          <w:tab w:val="num" w:pos="1440"/>
+        </w:tabs>
+        <w:ind w:left="1440" w:hanging="360"/>
+      </w:pPr>
+      <w:rPr>
+        <w:rFonts w:ascii="Courier New" w:hAnsi="Courier New" w:hint="default"/>
+        <w:sz w:val="20"/>
+      </w:rPr>
+    </w:lvl>
+    <w:lvl w:ilvl="2" w:tentative="1">
+      <w:start w:val="1"/>
+      <w:numFmt w:val="bullet"/>
+      <w:lvlText w:val=""/>
+      <w:lvlJc w:val="left"/>
+      <w:pPr>
+        <w:tabs>
+          <w:tab w:val="num" w:pos="2160"/>
+        </w:tabs>
+        <w:ind w:left="2160" w:hanging="360"/>
+      </w:pPr>
+      <w:rPr>
+        <w:rFonts w:ascii="Wingdings" w:hAnsi="Wingdings" w:hint="default"/>
+        <w:sz w:val="20"/>
+      </w:rPr>
+    </w:lvl>
+    <w:lvl w:ilvl="3" w:tentative="1">
+      <w:start w:val="1"/>
+      <w:numFmt w:val="bullet"/>
+      <w:lvlText w:val=""/>
+      <w:lvlJc w:val="left"/>
+      <w:pPr>
+        <w:tabs>
+          <w:tab w:val="num" w:pos="2880"/>
+        </w:tabs>
+        <w:ind w:left="2880" w:hanging="360"/>
+      </w:pPr>
+      <w:rPr>
+        <w:rFonts w:ascii="Wingdings" w:hAnsi="Wingdings" w:hint="default"/>
+        <w:sz w:val="20"/>
+      </w:rPr>
+    </w:lvl>
+    <w:lvl w:ilvl="4" w:tentative="1">
+      <w:start w:val="1"/>
+      <w:numFmt w:val="bullet"/>
+      <w:lvlText w:val=""/>
+      <w:lvlJc w:val="left"/>
+      <w:pPr>
+        <w:tabs>
+          <w:tab w:val="num" w:pos="3600"/>
+        </w:tabs>
+        <w:ind w:left="3600" w:hanging="360"/>
+      </w:pPr>
+      <w:rPr>
+        <w:rFonts w:ascii="Wingdings" w:hAnsi="Wingdings" w:hint="default"/>
+        <w:sz w:val="20"/>
+      </w:rPr>
+    </w:lvl>
+    <w:lvl w:ilvl="5" w:tentative="1">
+      <w:start w:val="1"/>
+      <w:numFmt w:val="bullet"/>
+      <w:lvlText w:val=""/>
+      <w:lvlJc w:val="left"/>
+      <w:pPr>
+        <w:tabs>
+          <w:tab w:val="num" w:pos="4320"/>
+        </w:tabs>
+        <w:ind w:left="4320" w:hanging="360"/>
+      </w:pPr>
+      <w:rPr>
+        <w:rFonts w:ascii="Wingdings" w:hAnsi="Wingdings" w:hint="default"/>
+        <w:sz w:val="20"/>
+      </w:rPr>
+    </w:lvl>
+    <w:lvl w:ilvl="6" w:tentative="1">
+      <w:start w:val="1"/>
+      <w:numFmt w:val="bullet"/>
+      <w:lvlText w:val=""/>
+      <w:lvlJc w:val="left"/>
+      <w:pPr>
+        <w:tabs>
+          <w:tab w:val="num" w:pos="5040"/>
+        </w:tabs>
+        <w:ind w:left="5040" w:hanging="360"/>
+      </w:pPr>
+      <w:rPr>
+        <w:rFonts w:ascii="Wingdings" w:hAnsi="Wingdings" w:hint="default"/>
+        <w:sz w:val="20"/>
+      </w:rPr>
+    </w:lvl>
+    <w:lvl w:ilvl="7" w:tentative="1">
+      <w:start w:val="1"/>
+      <w:numFmt w:val="bullet"/>
+      <w:lvlText w:val=""/>
+      <w:lvlJc w:val="left"/>
+      <w:pPr>
+        <w:tabs>
+          <w:tab w:val="num" w:pos="5760"/>
+        </w:tabs>
+        <w:ind w:left="5760" w:hanging="360"/>
+      </w:pPr>
+      <w:rPr>
+        <w:rFonts w:ascii="Wingdings" w:hAnsi="Wingdings" w:hint="default"/>
+        <w:sz w:val="20"/>
+      </w:rPr>
+    </w:lvl>
+    <w:lvl w:ilvl="8" w:tentative="1">
+      <w:start w:val="1"/>
+      <w:numFmt w:val="bullet"/>
+      <w:lvlText w:val=""/>
+      <w:lvlJc w:val="left"/>
+      <w:pPr>
+        <w:tabs>
+          <w:tab w:val="num" w:pos="6480"/>
+        </w:tabs>
+        <w:ind w:left="6480" w:hanging="360"/>
+      </w:pPr>
+      <w:rPr>
+        <w:rFonts w:ascii="Wingdings" w:hAnsi="Wingdings" w:hint="default"/>
+        <w:sz w:val="20"/>
+      </w:rPr>
+    </w:lvl>
+  </w:abstractNum>
+  <w:abstractNum w:abstractNumId="3" w15:restartNumberingAfterBreak="0">
+    <w:nsid w:val="59537EC3"/>
+    <w:multiLevelType w:val="multilevel"/>
+    <w:tmpl w:val="B030AC24"/>
+    <w:lvl w:ilvl="0">
+      <w:start w:val="1"/>
+      <w:numFmt w:val="bullet"/>
+      <w:lvlText w:val=""/>
+      <w:lvlJc w:val="left"/>
+      <w:pPr>
+        <w:tabs>
+          <w:tab w:val="num" w:pos="720"/>
+        </w:tabs>
+        <w:ind w:left="720" w:hanging="360"/>
+      </w:pPr>
+      <w:rPr>
+        <w:rFonts w:ascii="Symbol" w:hAnsi="Symbol" w:hint="default"/>
+        <w:sz w:val="20"/>
+      </w:rPr>
+    </w:lvl>
+    <w:lvl w:ilvl="1" w:tentative="1">
+      <w:start w:val="1"/>
+      <w:numFmt w:val="bullet"/>
+      <w:lvlText w:val="o"/>
+      <w:lvlJc w:val="left"/>
+      <w:pPr>
+        <w:tabs>
+          <w:tab w:val="num" w:pos="1440"/>
+        </w:tabs>
+        <w:ind w:left="1440" w:hanging="360"/>
+      </w:pPr>
+      <w:rPr>
+        <w:rFonts w:ascii="Courier New" w:hAnsi="Courier New" w:hint="default"/>
+        <w:sz w:val="20"/>
+      </w:rPr>
+    </w:lvl>
+    <w:lvl w:ilvl="2" w:tentative="1">
+      <w:start w:val="1"/>
+      <w:numFmt w:val="bullet"/>
+      <w:lvlText w:val=""/>
+      <w:lvlJc w:val="left"/>
+      <w:pPr>
+        <w:tabs>
+          <w:tab w:val="num" w:pos="2160"/>
+        </w:tabs>
+        <w:ind w:left="2160" w:hanging="360"/>
+      </w:pPr>
+      <w:rPr>
+        <w:rFonts w:ascii="Wingdings" w:hAnsi="Wingdings" w:hint="default"/>
+        <w:sz w:val="20"/>
+      </w:rPr>
+    </w:lvl>
+    <w:lvl w:ilvl="3" w:tentative="1">
+      <w:start w:val="1"/>
+      <w:numFmt w:val="bullet"/>
+      <w:lvlText w:val=""/>
+      <w:lvlJc w:val="left"/>
+      <w:pPr>
+        <w:tabs>
+          <w:tab w:val="num" w:pos="2880"/>
+        </w:tabs>
+        <w:ind w:left="2880" w:hanging="360"/>
+      </w:pPr>
+      <w:rPr>
+        <w:rFonts w:ascii="Wingdings" w:hAnsi="Wingdings" w:hint="default"/>
+        <w:sz w:val="20"/>
+      </w:rPr>
+    </w:lvl>
+    <w:lvl w:ilvl="4" w:tentative="1">
+      <w:start w:val="1"/>
+      <w:numFmt w:val="bullet"/>
+      <w:lvlText w:val=""/>
+      <w:lvlJc w:val="left"/>
+      <w:pPr>
+        <w:tabs>
+          <w:tab w:val="num" w:pos="3600"/>
+        </w:tabs>
+        <w:ind w:left="3600" w:hanging="360"/>
+      </w:pPr>
+      <w:rPr>
+        <w:rFonts w:ascii="Wingdings" w:hAnsi="Wingdings" w:hint="default"/>
+        <w:sz w:val="20"/>
+      </w:rPr>
+    </w:lvl>
+    <w:lvl w:ilvl="5" w:tentative="1">
+      <w:start w:val="1"/>
+      <w:numFmt w:val="bullet"/>
+      <w:lvlText w:val=""/>
+      <w:lvlJc w:val="left"/>
+      <w:pPr>
+        <w:tabs>
+          <w:tab w:val="num" w:pos="4320"/>
+        </w:tabs>
+        <w:ind w:left="4320" w:hanging="360"/>
+      </w:pPr>
+      <w:rPr>
+        <w:rFonts w:ascii="Wingdings" w:hAnsi="Wingdings" w:hint="default"/>
+        <w:sz w:val="20"/>
+      </w:rPr>
+    </w:lvl>
+    <w:lvl w:ilvl="6" w:tentative="1">
+      <w:start w:val="1"/>
+      <w:numFmt w:val="bullet"/>
+      <w:lvlText w:val=""/>
+      <w:lvlJc w:val="left"/>
+      <w:pPr>
+        <w:tabs>
+          <w:tab w:val="num" w:pos="5040"/>
+        </w:tabs>
+        <w:ind w:left="5040" w:hanging="360"/>
+      </w:pPr>
+      <w:rPr>
+        <w:rFonts w:ascii="Wingdings" w:hAnsi="Wingdings" w:hint="default"/>
+        <w:sz w:val="20"/>
+      </w:rPr>
+    </w:lvl>
+    <w:lvl w:ilvl="7" w:tentative="1">
+      <w:start w:val="1"/>
+      <w:numFmt w:val="bullet"/>
+      <w:lvlText w:val=""/>
+      <w:lvlJc w:val="left"/>
+      <w:pPr>
+        <w:tabs>
+          <w:tab w:val="num" w:pos="5760"/>
+        </w:tabs>
+        <w:ind w:left="5760" w:hanging="360"/>
+      </w:pPr>
+      <w:rPr>
+        <w:rFonts w:ascii="Wingdings" w:hAnsi="Wingdings" w:hint="default"/>
+        <w:sz w:val="20"/>
+      </w:rPr>
+    </w:lvl>
+    <w:lvl w:ilvl="8" w:tentative="1">
+      <w:start w:val="1"/>
+      <w:numFmt w:val="bullet"/>
+      <w:lvlText w:val=""/>
+      <w:lvlJc w:val="left"/>
+      <w:pPr>
+        <w:tabs>
+          <w:tab w:val="num" w:pos="6480"/>
+        </w:tabs>
+        <w:ind w:left="6480" w:hanging="360"/>
+      </w:pPr>
+      <w:rPr>
+        <w:rFonts w:ascii="Wingdings" w:hAnsi="Wingdings" w:hint="default"/>
+        <w:sz w:val="20"/>
+      </w:rPr>
+    </w:lvl>
+  </w:abstractNum>
+  <w:abstractNum w:abstractNumId="4" w15:restartNumberingAfterBreak="0">
+    <w:nsid w:val="619567DF"/>
+    <w:multiLevelType w:val="multilevel"/>
+    <w:tmpl w:val="5C8610EC"/>
+    <w:lvl w:ilvl="0">
+      <w:start w:val="1"/>
+      <w:numFmt w:val="bullet"/>
+      <w:lvlText w:val=""/>
+      <w:lvlJc w:val="left"/>
+      <w:pPr>
+        <w:tabs>
+          <w:tab w:val="num" w:pos="720"/>
+        </w:tabs>
+        <w:ind w:left="720" w:hanging="360"/>
+      </w:pPr>
+      <w:rPr>
+        <w:rFonts w:ascii="Symbol" w:hAnsi="Symbol" w:hint="default"/>
+        <w:sz w:val="20"/>
+      </w:rPr>
+    </w:lvl>
+    <w:lvl w:ilvl="1" w:tentative="1">
+      <w:start w:val="1"/>
+      <w:numFmt w:val="bullet"/>
+      <w:lvlText w:val="o"/>
+      <w:lvlJc w:val="left"/>
+      <w:pPr>
+        <w:tabs>
+          <w:tab w:val="num" w:pos="1440"/>
+        </w:tabs>
+        <w:ind w:left="1440" w:hanging="360"/>
+      </w:pPr>
+      <w:rPr>
+        <w:rFonts w:ascii="Courier New" w:hAnsi="Courier New" w:hint="default"/>
+        <w:sz w:val="20"/>
+      </w:rPr>
+    </w:lvl>
+    <w:lvl w:ilvl="2" w:tentative="1">
+      <w:start w:val="1"/>
+      <w:numFmt w:val="bullet"/>
+      <w:lvlText w:val=""/>
+      <w:lvlJc w:val="left"/>
+      <w:pPr>
+        <w:tabs>
+          <w:tab w:val="num" w:pos="2160"/>
+        </w:tabs>
+        <w:ind w:left="2160" w:hanging="360"/>
+      </w:pPr>
+      <w:rPr>
+        <w:rFonts w:ascii="Wingdings" w:hAnsi="Wingdings" w:hint="default"/>
+        <w:sz w:val="20"/>
+      </w:rPr>
+    </w:lvl>
+    <w:lvl w:ilvl="3" w:tentative="1">
+      <w:start w:val="1"/>
+      <w:numFmt w:val="bullet"/>
+      <w:lvlText w:val=""/>
+      <w:lvlJc w:val="left"/>
+      <w:pPr>
+        <w:tabs>
+          <w:tab w:val="num" w:pos="2880"/>
+        </w:tabs>
+        <w:ind w:left="2880" w:hanging="360"/>
+      </w:pPr>
+      <w:rPr>
+        <w:rFonts w:ascii="Wingdings" w:hAnsi="Wingdings" w:hint="default"/>
+        <w:sz w:val="20"/>
+      </w:rPr>
+    </w:lvl>
+    <w:lvl w:ilvl="4" w:tentative="1">
+      <w:start w:val="1"/>
+      <w:numFmt w:val="bullet"/>
+      <w:lvlText w:val=""/>
+      <w:lvlJc w:val="left"/>
+      <w:pPr>
+        <w:tabs>
+          <w:tab w:val="num" w:pos="3600"/>
+        </w:tabs>
+        <w:ind w:left="3600" w:hanging="360"/>
+      </w:pPr>
+      <w:rPr>
+        <w:rFonts w:ascii="Wingdings" w:hAnsi="Wingdings" w:hint="default"/>
+        <w:sz w:val="20"/>
+      </w:rPr>
+    </w:lvl>
+    <w:lvl w:ilvl="5" w:tentative="1">
+      <w:start w:val="1"/>
+      <w:numFmt w:val="bullet"/>
+      <w:lvlText w:val=""/>
+      <w:lvlJc w:val="left"/>
+      <w:pPr>
+        <w:tabs>
+          <w:tab w:val="num" w:pos="4320"/>
+        </w:tabs>
+        <w:ind w:left="4320" w:hanging="360"/>
+      </w:pPr>
+      <w:rPr>
+        <w:rFonts w:ascii="Wingdings" w:hAnsi="Wingdings" w:hint="default"/>
+        <w:sz w:val="20"/>
+      </w:rPr>
+    </w:lvl>
+    <w:lvl w:ilvl="6" w:tentative="1">
+      <w:start w:val="1"/>
+      <w:numFmt w:val="bullet"/>
+      <w:lvlText w:val=""/>
+      <w:lvlJc w:val="left"/>
+      <w:pPr>
+        <w:tabs>
+          <w:tab w:val="num" w:pos="5040"/>
+        </w:tabs>
+        <w:ind w:left="5040" w:hanging="360"/>
+      </w:pPr>
+      <w:rPr>
+        <w:rFonts w:ascii="Wingdings" w:hAnsi="Wingdings" w:hint="default"/>
+        <w:sz w:val="20"/>
+      </w:rPr>
+    </w:lvl>
+    <w:lvl w:ilvl="7" w:tentative="1">
+      <w:start w:val="1"/>
+      <w:numFmt w:val="bullet"/>
+      <w:lvlText w:val=""/>
+      <w:lvlJc w:val="left"/>
+      <w:pPr>
+        <w:tabs>
+          <w:tab w:val="num" w:pos="5760"/>
+        </w:tabs>
+        <w:ind w:left="5760" w:hanging="360"/>
+      </w:pPr>
+      <w:rPr>
+        <w:rFonts w:ascii="Wingdings" w:hAnsi="Wingdings" w:hint="default"/>
+        <w:sz w:val="20"/>
+      </w:rPr>
+    </w:lvl>
+    <w:lvl w:ilvl="8" w:tentative="1">
+      <w:start w:val="1"/>
+      <w:numFmt w:val="bullet"/>
+      <w:lvlText w:val=""/>
+      <w:lvlJc w:val="left"/>
+      <w:pPr>
+        <w:tabs>
+          <w:tab w:val="num" w:pos="6480"/>
+        </w:tabs>
+        <w:ind w:left="6480" w:hanging="360"/>
+      </w:pPr>
+      <w:rPr>
+        <w:rFonts w:ascii="Wingdings" w:hAnsi="Wingdings" w:hint="default"/>
+        <w:sz w:val="20"/>
+      </w:rPr>
+    </w:lvl>
+  </w:abstractNum>
+  <w:num w:numId="1" w16cid:durableId="1442410928">
+    <w:abstractNumId w:val="0"/>
+  </w:num>
+  <w:num w:numId="2" w16cid:durableId="885986674">
     <w:abstractNumId w:val="1"/>
   </w:num>
-  <w:num w:numId="2" w16cid:durableId="1994681390">
-    <w:abstractNumId w:val="0"/>
+  <w:num w:numId="3" w16cid:durableId="1025055033">
+    <w:abstractNumId w:val="4"/>
+  </w:num>
+  <w:num w:numId="4" w16cid:durableId="1075981176">
+    <w:abstractNumId w:val="2"/>
+  </w:num>
+  <w:num w:numId="5" w16cid:durableId="1053697651">
+    <w:abstractNumId w:val="3"/>
   </w:num>
 </w:numbering>
 </file>
